--- a/docs/Тимошенко ЕМ - Отчёт по ЛР №2.docx
+++ b/docs/Тимошенко ЕМ - Отчёт по ЛР №2.docx
@@ -102,8 +102,6 @@
         <w:br/>
         <w:t>ДИФФЕРЕНЦИРОВАНИЕ И ИНТЕГРИРОВАНИЕ</w:t>
       </w:r>
-      <w:bookmarkStart w:id="0" w:name="_GoBack"/>
-      <w:bookmarkEnd w:id="0"/>
     </w:p>
     <w:p>
       <w:pPr>
@@ -263,7 +261,7 @@
       <w:r>
         <w:fldChar w:fldCharType="separate"/>
       </w:r>
-      <w:hyperlink w:anchor="_Toc240382199" w:history="1">
+      <w:hyperlink w:anchor="_Toc240383019" w:history="1">
         <w:r>
           <w:rPr>
             <w:rStyle w:val="aff8"/>
@@ -286,7 +284,7 @@
           <w:rPr>
             <w:webHidden/>
           </w:rPr>
-          <w:instrText xml:space="preserve"> PAGEREF _Toc240382199 \h </w:instrText>
+          <w:instrText xml:space="preserve"> PAGEREF _Toc240383019 \h </w:instrText>
         </w:r>
         <w:r>
           <w:rPr>
@@ -323,7 +321,7 @@
           <w:lang w:eastAsia="ru-RU"/>
         </w:rPr>
       </w:pPr>
-      <w:hyperlink w:anchor="_Toc240382200" w:history="1">
+      <w:hyperlink w:anchor="_Toc240383020" w:history="1">
         <w:r>
           <w:rPr>
             <w:rStyle w:val="aff8"/>
@@ -346,7 +344,7 @@
           <w:rPr>
             <w:webHidden/>
           </w:rPr>
-          <w:instrText xml:space="preserve"> PAGEREF _Toc240382200 \h </w:instrText>
+          <w:instrText xml:space="preserve"> PAGEREF _Toc240383020 \h </w:instrText>
         </w:r>
         <w:r>
           <w:rPr>
@@ -387,7 +385,7 @@
           <w:lang w:val="ru-RU" w:eastAsia="ru-RU"/>
         </w:rPr>
       </w:pPr>
-      <w:hyperlink w:anchor="_Toc240382201" w:history="1">
+      <w:hyperlink w:anchor="_Toc240383021" w:history="1">
         <w:r>
           <w:rPr>
             <w:rStyle w:val="aff8"/>
@@ -415,7 +413,7 @@
             <w:noProof/>
             <w:webHidden/>
           </w:rPr>
-          <w:instrText xml:space="preserve"> PAGEREF _Toc240382201 \h </w:instrText>
+          <w:instrText xml:space="preserve"> PAGEREF _Toc240383021 \h </w:instrText>
         </w:r>
         <w:r>
           <w:rPr>
@@ -460,7 +458,7 @@
           <w:lang w:val="ru-RU" w:eastAsia="ru-RU"/>
         </w:rPr>
       </w:pPr>
-      <w:hyperlink w:anchor="_Toc240382202" w:history="1">
+      <w:hyperlink w:anchor="_Toc240383022" w:history="1">
         <w:r>
           <w:rPr>
             <w:rStyle w:val="aff8"/>
@@ -488,7 +486,7 @@
             <w:noProof/>
             <w:webHidden/>
           </w:rPr>
-          <w:instrText xml:space="preserve"> PAGEREF _Toc240382202 \h </w:instrText>
+          <w:instrText xml:space="preserve"> PAGEREF _Toc240383022 \h </w:instrText>
         </w:r>
         <w:r>
           <w:rPr>
@@ -533,7 +531,7 @@
           <w:lang w:val="ru-RU" w:eastAsia="ru-RU"/>
         </w:rPr>
       </w:pPr>
-      <w:hyperlink w:anchor="_Toc240382203" w:history="1">
+      <w:hyperlink w:anchor="_Toc240383023" w:history="1">
         <w:r>
           <w:rPr>
             <w:rStyle w:val="aff8"/>
@@ -561,7 +559,7 @@
             <w:noProof/>
             <w:webHidden/>
           </w:rPr>
-          <w:instrText xml:space="preserve"> PAGEREF _Toc240382203 \h </w:instrText>
+          <w:instrText xml:space="preserve"> PAGEREF _Toc240383023 \h </w:instrText>
         </w:r>
         <w:r>
           <w:rPr>
@@ -602,7 +600,7 @@
           <w:lang w:eastAsia="ru-RU"/>
         </w:rPr>
       </w:pPr>
-      <w:hyperlink w:anchor="_Toc240382204" w:history="1">
+      <w:hyperlink w:anchor="_Toc240383024" w:history="1">
         <w:r>
           <w:rPr>
             <w:rStyle w:val="aff8"/>
@@ -625,7 +623,7 @@
           <w:rPr>
             <w:webHidden/>
           </w:rPr>
-          <w:instrText xml:space="preserve"> PAGEREF _Toc240382204 \h </w:instrText>
+          <w:instrText xml:space="preserve"> PAGEREF _Toc240383024 \h </w:instrText>
         </w:r>
         <w:r>
           <w:rPr>
@@ -666,7 +664,7 @@
           <w:lang w:val="ru-RU" w:eastAsia="ru-RU"/>
         </w:rPr>
       </w:pPr>
-      <w:hyperlink w:anchor="_Toc240382205" w:history="1">
+      <w:hyperlink w:anchor="_Toc240383025" w:history="1">
         <w:r>
           <w:rPr>
             <w:rStyle w:val="aff8"/>
@@ -694,7 +692,7 @@
             <w:noProof/>
             <w:webHidden/>
           </w:rPr>
-          <w:instrText xml:space="preserve"> PAGEREF _Toc240382205 \h </w:instrText>
+          <w:instrText xml:space="preserve"> PAGEREF _Toc240383025 \h </w:instrText>
         </w:r>
         <w:r>
           <w:rPr>
@@ -739,7 +737,7 @@
           <w:lang w:val="ru-RU" w:eastAsia="ru-RU"/>
         </w:rPr>
       </w:pPr>
-      <w:hyperlink w:anchor="_Toc240382206" w:history="1">
+      <w:hyperlink w:anchor="_Toc240383026" w:history="1">
         <w:r>
           <w:rPr>
             <w:rStyle w:val="aff8"/>
@@ -767,7 +765,7 @@
             <w:noProof/>
             <w:webHidden/>
           </w:rPr>
-          <w:instrText xml:space="preserve"> PAGEREF _Toc240382206 \h </w:instrText>
+          <w:instrText xml:space="preserve"> PAGEREF _Toc240383026 \h </w:instrText>
         </w:r>
         <w:r>
           <w:rPr>
@@ -812,7 +810,7 @@
           <w:lang w:val="ru-RU" w:eastAsia="ru-RU"/>
         </w:rPr>
       </w:pPr>
-      <w:hyperlink w:anchor="_Toc240382207" w:history="1">
+      <w:hyperlink w:anchor="_Toc240383027" w:history="1">
         <w:r>
           <w:rPr>
             <w:rStyle w:val="aff8"/>
@@ -840,7 +838,7 @@
             <w:noProof/>
             <w:webHidden/>
           </w:rPr>
-          <w:instrText xml:space="preserve"> PAGEREF _Toc240382207 \h </w:instrText>
+          <w:instrText xml:space="preserve"> PAGEREF _Toc240383027 \h </w:instrText>
         </w:r>
         <w:r>
           <w:rPr>
@@ -885,7 +883,7 @@
           <w:lang w:val="ru-RU" w:eastAsia="ru-RU"/>
         </w:rPr>
       </w:pPr>
-      <w:hyperlink w:anchor="_Toc240382208" w:history="1">
+      <w:hyperlink w:anchor="_Toc240383028" w:history="1">
         <w:r>
           <w:rPr>
             <w:rStyle w:val="aff8"/>
@@ -913,7 +911,7 @@
             <w:noProof/>
             <w:webHidden/>
           </w:rPr>
-          <w:instrText xml:space="preserve"> PAGEREF _Toc240382208 \h </w:instrText>
+          <w:instrText xml:space="preserve"> PAGEREF _Toc240383028 \h </w:instrText>
         </w:r>
         <w:r>
           <w:rPr>
@@ -954,7 +952,7 @@
           <w:lang w:eastAsia="ru-RU"/>
         </w:rPr>
       </w:pPr>
-      <w:hyperlink w:anchor="_Toc240382209" w:history="1">
+      <w:hyperlink w:anchor="_Toc240383029" w:history="1">
         <w:r>
           <w:rPr>
             <w:rStyle w:val="aff8"/>
@@ -977,7 +975,7 @@
           <w:rPr>
             <w:webHidden/>
           </w:rPr>
-          <w:instrText xml:space="preserve"> PAGEREF _Toc240382209 \h </w:instrText>
+          <w:instrText xml:space="preserve"> PAGEREF _Toc240383029 \h </w:instrText>
         </w:r>
         <w:r>
           <w:rPr>
@@ -1018,7 +1016,7 @@
           <w:lang w:val="ru-RU" w:eastAsia="ru-RU"/>
         </w:rPr>
       </w:pPr>
-      <w:hyperlink w:anchor="_Toc240382210" w:history="1">
+      <w:hyperlink w:anchor="_Toc240383030" w:history="1">
         <w:r>
           <w:rPr>
             <w:rStyle w:val="aff8"/>
@@ -1046,7 +1044,7 @@
             <w:noProof/>
             <w:webHidden/>
           </w:rPr>
-          <w:instrText xml:space="preserve"> PAGEREF _Toc240382210 \h </w:instrText>
+          <w:instrText xml:space="preserve"> PAGEREF _Toc240383030 \h </w:instrText>
         </w:r>
         <w:r>
           <w:rPr>
@@ -1091,7 +1089,7 @@
           <w:lang w:val="ru-RU" w:eastAsia="ru-RU"/>
         </w:rPr>
       </w:pPr>
-      <w:hyperlink w:anchor="_Toc240382211" w:history="1">
+      <w:hyperlink w:anchor="_Toc240383031" w:history="1">
         <w:r>
           <w:rPr>
             <w:rStyle w:val="aff8"/>
@@ -1119,7 +1117,7 @@
             <w:noProof/>
             <w:webHidden/>
           </w:rPr>
-          <w:instrText xml:space="preserve"> PAGEREF _Toc240382211 \h </w:instrText>
+          <w:instrText xml:space="preserve"> PAGEREF _Toc240383031 \h </w:instrText>
         </w:r>
         <w:r>
           <w:rPr>
@@ -1164,7 +1162,7 @@
           <w:lang w:val="ru-RU" w:eastAsia="ru-RU"/>
         </w:rPr>
       </w:pPr>
-      <w:hyperlink w:anchor="_Toc240382212" w:history="1">
+      <w:hyperlink w:anchor="_Toc240383032" w:history="1">
         <w:r>
           <w:rPr>
             <w:rStyle w:val="aff8"/>
@@ -1192,7 +1190,7 @@
             <w:noProof/>
             <w:webHidden/>
           </w:rPr>
-          <w:instrText xml:space="preserve"> PAGEREF _Toc240382212 \h </w:instrText>
+          <w:instrText xml:space="preserve"> PAGEREF _Toc240383032 \h </w:instrText>
         </w:r>
         <w:r>
           <w:rPr>
@@ -1233,7 +1231,7 @@
           <w:lang w:eastAsia="ru-RU"/>
         </w:rPr>
       </w:pPr>
-      <w:hyperlink w:anchor="_Toc240382213" w:history="1">
+      <w:hyperlink w:anchor="_Toc240383033" w:history="1">
         <w:r>
           <w:rPr>
             <w:rStyle w:val="aff8"/>
@@ -1256,7 +1254,7 @@
           <w:rPr>
             <w:webHidden/>
           </w:rPr>
-          <w:instrText xml:space="preserve"> PAGEREF _Toc240382213 \h </w:instrText>
+          <w:instrText xml:space="preserve"> PAGEREF _Toc240383033 \h </w:instrText>
         </w:r>
         <w:r>
           <w:rPr>
@@ -1297,7 +1295,7 @@
           <w:lang w:val="ru-RU" w:eastAsia="ru-RU"/>
         </w:rPr>
       </w:pPr>
-      <w:hyperlink w:anchor="_Toc240382214" w:history="1">
+      <w:hyperlink w:anchor="_Toc240383034" w:history="1">
         <w:r>
           <w:rPr>
             <w:rStyle w:val="aff8"/>
@@ -1325,7 +1323,7 @@
             <w:noProof/>
             <w:webHidden/>
           </w:rPr>
-          <w:instrText xml:space="preserve"> PAGEREF _Toc240382214 \h </w:instrText>
+          <w:instrText xml:space="preserve"> PAGEREF _Toc240383034 \h </w:instrText>
         </w:r>
         <w:r>
           <w:rPr>
@@ -1370,7 +1368,7 @@
           <w:lang w:val="ru-RU" w:eastAsia="ru-RU"/>
         </w:rPr>
       </w:pPr>
-      <w:hyperlink w:anchor="_Toc240382215" w:history="1">
+      <w:hyperlink w:anchor="_Toc240383035" w:history="1">
         <w:r>
           <w:rPr>
             <w:rStyle w:val="aff8"/>
@@ -1398,7 +1396,7 @@
             <w:noProof/>
             <w:webHidden/>
           </w:rPr>
-          <w:instrText xml:space="preserve"> PAGEREF _Toc240382215 \h </w:instrText>
+          <w:instrText xml:space="preserve"> PAGEREF _Toc240383035 \h </w:instrText>
         </w:r>
         <w:r>
           <w:rPr>
@@ -1443,7 +1441,7 @@
           <w:lang w:val="ru-RU" w:eastAsia="ru-RU"/>
         </w:rPr>
       </w:pPr>
-      <w:hyperlink w:anchor="_Toc240382216" w:history="1">
+      <w:hyperlink w:anchor="_Toc240383036" w:history="1">
         <w:r>
           <w:rPr>
             <w:rStyle w:val="aff8"/>
@@ -1471,7 +1469,7 @@
             <w:noProof/>
             <w:webHidden/>
           </w:rPr>
-          <w:instrText xml:space="preserve"> PAGEREF _Toc240382216 \h </w:instrText>
+          <w:instrText xml:space="preserve"> PAGEREF _Toc240383036 \h </w:instrText>
         </w:r>
         <w:r>
           <w:rPr>
@@ -1516,7 +1514,7 @@
           <w:lang w:val="ru-RU" w:eastAsia="ru-RU"/>
         </w:rPr>
       </w:pPr>
-      <w:hyperlink w:anchor="_Toc240382217" w:history="1">
+      <w:hyperlink w:anchor="_Toc240383037" w:history="1">
         <w:r>
           <w:rPr>
             <w:rStyle w:val="aff8"/>
@@ -1544,7 +1542,7 @@
             <w:noProof/>
             <w:webHidden/>
           </w:rPr>
-          <w:instrText xml:space="preserve"> PAGEREF _Toc240382217 \h </w:instrText>
+          <w:instrText xml:space="preserve"> PAGEREF _Toc240383037 \h </w:instrText>
         </w:r>
         <w:r>
           <w:rPr>
@@ -1585,7 +1583,7 @@
           <w:lang w:eastAsia="ru-RU"/>
         </w:rPr>
       </w:pPr>
-      <w:hyperlink w:anchor="_Toc240382218" w:history="1">
+      <w:hyperlink w:anchor="_Toc240383038" w:history="1">
         <w:r>
           <w:rPr>
             <w:rStyle w:val="aff8"/>
@@ -1608,7 +1606,7 @@
           <w:rPr>
             <w:webHidden/>
           </w:rPr>
-          <w:instrText xml:space="preserve"> PAGEREF _Toc240382218 \h </w:instrText>
+          <w:instrText xml:space="preserve"> PAGEREF _Toc240383038 \h </w:instrText>
         </w:r>
         <w:r>
           <w:rPr>
@@ -1645,7 +1643,7 @@
           <w:lang w:eastAsia="ru-RU"/>
         </w:rPr>
       </w:pPr>
-      <w:hyperlink w:anchor="_Toc240382219" w:history="1">
+      <w:hyperlink w:anchor="_Toc240383039" w:history="1">
         <w:r>
           <w:rPr>
             <w:rStyle w:val="aff8"/>
@@ -1668,7 +1666,7 @@
           <w:rPr>
             <w:webHidden/>
           </w:rPr>
-          <w:instrText xml:space="preserve"> PAGEREF _Toc240382219 \h </w:instrText>
+          <w:instrText xml:space="preserve"> PAGEREF _Toc240383039 \h </w:instrText>
         </w:r>
         <w:r>
           <w:rPr>
@@ -1705,7 +1703,7 @@
           <w:lang w:eastAsia="ru-RU"/>
         </w:rPr>
       </w:pPr>
-      <w:hyperlink w:anchor="_Toc240382220" w:history="1">
+      <w:hyperlink w:anchor="_Toc240383040" w:history="1">
         <w:r>
           <w:rPr>
             <w:rStyle w:val="aff8"/>
@@ -1728,7 +1726,7 @@
           <w:rPr>
             <w:webHidden/>
           </w:rPr>
-          <w:instrText xml:space="preserve"> PAGEREF _Toc240382220 \h </w:instrText>
+          <w:instrText xml:space="preserve"> PAGEREF _Toc240383040 \h </w:instrText>
         </w:r>
         <w:r>
           <w:rPr>
@@ -1769,7 +1767,7 @@
           <w:lang w:val="ru-RU" w:eastAsia="ru-RU"/>
         </w:rPr>
       </w:pPr>
-      <w:hyperlink w:anchor="_Toc240382221" w:history="1">
+      <w:hyperlink w:anchor="_Toc240383041" w:history="1">
         <w:r>
           <w:rPr>
             <w:rStyle w:val="aff8"/>
@@ -1797,7 +1795,7 @@
             <w:noProof/>
             <w:webHidden/>
           </w:rPr>
-          <w:instrText xml:space="preserve"> PAGEREF _Toc240382221 \h </w:instrText>
+          <w:instrText xml:space="preserve"> PAGEREF _Toc240383041 \h </w:instrText>
         </w:r>
         <w:r>
           <w:rPr>
@@ -1842,7 +1840,7 @@
           <w:lang w:val="ru-RU" w:eastAsia="ru-RU"/>
         </w:rPr>
       </w:pPr>
-      <w:hyperlink w:anchor="_Toc240382222" w:history="1">
+      <w:hyperlink w:anchor="_Toc240383042" w:history="1">
         <w:r>
           <w:rPr>
             <w:rStyle w:val="aff8"/>
@@ -1870,7 +1868,7 @@
             <w:noProof/>
             <w:webHidden/>
           </w:rPr>
-          <w:instrText xml:space="preserve"> PAGEREF _Toc240382222 \h </w:instrText>
+          <w:instrText xml:space="preserve"> PAGEREF _Toc240383042 \h </w:instrText>
         </w:r>
         <w:r>
           <w:rPr>
@@ -1903,6 +1901,139 @@
     </w:p>
     <w:p>
       <w:pPr>
+        <w:pStyle w:val="14"/>
+        <w:rPr>
+          <w:rFonts w:asciiTheme="minorHAnsi" w:eastAsiaTheme="minorEastAsia" w:hAnsiTheme="minorHAnsi" w:cstheme="minorBidi"/>
+          <w:color w:val="auto"/>
+          <w:sz w:val="22"/>
+          <w:lang w:eastAsia="ru-RU"/>
+        </w:rPr>
+      </w:pPr>
+      <w:hyperlink w:anchor="_Toc240383043" w:history="1">
+        <w:r>
+          <w:rPr>
+            <w:rStyle w:val="aff8"/>
+          </w:rPr>
+          <w:t>Приложение Б (обязательное) Результаты работы программы</w:t>
+        </w:r>
+        <w:r>
+          <w:rPr>
+            <w:webHidden/>
+          </w:rPr>
+          <w:tab/>
+        </w:r>
+        <w:r>
+          <w:rPr>
+            <w:webHidden/>
+          </w:rPr>
+          <w:fldChar w:fldCharType="begin"/>
+        </w:r>
+        <w:r>
+          <w:rPr>
+            <w:webHidden/>
+          </w:rPr>
+          <w:instrText xml:space="preserve"> PAGEREF _Toc240383043 \h </w:instrText>
+        </w:r>
+        <w:r>
+          <w:rPr>
+            <w:webHidden/>
+          </w:rPr>
+        </w:r>
+        <w:r>
+          <w:rPr>
+            <w:webHidden/>
+          </w:rPr>
+          <w:fldChar w:fldCharType="separate"/>
+        </w:r>
+        <w:r>
+          <w:rPr>
+            <w:webHidden/>
+          </w:rPr>
+          <w:t>38</w:t>
+        </w:r>
+        <w:r>
+          <w:rPr>
+            <w:webHidden/>
+          </w:rPr>
+          <w:fldChar w:fldCharType="end"/>
+        </w:r>
+      </w:hyperlink>
+    </w:p>
+    <w:p>
+      <w:pPr>
+        <w:pStyle w:val="2c"/>
+        <w:tabs>
+          <w:tab w:val="right" w:leader="dot" w:pos="9345"/>
+        </w:tabs>
+        <w:rPr>
+          <w:rFonts w:asciiTheme="minorHAnsi" w:eastAsiaTheme="minorEastAsia" w:hAnsiTheme="minorHAnsi" w:cstheme="minorBidi"/>
+          <w:noProof/>
+          <w:color w:val="auto"/>
+          <w:sz w:val="22"/>
+          <w:lang w:val="ru-RU" w:eastAsia="ru-RU"/>
+        </w:rPr>
+      </w:pPr>
+      <w:hyperlink w:anchor="_Toc240383044" w:history="1">
+        <w:r>
+          <w:rPr>
+            <w:rStyle w:val="aff8"/>
+            <w:rFonts w:eastAsiaTheme="majorEastAsia"/>
+            <w:noProof/>
+          </w:rPr>
+          <w:t>Б.1 Интерполяция, дифференцирование и численное интегрирование</w:t>
+        </w:r>
+        <w:r>
+          <w:rPr>
+            <w:noProof/>
+            <w:webHidden/>
+          </w:rPr>
+          <w:tab/>
+        </w:r>
+        <w:r>
+          <w:rPr>
+            <w:noProof/>
+            <w:webHidden/>
+          </w:rPr>
+          <w:fldChar w:fldCharType="begin"/>
+        </w:r>
+        <w:r>
+          <w:rPr>
+            <w:noProof/>
+            <w:webHidden/>
+          </w:rPr>
+          <w:instrText xml:space="preserve"> PAGEREF _Toc240383044 \h </w:instrText>
+        </w:r>
+        <w:r>
+          <w:rPr>
+            <w:noProof/>
+            <w:webHidden/>
+          </w:rPr>
+        </w:r>
+        <w:r>
+          <w:rPr>
+            <w:noProof/>
+            <w:webHidden/>
+          </w:rPr>
+          <w:fldChar w:fldCharType="separate"/>
+        </w:r>
+        <w:r>
+          <w:rPr>
+            <w:noProof/>
+            <w:webHidden/>
+          </w:rPr>
+          <w:t>38</w:t>
+        </w:r>
+        <w:r>
+          <w:rPr>
+            <w:noProof/>
+            <w:webHidden/>
+          </w:rPr>
+          <w:fldChar w:fldCharType="end"/>
+        </w:r>
+      </w:hyperlink>
+    </w:p>
+    <w:p>
+      <w:pPr>
         <w:ind w:firstLine="0"/>
       </w:pPr>
       <w:r>
@@ -1919,12 +2050,12 @@
         <w:pStyle w:val="1"/>
         <w:spacing w:before="420" w:after="420"/>
       </w:pPr>
-      <w:bookmarkStart w:id="1" w:name="_Toc240382199"/>
+      <w:bookmarkStart w:id="0" w:name="_Toc240383019"/>
       <w:r>
         <w:lastRenderedPageBreak/>
         <w:t>ВВЕДЕНИЕ</w:t>
       </w:r>
-      <w:bookmarkEnd w:id="1"/>
+      <w:bookmarkEnd w:id="0"/>
     </w:p>
     <w:p>
       <w:pPr>
@@ -2001,7 +2132,7 @@
         <w:pStyle w:val="1"/>
         <w:spacing w:before="420" w:after="420"/>
       </w:pPr>
-      <w:bookmarkStart w:id="2" w:name="_Toc240382200"/>
+      <w:bookmarkStart w:id="1" w:name="_Toc240383020"/>
       <w:r>
         <w:lastRenderedPageBreak/>
         <w:t xml:space="preserve">1 </w:t>
@@ -2009,18 +2140,18 @@
       <w:r>
         <w:t>ПОСТАНОВКА ЗАДАЧ</w:t>
       </w:r>
-      <w:bookmarkEnd w:id="2"/>
+      <w:bookmarkEnd w:id="1"/>
     </w:p>
     <w:p>
       <w:pPr>
         <w:pStyle w:val="21"/>
         <w:spacing w:before="420" w:after="420"/>
       </w:pPr>
-      <w:bookmarkStart w:id="3" w:name="_Toc240382201"/>
+      <w:bookmarkStart w:id="2" w:name="_Toc240383021"/>
       <w:r>
         <w:t>1.1 Приближение функций</w:t>
       </w:r>
-      <w:bookmarkEnd w:id="3"/>
+      <w:bookmarkEnd w:id="2"/>
     </w:p>
     <w:p>
       <w:pPr>
@@ -2289,11 +2420,11 @@
         <w:pStyle w:val="21"/>
         <w:spacing w:before="420" w:after="420"/>
       </w:pPr>
-      <w:bookmarkStart w:id="4" w:name="_Toc240382202"/>
+      <w:bookmarkStart w:id="3" w:name="_Toc240383022"/>
       <w:r>
         <w:t>1.2 Численное дифференцирование</w:t>
       </w:r>
-      <w:bookmarkEnd w:id="4"/>
+      <w:bookmarkEnd w:id="3"/>
     </w:p>
     <w:p>
       <w:pPr>
@@ -2508,12 +2639,12 @@
         <w:pageBreakBefore/>
         <w:spacing w:before="420" w:after="420"/>
       </w:pPr>
-      <w:bookmarkStart w:id="5" w:name="_Toc240382203"/>
+      <w:bookmarkStart w:id="4" w:name="_Toc240383023"/>
       <w:r>
         <w:lastRenderedPageBreak/>
         <w:t>1.3 Численное интегрирование</w:t>
       </w:r>
-      <w:bookmarkEnd w:id="5"/>
+      <w:bookmarkEnd w:id="4"/>
     </w:p>
     <w:p>
       <w:pPr>
@@ -3010,23 +3141,23 @@
         <w:pStyle w:val="1"/>
         <w:spacing w:before="420" w:after="420"/>
       </w:pPr>
-      <w:bookmarkStart w:id="6" w:name="_Toc240382204"/>
+      <w:bookmarkStart w:id="5" w:name="_Toc240383024"/>
       <w:r>
         <w:lastRenderedPageBreak/>
         <w:t>2 ТЕОРЕТИЧЕСКИЕ СВЕДЕНИЯ</w:t>
       </w:r>
-      <w:bookmarkEnd w:id="6"/>
+      <w:bookmarkEnd w:id="5"/>
     </w:p>
     <w:p>
       <w:pPr>
         <w:pStyle w:val="21"/>
         <w:spacing w:before="420" w:after="420"/>
       </w:pPr>
-      <w:bookmarkStart w:id="7" w:name="_Toc240382205"/>
+      <w:bookmarkStart w:id="6" w:name="_Toc240383025"/>
       <w:r>
         <w:t>2.1 Интерполяционный полином Ньютона</w:t>
       </w:r>
-      <w:bookmarkEnd w:id="7"/>
+      <w:bookmarkEnd w:id="6"/>
     </w:p>
     <w:p>
       <w:pPr>
@@ -3746,12 +3877,12 @@
         <w:pStyle w:val="21"/>
         <w:spacing w:before="420" w:after="420"/>
       </w:pPr>
-      <w:bookmarkStart w:id="8" w:name="_Toc240382206"/>
+      <w:bookmarkStart w:id="7" w:name="_Toc240383026"/>
       <w:r>
         <w:lastRenderedPageBreak/>
         <w:t>2.2 Производные интерполяционного полинома</w:t>
       </w:r>
-      <w:bookmarkEnd w:id="8"/>
+      <w:bookmarkEnd w:id="7"/>
     </w:p>
     <w:p>
       <w:pPr>
@@ -5126,11 +5257,11 @@
         <w:pStyle w:val="21"/>
         <w:spacing w:before="420" w:after="420"/>
       </w:pPr>
-      <w:bookmarkStart w:id="9" w:name="_Toc240382207"/>
+      <w:bookmarkStart w:id="8" w:name="_Toc240383027"/>
       <w:r>
         <w:t>2.3 Квадратурные формулы и уточнение шага</w:t>
       </w:r>
-      <w:bookmarkEnd w:id="9"/>
+      <w:bookmarkEnd w:id="8"/>
     </w:p>
     <w:p>
       <w:pPr>
@@ -6021,11 +6152,11 @@
         <w:pStyle w:val="21"/>
         <w:spacing w:before="420" w:after="420"/>
       </w:pPr>
-      <w:bookmarkStart w:id="10" w:name="_Toc240382208"/>
+      <w:bookmarkStart w:id="9" w:name="_Toc240383028"/>
       <w:r>
         <w:t>2.4 Формула Гаусса – Лежандра</w:t>
       </w:r>
-      <w:bookmarkEnd w:id="10"/>
+      <w:bookmarkEnd w:id="9"/>
     </w:p>
     <w:p>
       <w:pPr>
@@ -6472,23 +6603,23 @@
         <w:pStyle w:val="1"/>
         <w:spacing w:before="420" w:after="420"/>
       </w:pPr>
-      <w:bookmarkStart w:id="11" w:name="_Toc240382209"/>
+      <w:bookmarkStart w:id="10" w:name="_Toc240383029"/>
       <w:r>
         <w:lastRenderedPageBreak/>
         <w:t>3 ПРОГРАММНАЯ РЕАЛИЗАЦИЯ</w:t>
       </w:r>
-      <w:bookmarkEnd w:id="11"/>
+      <w:bookmarkEnd w:id="10"/>
     </w:p>
     <w:p>
       <w:pPr>
         <w:pStyle w:val="21"/>
         <w:spacing w:before="420" w:after="420"/>
       </w:pPr>
-      <w:bookmarkStart w:id="12" w:name="_Toc240382210"/>
+      <w:bookmarkStart w:id="11" w:name="_Toc240383030"/>
       <w:r>
         <w:t>3.1 Структура программы</w:t>
       </w:r>
-      <w:bookmarkEnd w:id="12"/>
+      <w:bookmarkEnd w:id="11"/>
     </w:p>
     <w:p>
       <w:pPr>
@@ -7096,11 +7227,11 @@
         <w:pStyle w:val="21"/>
         <w:spacing w:before="420" w:after="420"/>
       </w:pPr>
-      <w:bookmarkStart w:id="13" w:name="_Toc240382211"/>
+      <w:bookmarkStart w:id="12" w:name="_Toc240383031"/>
       <w:r>
         <w:t>3.2 Алгоритм интерполяции и дифференцирования</w:t>
       </w:r>
-      <w:bookmarkEnd w:id="13"/>
+      <w:bookmarkEnd w:id="12"/>
     </w:p>
     <w:p>
       <w:pPr>
@@ -7208,11 +7339,11 @@
         <w:pStyle w:val="21"/>
         <w:spacing w:before="420" w:after="420"/>
       </w:pPr>
-      <w:bookmarkStart w:id="14" w:name="_Toc240382212"/>
+      <w:bookmarkStart w:id="13" w:name="_Toc240383032"/>
       <w:r>
         <w:t>3.3 Алгоритм численного интегрирования</w:t>
       </w:r>
-      <w:bookmarkEnd w:id="14"/>
+      <w:bookmarkEnd w:id="13"/>
     </w:p>
     <w:p>
       <w:pPr>
@@ -7333,23 +7464,36 @@
         <w:pStyle w:val="1"/>
         <w:spacing w:before="420" w:after="420"/>
       </w:pPr>
-      <w:bookmarkStart w:id="15" w:name="_Toc240382213"/>
+      <w:bookmarkStart w:id="14" w:name="_Toc240383033"/>
       <w:r>
         <w:lastRenderedPageBreak/>
         <w:t>4 РЕЗУЛЬТАТЫ РАБОТЫ ПРОГРАММЫ</w:t>
       </w:r>
-      <w:bookmarkEnd w:id="15"/>
+      <w:bookmarkEnd w:id="14"/>
     </w:p>
     <w:p>
       <w:pPr>
         <w:pStyle w:val="21"/>
         <w:spacing w:before="420" w:after="420"/>
       </w:pPr>
-      <w:bookmarkStart w:id="16" w:name="_Toc240382214"/>
+      <w:bookmarkStart w:id="15" w:name="_Toc240383034"/>
       <w:r>
         <w:t>4.1 Результаты интерполяции</w:t>
       </w:r>
-      <w:bookmarkEnd w:id="16"/>
+      <w:bookmarkEnd w:id="15"/>
+    </w:p>
+    <w:p>
+      <w:pPr>
+        <w:rPr>
+          <w:lang w:val="ru-RU"/>
+        </w:rPr>
+      </w:pPr>
+      <w:r>
+        <w:rPr>
+          <w:lang w:val="ru-RU"/>
+        </w:rPr>
+        <w:t>В приложении Б показаны рисунки работы программы.</w:t>
+      </w:r>
     </w:p>
     <w:p>
       <w:r>
@@ -8649,11 +8793,11 @@
         <w:pStyle w:val="21"/>
         <w:spacing w:before="420" w:after="420"/>
       </w:pPr>
-      <w:bookmarkStart w:id="17" w:name="_Toc240382215"/>
+      <w:bookmarkStart w:id="16" w:name="_Toc240383035"/>
       <w:r>
         <w:t>4.2 Результаты численного дифференцирования</w:t>
       </w:r>
-      <w:bookmarkEnd w:id="17"/>
+      <w:bookmarkEnd w:id="16"/>
     </w:p>
     <w:p>
       <w:pPr>
@@ -10243,11 +10387,11 @@
         <w:pStyle w:val="21"/>
         <w:spacing w:before="420" w:after="420"/>
       </w:pPr>
-      <w:bookmarkStart w:id="18" w:name="_Toc240382216"/>
+      <w:bookmarkStart w:id="17" w:name="_Toc240383036"/>
       <w:r>
         <w:t>4.3 Результаты численного интегрирования</w:t>
       </w:r>
-      <w:bookmarkEnd w:id="18"/>
+      <w:bookmarkEnd w:id="17"/>
     </w:p>
     <w:p>
       <w:pPr>
@@ -11457,12 +11601,12 @@
         <w:pStyle w:val="21"/>
         <w:spacing w:before="420" w:after="420"/>
       </w:pPr>
-      <w:bookmarkStart w:id="19" w:name="_Toc240382217"/>
+      <w:bookmarkStart w:id="18" w:name="_Toc240383037"/>
       <w:r>
         <w:lastRenderedPageBreak/>
         <w:t>4.4 Проверка правильности программы</w:t>
       </w:r>
-      <w:bookmarkEnd w:id="19"/>
+      <w:bookmarkEnd w:id="18"/>
     </w:p>
     <w:p>
       <w:pPr>
@@ -11712,12 +11856,12 @@
         <w:pStyle w:val="1"/>
         <w:spacing w:before="420" w:after="420"/>
       </w:pPr>
-      <w:bookmarkStart w:id="20" w:name="_Toc240382218"/>
+      <w:bookmarkStart w:id="19" w:name="_Toc240383038"/>
       <w:r>
         <w:lastRenderedPageBreak/>
         <w:t>Заключение</w:t>
       </w:r>
-      <w:bookmarkEnd w:id="20"/>
+      <w:bookmarkEnd w:id="19"/>
     </w:p>
     <w:p>
       <w:pPr>
@@ -11763,12 +11907,12 @@
         <w:pStyle w:val="1"/>
         <w:spacing w:before="420" w:after="420"/>
       </w:pPr>
-      <w:bookmarkStart w:id="21" w:name="_Toc240382219"/>
+      <w:bookmarkStart w:id="20" w:name="_Toc240383039"/>
       <w:r>
         <w:lastRenderedPageBreak/>
         <w:t>Список использованных источников</w:t>
       </w:r>
-      <w:bookmarkEnd w:id="21"/>
+      <w:bookmarkEnd w:id="20"/>
     </w:p>
     <w:p>
       <w:pPr>
@@ -11897,10 +12041,11 @@
         <w:jc w:val="center"/>
         <w:outlineLvl w:val="0"/>
         <w:rPr>
-          <w:lang w:val="ru-RU"/>
-        </w:rPr>
-      </w:pPr>
-      <w:bookmarkStart w:id="22" w:name="_Toc240382220"/>
+          <w:b/>
+          <w:lang w:val="ru-RU"/>
+        </w:rPr>
+      </w:pPr>
+      <w:bookmarkStart w:id="21" w:name="_Toc240383040"/>
       <w:r>
         <w:rPr>
           <w:b/>
@@ -11935,7 +12080,18 @@
         </w:rPr>
         <w:t>Листинг вычислительных модулей</w:t>
       </w:r>
-      <w:bookmarkEnd w:id="22"/>
+      <w:bookmarkEnd w:id="21"/>
+    </w:p>
+    <w:p>
+      <w:pPr>
+        <w:spacing w:line="240" w:lineRule="auto"/>
+        <w:ind w:firstLine="0"/>
+        <w:jc w:val="center"/>
+        <w:outlineLvl w:val="0"/>
+        <w:rPr>
+          <w:lang w:val="ru-RU"/>
+        </w:rPr>
+      </w:pPr>
     </w:p>
     <w:p>
       <w:pPr>
@@ -11958,7 +12114,7 @@
           <w:lang w:val="en-US"/>
         </w:rPr>
       </w:pPr>
-      <w:bookmarkStart w:id="23" w:name="_Toc240382221"/>
+      <w:bookmarkStart w:id="22" w:name="_Toc240383041"/>
       <w:r>
         <w:t>А</w:t>
       </w:r>
@@ -11998,7 +12154,7 @@
       <w:r>
         <w:t>дифференцирования</w:t>
       </w:r>
-      <w:bookmarkEnd w:id="23"/>
+      <w:bookmarkEnd w:id="22"/>
     </w:p>
     <w:p>
       <w:pPr>
@@ -16446,11 +16602,11 @@
         <w:pStyle w:val="21"/>
         <w:spacing w:before="420" w:after="420"/>
       </w:pPr>
-      <w:bookmarkStart w:id="24" w:name="_Toc240382222"/>
+      <w:bookmarkStart w:id="23" w:name="_Toc240383042"/>
       <w:r>
         <w:t>А.2 Модуль численного интегрирования</w:t>
       </w:r>
-      <w:bookmarkEnd w:id="24"/>
+      <w:bookmarkEnd w:id="23"/>
     </w:p>
     <w:p>
       <w:pPr>
@@ -21963,33 +22119,209 @@
     <w:p>
       <w:pPr>
         <w:pStyle w:val="Code"/>
-      </w:pPr>
-      <w:r>
-        <w:rPr>
-          <w:lang w:val="ru-RU"/>
-        </w:rPr>
-        <w:tab/>
-      </w:r>
-      <w:r>
+        <w:rPr>
+          <w:lang w:val="ru-RU"/>
+        </w:rPr>
+      </w:pPr>
+      <w:r>
+        <w:rPr>
+          <w:lang w:val="ru-RU"/>
+        </w:rPr>
+        <w:tab/>
+      </w:r>
+      <w:r>
+        <w:rPr>
+          <w:lang w:val="ru-RU"/>
+        </w:rPr>
         <w:t>}</w:t>
       </w:r>
     </w:p>
     <w:p>
       <w:pPr>
         <w:pStyle w:val="Code"/>
-      </w:pPr>
-      <w:r>
-        <w:tab/>
-        <w:t>return out, nil</w:t>
-      </w:r>
-    </w:p>
-    <w:p>
-      <w:pPr>
-        <w:pStyle w:val="Code"/>
-      </w:pPr>
-      <w:r>
+        <w:rPr>
+          <w:lang w:val="ru-RU"/>
+        </w:rPr>
+      </w:pPr>
+      <w:r>
+        <w:rPr>
+          <w:lang w:val="ru-RU"/>
+        </w:rPr>
+        <w:tab/>
+      </w:r>
+      <w:r>
+        <w:t>return</w:t>
+      </w:r>
+      <w:r>
+        <w:rPr>
+          <w:lang w:val="ru-RU"/>
+        </w:rPr>
+        <w:t xml:space="preserve"> </w:t>
+      </w:r>
+      <w:r>
+        <w:t>out</w:t>
+      </w:r>
+      <w:r>
+        <w:rPr>
+          <w:lang w:val="ru-RU"/>
+        </w:rPr>
+        <w:t xml:space="preserve">, </w:t>
+      </w:r>
+      <w:r>
+        <w:t>nil</w:t>
+      </w:r>
+    </w:p>
+    <w:p>
+      <w:pPr>
+        <w:pStyle w:val="Code"/>
+        <w:rPr>
+          <w:lang w:val="ru-RU"/>
+        </w:rPr>
+      </w:pPr>
+      <w:r>
+        <w:rPr>
+          <w:lang w:val="ru-RU"/>
+        </w:rPr>
         <w:t>}</w:t>
       </w:r>
+    </w:p>
+    <w:p>
+      <w:pPr>
+        <w:spacing w:after="200" w:line="276" w:lineRule="auto"/>
+        <w:ind w:firstLine="0"/>
+        <w:jc w:val="left"/>
+        <w:rPr>
+          <w:rFonts w:eastAsiaTheme="minorEastAsia"/>
+          <w:lang w:val="ru-RU"/>
+        </w:rPr>
+      </w:pPr>
+      <w:r>
+        <w:rPr>
+          <w:lang w:val="ru-RU"/>
+        </w:rPr>
+        <w:br w:type="page"/>
+      </w:r>
+    </w:p>
+    <w:p>
+      <w:pPr>
+        <w:spacing w:line="240" w:lineRule="auto"/>
+        <w:ind w:firstLine="0"/>
+        <w:jc w:val="center"/>
+        <w:outlineLvl w:val="0"/>
+        <w:rPr>
+          <w:lang w:val="ru-RU"/>
+        </w:rPr>
+      </w:pPr>
+      <w:bookmarkStart w:id="24" w:name="_Toc240383043"/>
+      <w:r>
+        <w:rPr>
+          <w:b/>
+          <w:lang w:val="ru-RU"/>
+        </w:rPr>
+        <w:lastRenderedPageBreak/>
+        <w:t xml:space="preserve">Приложение </w:t>
+      </w:r>
+      <w:r>
+        <w:rPr>
+          <w:b/>
+          <w:lang w:val="ru-RU"/>
+        </w:rPr>
+        <w:t>Б</w:t>
+      </w:r>
+      <w:r>
+        <w:rPr>
+          <w:b/>
+          <w:lang w:val="ru-RU"/>
+        </w:rPr>
+        <w:br/>
+      </w:r>
+      <w:r>
+        <w:rPr>
+          <w:lang w:val="ru-RU"/>
+        </w:rPr>
+        <w:t>(обязательное)</w:t>
+      </w:r>
+      <w:r>
+        <w:rPr>
+          <w:lang w:val="ru-RU"/>
+        </w:rPr>
+        <w:br/>
+      </w:r>
+      <w:r>
+        <w:rPr>
+          <w:b/>
+          <w:lang w:val="ru-RU"/>
+        </w:rPr>
+        <w:t>Результаты работы программы</w:t>
+      </w:r>
+      <w:bookmarkEnd w:id="24"/>
+    </w:p>
+    <w:p>
+      <w:pPr>
+        <w:rPr>
+          <w:lang w:val="ru-RU"/>
+        </w:rPr>
+      </w:pPr>
+    </w:p>
+    <w:p>
+      <w:pPr>
+        <w:rPr>
+          <w:lang w:val="ru-RU"/>
+        </w:rPr>
+      </w:pPr>
+      <w:r>
+        <w:rPr>
+          <w:lang w:val="ru-RU"/>
+        </w:rPr>
+        <w:t xml:space="preserve">В приложении приведены </w:t>
+      </w:r>
+      <w:r>
+        <w:rPr>
+          <w:lang w:val="ru-RU"/>
+        </w:rPr>
+        <w:t xml:space="preserve">картинки работы </w:t>
+      </w:r>
+      <w:r>
+        <w:rPr>
+          <w:lang w:val="ru-RU"/>
+        </w:rPr>
+        <w:t>заданий 6.3–6.5.</w:t>
+      </w:r>
+    </w:p>
+    <w:p>
+      <w:pPr>
+        <w:pStyle w:val="21"/>
+        <w:spacing w:before="420" w:after="420"/>
+      </w:pPr>
+      <w:bookmarkStart w:id="25" w:name="_Toc240383044"/>
+      <w:r>
+        <w:t>Б</w:t>
+      </w:r>
+      <w:r>
+        <w:t xml:space="preserve">.1 </w:t>
+      </w:r>
+      <w:r>
+        <w:t>Интерполяция, дифференцирование и численное интегрирование</w:t>
+      </w:r>
+      <w:bookmarkEnd w:id="25"/>
+    </w:p>
+    <w:p>
+      <w:r>
+        <w:rPr>
+          <w:noProof/>
+          <w:lang w:val="ru-RU"/>
+        </w:rPr>
+        <w:t>Изображения приведены на следующих страницах</w:t>
+      </w:r>
+      <w:r>
+        <w:rPr>
+          <w:noProof/>
+          <w:lang w:val="ru-RU"/>
+        </w:rPr>
+        <w:t>.</w:t>
+      </w:r>
+      <w:bookmarkStart w:id="26" w:name="_GoBack"/>
+      <w:bookmarkEnd w:id="26"/>
     </w:p>
     <w:sectPr>
       <w:footerReference w:type="default" r:id="rId14"/>
@@ -22697,7 +23029,7 @@
   <w:style w:type="paragraph" w:default="1" w:styleId="a1">
     <w:name w:val="Normal"/>
     <w:qFormat/>
-    <w:rsid w:val="00FC693F"/>
+    <w:rsid w:val="000E72BE"/>
     <w:pPr>
       <w:spacing w:after="0" w:line="360" w:lineRule="auto"/>
       <w:ind w:firstLine="709"/>
@@ -34118,7 +34450,7 @@
 </file>
 
 <file path=customXml/itemProps1.xml><?xml version="1.0" encoding="utf-8"?>
-<ds:datastoreItem xmlns:ds="http://schemas.openxmlformats.org/officeDocument/2006/customXml" ds:itemID="{B9A71E7E-F591-469B-B940-550BD03D4959}">
+<ds:datastoreItem xmlns:ds="http://schemas.openxmlformats.org/officeDocument/2006/customXml" ds:itemID="{10120B72-96D8-4528-960F-6FC78ABFD1D3}">
   <ds:schemaRefs>
     <ds:schemaRef ds:uri="http://schemas.openxmlformats.org/officeDocument/2006/bibliography"/>
   </ds:schemaRefs>

--- a/docs/Тимошенко ЕМ - Отчёт по ЛР №2.docx
+++ b/docs/Тимошенко ЕМ - Отчёт по ЛР №2.docx
@@ -2636,7 +2636,6 @@
     <w:p>
       <w:pPr>
         <w:pStyle w:val="21"/>
-        <w:pageBreakBefore/>
         <w:spacing w:before="420" w:after="420"/>
       </w:pPr>
       <w:bookmarkStart w:id="4" w:name="_Toc240383023"/>
@@ -2656,209 +2655,254 @@
         <w:rPr>
           <w:lang w:val="ru-RU"/>
         </w:rPr>
-        <w:t>Задание 6.5 состоит из двух частей [1, с. 105–106]. В первой части требуется написать программу вычисления интеграла по одной из квадратурных формул: трапеций, Симпсона или прямоугольников с автоматическим выбором шага интегрирования.</w:t>
-      </w:r>
-    </w:p>
-    <w:p>
-      <w:pPr>
-        <w:rPr>
-          <w:lang w:val="ru-RU"/>
-        </w:rPr>
-      </w:pPr>
-      <w:r>
-        <w:rPr>
-          <w:lang w:val="ru-RU"/>
-        </w:rPr>
-        <w:t>Входные данные первой части:</w:t>
-      </w:r>
-    </w:p>
-    <w:p>
-      <w:pPr>
-        <w:rPr>
-          <w:lang w:val="ru-RU"/>
-        </w:rPr>
-      </w:pPr>
-      <w:r>
-        <w:rPr>
-          <w:lang w:val="ru-RU"/>
-        </w:rPr>
-        <w:t>–</w:t>
-      </w:r>
-      <w:r>
-        <w:t> </w:t>
-      </w:r>
-      <w:r>
-        <w:rPr>
-          <w:lang w:val="ru-RU"/>
-        </w:rPr>
-        <w:t xml:space="preserve">начальное количество интервалов </w:t>
-      </w:r>
-      <w:r>
-        <w:t>n</w:t>
-      </w:r>
-      <w:r>
-        <w:rPr>
-          <w:lang w:val="ru-RU"/>
-        </w:rPr>
-        <w:t>₀;</w:t>
-      </w:r>
-    </w:p>
-    <w:p>
-      <w:pPr>
-        <w:rPr>
-          <w:lang w:val="ru-RU"/>
-        </w:rPr>
-      </w:pPr>
-      <w:r>
-        <w:rPr>
-          <w:lang w:val="ru-RU"/>
-        </w:rPr>
-        <w:t>–</w:t>
-      </w:r>
-      <w:r>
-        <w:t> </w:t>
-      </w:r>
-      <w:r>
-        <w:rPr>
-          <w:lang w:val="ru-RU"/>
-        </w:rPr>
-        <w:t>сетка узлов либо шаг сетки и границы интервала;</w:t>
-      </w:r>
-    </w:p>
-    <w:p>
-      <w:pPr>
-        <w:rPr>
-          <w:lang w:val="ru-RU"/>
-        </w:rPr>
-      </w:pPr>
-      <w:r>
-        <w:rPr>
-          <w:lang w:val="ru-RU"/>
-        </w:rPr>
-        <w:t>–</w:t>
-      </w:r>
-      <w:r>
-        <w:t> </w:t>
-      </w:r>
-      <w:r>
-        <w:rPr>
-          <w:lang w:val="ru-RU"/>
-        </w:rPr>
-        <w:t>значения функции либо аналитическая функция;</w:t>
-      </w:r>
-    </w:p>
-    <w:p>
-      <w:pPr>
-        <w:rPr>
-          <w:lang w:val="ru-RU"/>
-        </w:rPr>
-      </w:pPr>
-      <w:r>
-        <w:rPr>
-          <w:lang w:val="ru-RU"/>
-        </w:rPr>
-        <w:t>–</w:t>
-      </w:r>
-      <w:r>
-        <w:t> </w:t>
-      </w:r>
-      <w:r>
-        <w:rPr>
-          <w:lang w:val="ru-RU"/>
-        </w:rPr>
-        <w:t>относительная точность.</w:t>
-      </w:r>
-    </w:p>
-    <w:p>
-      <w:pPr>
-        <w:rPr>
-          <w:lang w:val="ru-RU"/>
-        </w:rPr>
-      </w:pPr>
-      <w:r>
-        <w:rPr>
-          <w:lang w:val="ru-RU"/>
-        </w:rPr>
-        <w:t>Выходные данные первой части:</w:t>
-      </w:r>
-    </w:p>
-    <w:p>
-      <w:pPr>
-        <w:rPr>
-          <w:lang w:val="ru-RU"/>
-        </w:rPr>
-      </w:pPr>
-      <w:r>
-        <w:rPr>
-          <w:lang w:val="ru-RU"/>
-        </w:rPr>
-        <w:t>–</w:t>
-      </w:r>
-      <w:r>
-        <w:t> </w:t>
-      </w:r>
-      <w:r>
-        <w:rPr>
-          <w:lang w:val="ru-RU"/>
-        </w:rPr>
-        <w:t>значение интеграла;</w:t>
-      </w:r>
-    </w:p>
-    <w:p>
-      <w:pPr>
-        <w:rPr>
-          <w:lang w:val="ru-RU"/>
-        </w:rPr>
-      </w:pPr>
-      <w:r>
-        <w:rPr>
-          <w:lang w:val="ru-RU"/>
-        </w:rPr>
-        <w:t>–</w:t>
-      </w:r>
-      <w:r>
-        <w:t> </w:t>
-      </w:r>
-      <w:r>
-        <w:rPr>
-          <w:lang w:val="ru-RU"/>
-        </w:rPr>
-        <w:t>конечное количество интервалов;</w:t>
-      </w:r>
-    </w:p>
-    <w:p>
-      <w:pPr>
-        <w:rPr>
-          <w:lang w:val="ru-RU"/>
-        </w:rPr>
-      </w:pPr>
-      <w:r>
-        <w:rPr>
-          <w:lang w:val="ru-RU"/>
-        </w:rPr>
-        <w:t>–</w:t>
-      </w:r>
-      <w:r>
-        <w:t> </w:t>
-      </w:r>
-      <w:r>
-        <w:rPr>
-          <w:lang w:val="ru-RU"/>
-        </w:rPr>
-        <w:t>точность интегрирования.</w:t>
-      </w:r>
-    </w:p>
-    <w:p>
-      <w:pPr>
-        <w:rPr>
-          <w:lang w:val="ru-RU"/>
-        </w:rPr>
-      </w:pPr>
-      <w:r>
-        <w:rPr>
-          <w:lang w:val="ru-RU"/>
-        </w:rPr>
-        <w:t>Во второй части требуется написать программу вычисления интеграла по формуле Гаусса. Входными данными являются порядок формулы, границы интервала, подынтегральная функция и относительная точность. Выходными данными являются значение интеграла и точность интегрирования.</w:t>
+        <w:t xml:space="preserve">Задание 6.5 [1, с. 105–106].</w:t>
+      </w:r>
+    </w:p>
+    <w:p>
+      <w:pPr>
+        <w:rPr>
+          <w:lang w:val="ru-RU"/>
+        </w:rPr>
+      </w:pPr>
+      <w:r>
+        <w:rPr>
+          <w:lang w:val="ru-RU"/>
+        </w:rPr>
+        <w:t xml:space="preserve">1. Написать программу вычисления интеграла по одной из квадратурных формул: трапеции, Симпсона или прямоугольников с автоматическим выбором шага интегрирования.</w:t>
+      </w:r>
+    </w:p>
+    <w:p>
+      <w:pPr>
+        <w:rPr>
+          <w:lang w:val="ru-RU"/>
+        </w:rPr>
+      </w:pPr>
+      <w:r>
+        <w:rPr>
+          <w:lang w:val="ru-RU"/>
+        </w:rPr>
+        <w:t xml:space="preserve">Входные данные:</w:t>
+      </w:r>
+    </w:p>
+    <w:p>
+      <w:pPr>
+        <w:rPr>
+          <w:lang w:val="ru-RU"/>
+        </w:rPr>
+      </w:pPr>
+      <w:r>
+        <w:rPr>
+          <w:lang w:val="ru-RU"/>
+        </w:rPr>
+        <w:t xml:space="preserve">– начальное количество интервалов n₀;</w:t>
+      </w:r>
+    </w:p>
+    <w:p>
+      <w:pPr>
+        <w:rPr>
+          <w:lang w:val="ru-RU"/>
+        </w:rPr>
+      </w:pPr>
+      <w:r>
+        <w:rPr>
+          <w:lang w:val="ru-RU"/>
+        </w:rPr>
+        <w:t xml:space="preserve">– сетка узлов (или шаг сетки и границы интервала);</w:t>
+      </w:r>
+    </w:p>
+    <w:p>
+      <w:pPr>
+        <w:rPr>
+          <w:lang w:val="ru-RU"/>
+        </w:rPr>
+      </w:pPr>
+      <w:r>
+        <w:rPr>
+          <w:lang w:val="ru-RU"/>
+        </w:rPr>
+        <w:t xml:space="preserve">– значения функции либо аналитическая функция;</w:t>
+      </w:r>
+    </w:p>
+    <w:p>
+      <w:pPr>
+        <w:rPr>
+          <w:lang w:val="ru-RU"/>
+        </w:rPr>
+      </w:pPr>
+      <w:r>
+        <w:rPr>
+          <w:lang w:val="ru-RU"/>
+        </w:rPr>
+        <w:t xml:space="preserve">– относительная точность.</w:t>
+      </w:r>
+    </w:p>
+    <w:p>
+      <w:pPr>
+        <w:rPr>
+          <w:lang w:val="ru-RU"/>
+        </w:rPr>
+      </w:pPr>
+      <w:r>
+        <w:rPr>
+          <w:lang w:val="ru-RU"/>
+        </w:rPr>
+        <w:t xml:space="preserve">Выходные данные:</w:t>
+      </w:r>
+    </w:p>
+    <w:p>
+      <w:pPr>
+        <w:rPr>
+          <w:lang w:val="ru-RU"/>
+        </w:rPr>
+      </w:pPr>
+      <w:r>
+        <w:rPr>
+          <w:lang w:val="ru-RU"/>
+        </w:rPr>
+        <w:t xml:space="preserve">– значение интеграла;</w:t>
+      </w:r>
+    </w:p>
+    <w:p>
+      <w:pPr>
+        <w:rPr>
+          <w:lang w:val="ru-RU"/>
+        </w:rPr>
+      </w:pPr>
+      <w:r>
+        <w:rPr>
+          <w:lang w:val="ru-RU"/>
+        </w:rPr>
+        <w:t xml:space="preserve">– конечное количество интервалов;</w:t>
+      </w:r>
+    </w:p>
+    <w:p>
+      <w:pPr>
+        <w:rPr>
+          <w:lang w:val="ru-RU"/>
+        </w:rPr>
+      </w:pPr>
+      <w:r>
+        <w:rPr>
+          <w:lang w:val="ru-RU"/>
+        </w:rPr>
+        <w:t xml:space="preserve">– точность интегрирования.</w:t>
+      </w:r>
+    </w:p>
+    <w:p>
+      <w:pPr>
+        <w:rPr>
+          <w:lang w:val="ru-RU"/>
+        </w:rPr>
+      </w:pPr>
+      <w:r>
+        <w:rPr>
+          <w:lang w:val="ru-RU"/>
+        </w:rPr>
+        <w:t xml:space="preserve">2. Написать программу вычисления интеграла по формуле Гаусса.</w:t>
+      </w:r>
+    </w:p>
+    <w:p>
+      <w:pPr>
+        <w:rPr>
+          <w:lang w:val="ru-RU"/>
+        </w:rPr>
+      </w:pPr>
+      <w:r>
+        <w:rPr>
+          <w:lang w:val="ru-RU"/>
+        </w:rPr>
+        <w:t xml:space="preserve">Входные данные:</w:t>
+      </w:r>
+    </w:p>
+    <w:p>
+      <w:pPr>
+        <w:rPr>
+          <w:lang w:val="ru-RU"/>
+        </w:rPr>
+      </w:pPr>
+      <w:r>
+        <w:rPr>
+          <w:lang w:val="ru-RU"/>
+        </w:rPr>
+        <w:t xml:space="preserve">– порядок формулы;</w:t>
+      </w:r>
+    </w:p>
+    <w:p>
+      <w:pPr>
+        <w:rPr>
+          <w:lang w:val="ru-RU"/>
+        </w:rPr>
+      </w:pPr>
+      <w:r>
+        <w:rPr>
+          <w:lang w:val="ru-RU"/>
+        </w:rPr>
+        <w:t xml:space="preserve">– границы интервала;</w:t>
+      </w:r>
+    </w:p>
+    <w:p>
+      <w:pPr>
+        <w:rPr>
+          <w:lang w:val="ru-RU"/>
+        </w:rPr>
+      </w:pPr>
+      <w:r>
+        <w:rPr>
+          <w:lang w:val="ru-RU"/>
+        </w:rPr>
+        <w:t xml:space="preserve">– подынтегральная функция;</w:t>
+      </w:r>
+    </w:p>
+    <w:p>
+      <w:pPr>
+        <w:rPr>
+          <w:lang w:val="ru-RU"/>
+        </w:rPr>
+      </w:pPr>
+      <w:r>
+        <w:rPr>
+          <w:lang w:val="ru-RU"/>
+        </w:rPr>
+        <w:t xml:space="preserve">– относительная точность.</w:t>
+      </w:r>
+    </w:p>
+    <w:p>
+      <w:pPr>
+        <w:rPr>
+          <w:lang w:val="ru-RU"/>
+        </w:rPr>
+      </w:pPr>
+      <w:r>
+        <w:rPr>
+          <w:lang w:val="ru-RU"/>
+        </w:rPr>
+        <w:t xml:space="preserve">Выходные данные:</w:t>
+      </w:r>
+    </w:p>
+    <w:p>
+      <w:pPr>
+        <w:rPr>
+          <w:lang w:val="ru-RU"/>
+        </w:rPr>
+      </w:pPr>
+      <w:r>
+        <w:rPr>
+          <w:lang w:val="ru-RU"/>
+        </w:rPr>
+        <w:t xml:space="preserve">– значение интеграла;</w:t>
+      </w:r>
+    </w:p>
+    <w:p>
+      <w:pPr>
+        <w:rPr>
+          <w:lang w:val="ru-RU"/>
+        </w:rPr>
+      </w:pPr>
+      <w:r>
+        <w:rPr>
+          <w:lang w:val="ru-RU"/>
+        </w:rPr>
+        <w:t xml:space="preserve">– точность интегрирования.</w:t>
       </w:r>
     </w:p>
     <w:p>
@@ -2875,1829 +2919,86 @@
         <w:t>Для варианта 9 необходимо вычислить интеграл</w:t>
       </w:r>
     </w:p>
-    <w:tbl>
-      <w:tblPr>
-        <w:tblW w:w="0" w:type="auto"/>
-        <w:tblLayout w:type="fixed"/>
-        <w:tblLook w:val="04A0" w:firstRow="1" w:lastRow="0" w:firstColumn="1" w:lastColumn="0" w:noHBand="0" w:noVBand="1"/>
-      </w:tblPr>
-      <w:tblGrid>
-        <w:gridCol w:w="8220"/>
-        <w:gridCol w:w="1134"/>
-      </w:tblGrid>
-      <w:tr>
-        <w:trPr>
-          <w:cantSplit/>
-        </w:trPr>
-        <w:tc>
-          <w:tcPr>
-            <w:tcW w:w="8220" w:type="dxa"/>
-          </w:tcPr>
-          <w:p>
-            <w:pPr>
-              <w:keepLines/>
-              <w:spacing w:before="200" w:after="200" w:line="240" w:lineRule="auto"/>
-              <w:ind w:firstLine="0"/>
-            </w:pPr>
-            <m:oMathPara>
-              <m:oMathParaPr>
-                <m:jc m:val="center"/>
-              </m:oMathParaPr>
-              <m:oMath>
+    <w:p>
+      <w:pPr>
+        <w:keepLines/>
+        <w:tabs>
+          <w:tab w:val="center" w:pos="4678"/>
+          <w:tab w:val="right" w:pos="9355"/>
+        </w:tabs>
+        <w:spacing w:before="200" w:after="200" w:line="240" w:lineRule="auto"/>
+        <w:ind w:firstLine="0"/>
+      </w:pPr>
+      <w:r>
+        <w:tab/>
+      </w:r>
+      <m:oMath>
+        <m:r>
+          <w:rPr>
+            <w:rFonts w:ascii="Cambria Math" w:hAnsi="Cambria Math"/>
+          </w:rPr>
+          <m:t xml:space="preserve">I = </m:t>
+        </m:r>
+        <m:nary>
+          <m:naryPr>
+            <m:limLoc m:val="undOvr"/>
+            <m:grow m:val="1"/>
+            <m:ctrlPr>
+              <w:rPr>
+                <w:rFonts w:ascii="Cambria Math" w:hAnsi="Cambria Math"/>
+              </w:rPr>
+            </m:ctrlPr>
+          </m:naryPr>
+          <m:sub>
+            <m:r>
+              <w:rPr>
+                <w:rFonts w:ascii="Cambria Math" w:hAnsi="Cambria Math"/>
+              </w:rPr>
+              <m:t>-0,75</m:t>
+            </m:r>
+          </m:sub>
+          <m:sup>
+            <m:r>
+              <w:rPr>
+                <w:rFonts w:ascii="Cambria Math" w:hAnsi="Cambria Math"/>
+              </w:rPr>
+              <m:t>0,75</m:t>
+            </m:r>
+          </m:sup>
+          <m:e>
+            <m:f>
+              <m:fPr>
+                <m:ctrlPr>
+                  <w:rPr>
+                    <w:rFonts w:ascii="Cambria Math" w:hAnsi="Cambria Math"/>
+                  </w:rPr>
+                </m:ctrlPr>
+              </m:fPr>
+              <m:num>
                 <m:r>
                   <w:rPr>
                     <w:rFonts w:ascii="Cambria Math" w:hAnsi="Cambria Math"/>
                   </w:rPr>
-                  <m:t xml:space="preserve">I = </m:t>
+                  <m:t>dx</m:t>
                 </m:r>
-                <m:nary>
-                  <m:naryPr>
-                    <m:limLoc m:val="undOvr"/>
-                    <m:grow m:val="1"/>
+              </m:num>
+              <m:den>
+                <m:rad>
+                  <m:radPr>
+                    <m:degHide m:val="1"/>
                     <m:ctrlPr>
                       <w:rPr>
                         <w:rFonts w:ascii="Cambria Math" w:hAnsi="Cambria Math"/>
                       </w:rPr>
                     </m:ctrlPr>
-                  </m:naryPr>
-                  <m:sub>
-                    <m:r>
-                      <w:rPr>
-                        <w:rFonts w:ascii="Cambria Math" w:hAnsi="Cambria Math"/>
-                      </w:rPr>
-                      <m:t>-0,75</m:t>
-                    </m:r>
-                  </m:sub>
-                  <m:sup>
-                    <m:r>
-                      <w:rPr>
-                        <w:rFonts w:ascii="Cambria Math" w:hAnsi="Cambria Math"/>
-                      </w:rPr>
-                      <m:t>0,75</m:t>
-                    </m:r>
-                  </m:sup>
-                  <m:e>
-                    <m:f>
-                      <m:fPr>
-                        <m:ctrlPr>
-                          <w:rPr>
-                            <w:rFonts w:ascii="Cambria Math" w:hAnsi="Cambria Math"/>
-                          </w:rPr>
-                        </m:ctrlPr>
-                      </m:fPr>
-                      <m:num>
-                        <m:r>
-                          <w:rPr>
-                            <w:rFonts w:ascii="Cambria Math" w:hAnsi="Cambria Math"/>
-                          </w:rPr>
-                          <m:t>dx</m:t>
-                        </m:r>
-                      </m:num>
-                      <m:den>
-                        <m:rad>
-                          <m:radPr>
-                            <m:degHide m:val="1"/>
-                            <m:ctrlPr>
-                              <w:rPr>
-                                <w:rFonts w:ascii="Cambria Math" w:hAnsi="Cambria Math"/>
-                              </w:rPr>
-                            </m:ctrlPr>
-                          </m:radPr>
-                          <m:deg/>
-                          <m:e>
-                            <m:r>
-                              <w:rPr>
-                                <w:rFonts w:ascii="Cambria Math" w:hAnsi="Cambria Math"/>
-                              </w:rPr>
-                              <m:t xml:space="preserve">1 - </m:t>
-                            </m:r>
-                            <m:sSup>
-                              <m:sSupPr>
-                                <m:ctrlPr>
-                                  <w:rPr>
-                                    <w:rFonts w:ascii="Cambria Math" w:hAnsi="Cambria Math"/>
-                                  </w:rPr>
-                                </m:ctrlPr>
-                              </m:sSupPr>
-                              <m:e>
-                                <m:r>
-                                  <w:rPr>
-                                    <w:rFonts w:ascii="Cambria Math" w:hAnsi="Cambria Math"/>
-                                  </w:rPr>
-                                  <m:t>x</m:t>
-                                </m:r>
-                              </m:e>
-                              <m:sup>
-                                <m:r>
-                                  <w:rPr>
-                                    <w:rFonts w:ascii="Cambria Math" w:hAnsi="Cambria Math"/>
-                                  </w:rPr>
-                                  <m:t>2</m:t>
-                                </m:r>
-                              </m:sup>
-                            </m:sSup>
-                          </m:e>
-                        </m:rad>
-                        <m:r>
-                          <w:rPr>
-                            <w:rFonts w:ascii="Cambria Math" w:hAnsi="Cambria Math"/>
-                          </w:rPr>
-                          <m:t xml:space="preserve"> · </m:t>
-                        </m:r>
-                        <m:rad>
-                          <m:radPr>
-                            <m:degHide m:val="1"/>
-                            <m:ctrlPr>
-                              <w:rPr>
-                                <w:rFonts w:ascii="Cambria Math" w:hAnsi="Cambria Math"/>
-                              </w:rPr>
-                            </m:ctrlPr>
-                          </m:radPr>
-                          <m:deg/>
-                          <m:e>
-                            <m:r>
-                              <w:rPr>
-                                <w:rFonts w:ascii="Cambria Math" w:hAnsi="Cambria Math"/>
-                              </w:rPr>
-                              <m:t xml:space="preserve">1 + </m:t>
-                            </m:r>
-                            <m:sSup>
-                              <m:sSupPr>
-                                <m:ctrlPr>
-                                  <w:rPr>
-                                    <w:rFonts w:ascii="Cambria Math" w:hAnsi="Cambria Math"/>
-                                  </w:rPr>
-                                </m:ctrlPr>
-                              </m:sSupPr>
-                              <m:e>
-                                <m:r>
-                                  <w:rPr>
-                                    <w:rFonts w:ascii="Cambria Math" w:hAnsi="Cambria Math"/>
-                                  </w:rPr>
-                                  <m:t>x</m:t>
-                                </m:r>
-                              </m:e>
-                              <m:sup>
-                                <m:r>
-                                  <w:rPr>
-                                    <w:rFonts w:ascii="Cambria Math" w:hAnsi="Cambria Math"/>
-                                  </w:rPr>
-                                  <m:t>2</m:t>
-                                </m:r>
-                              </m:sup>
-                            </m:sSup>
-                          </m:e>
-                        </m:rad>
-                      </m:den>
-                    </m:f>
-                  </m:e>
-                </m:nary>
-                <m:r>
-                  <w:rPr>
-                    <w:rFonts w:ascii="Cambria Math" w:hAnsi="Cambria Math"/>
-                  </w:rPr>
-                  <m:t xml:space="preserve">,   </m:t>
-                </m:r>
-                <m:sSub>
-                  <m:sSubPr>
-                    <m:ctrlPr>
-                      <w:rPr>
-                        <w:rFonts w:ascii="Cambria Math" w:hAnsi="Cambria Math"/>
-                      </w:rPr>
-                    </m:ctrlPr>
-                  </m:sSubPr>
+                  </m:radPr>
+                  <m:deg/>
                   <m:e>
                     <m:r>
                       <w:rPr>
                         <w:rFonts w:ascii="Cambria Math" w:hAnsi="Cambria Math"/>
                       </w:rPr>
-                      <m:t>n</m:t>
-                    </m:r>
-                  </m:e>
-                  <m:sub>
-                    <m:r>
-                      <w:rPr>
-                        <w:rFonts w:ascii="Cambria Math" w:hAnsi="Cambria Math"/>
-                      </w:rPr>
-                      <m:t>0</m:t>
-                    </m:r>
-                  </m:sub>
-                </m:sSub>
-                <m:r>
-                  <w:rPr>
-                    <w:rFonts w:ascii="Cambria Math" w:hAnsi="Cambria Math"/>
-                  </w:rPr>
-                  <m:t xml:space="preserve"> = 8</m:t>
-                </m:r>
-              </m:oMath>
-            </m:oMathPara>
-          </w:p>
-        </w:tc>
-        <w:tc>
-          <w:tcPr>
-            <w:tcW w:w="1134" w:type="dxa"/>
-            <w:vAlign w:val="center"/>
-          </w:tcPr>
-          <w:p>
-            <w:pPr>
-              <w:ind w:firstLine="0"/>
-              <w:jc w:val="right"/>
-            </w:pPr>
-            <w:r>
-              <w:t>(1.1)</w:t>
-            </w:r>
-          </w:p>
-        </w:tc>
-      </w:tr>
-    </w:tbl>
-    <w:p>
-      <w:pPr>
-        <w:rPr>
-          <w:lang w:val="ru-RU"/>
-        </w:rPr>
-      </w:pPr>
-      <w:r>
-        <w:rPr>
-          <w:lang w:val="ru-RU"/>
-        </w:rPr>
-        <w:t>Во второй части используется формула Гаусса порядка 8.</w:t>
-      </w:r>
-    </w:p>
-    <w:p>
-      <w:pPr>
-        <w:rPr>
-          <w:lang w:val="ru-RU"/>
-        </w:rPr>
-      </w:pPr>
-      <w:r>
-        <w:rPr>
-          <w:lang w:val="ru-RU"/>
-        </w:rPr>
-        <w:br w:type="page"/>
-      </w:r>
-    </w:p>
-    <w:p>
-      <w:pPr>
-        <w:pStyle w:val="1"/>
-        <w:spacing w:before="420" w:after="420"/>
-      </w:pPr>
-      <w:bookmarkStart w:id="5" w:name="_Toc240383024"/>
-      <w:r>
-        <w:lastRenderedPageBreak/>
-        <w:t>2 ТЕОРЕТИЧЕСКИЕ СВЕДЕНИЯ</w:t>
-      </w:r>
-      <w:bookmarkEnd w:id="5"/>
-    </w:p>
-    <w:p>
-      <w:pPr>
-        <w:pStyle w:val="21"/>
-        <w:spacing w:before="420" w:after="420"/>
-      </w:pPr>
-      <w:bookmarkStart w:id="6" w:name="_Toc240383025"/>
-      <w:r>
-        <w:t>2.1 Интерполяционный полином Ньютона</w:t>
-      </w:r>
-      <w:bookmarkEnd w:id="6"/>
-    </w:p>
-    <w:p>
-      <w:pPr>
-        <w:keepNext/>
-        <w:rPr>
-          <w:lang w:val="ru-RU"/>
-        </w:rPr>
-      </w:pPr>
-      <w:r>
-        <w:rPr>
-          <w:lang w:val="ru-RU"/>
-        </w:rPr>
-        <w:t xml:space="preserve">Интерполяция позволяет восстановить приближённые значения функции между известными узлами. Для произвольной сетки полином Ньютона степени </w:t>
-      </w:r>
-      <w:r>
-        <w:t>m</w:t>
-      </w:r>
-      <w:r>
-        <w:rPr>
-          <w:lang w:val="ru-RU"/>
-        </w:rPr>
-        <w:t xml:space="preserve"> записывается через разделённые разности [2]:</w:t>
-      </w:r>
-    </w:p>
-    <w:tbl>
-      <w:tblPr>
-        <w:tblW w:w="0" w:type="auto"/>
-        <w:tblLayout w:type="fixed"/>
-        <w:tblLook w:val="04A0" w:firstRow="1" w:lastRow="0" w:firstColumn="1" w:lastColumn="0" w:noHBand="0" w:noVBand="1"/>
-      </w:tblPr>
-      <w:tblGrid>
-        <w:gridCol w:w="8220"/>
-        <w:gridCol w:w="1134"/>
-      </w:tblGrid>
-      <w:tr>
-        <w:trPr>
-          <w:cantSplit/>
-        </w:trPr>
-        <w:tc>
-          <w:tcPr>
-            <w:tcW w:w="8220" w:type="dxa"/>
-          </w:tcPr>
-          <w:p>
-            <w:pPr>
-              <w:keepLines/>
-              <w:spacing w:before="200" w:after="200" w:line="240" w:lineRule="auto"/>
-              <w:ind w:firstLine="0"/>
-            </w:pPr>
-            <m:oMathPara>
-              <m:oMathParaPr>
-                <m:jc m:val="center"/>
-              </m:oMathParaPr>
-              <m:oMath>
-                <m:sSub>
-                  <m:sSubPr>
-                    <m:ctrlPr>
-                      <w:rPr>
-                        <w:rFonts w:ascii="Cambria Math" w:hAnsi="Cambria Math"/>
-                      </w:rPr>
-                    </m:ctrlPr>
-                  </m:sSubPr>
-                  <m:e>
-                    <m:r>
-                      <w:rPr>
-                        <w:rFonts w:ascii="Cambria Math" w:hAnsi="Cambria Math"/>
-                      </w:rPr>
-                      <m:t>P</m:t>
-                    </m:r>
-                  </m:e>
-                  <m:sub>
-                    <m:r>
-                      <w:rPr>
-                        <w:rFonts w:ascii="Cambria Math" w:hAnsi="Cambria Math"/>
-                      </w:rPr>
-                      <m:t>m</m:t>
-                    </m:r>
-                  </m:sub>
-                </m:sSub>
-                <m:r>
-                  <w:rPr>
-                    <w:rFonts w:ascii="Cambria Math" w:hAnsi="Cambria Math"/>
-                  </w:rPr>
-                  <m:t xml:space="preserve">(x) = </m:t>
-                </m:r>
-                <m:sSub>
-                  <m:sSubPr>
-                    <m:ctrlPr>
-                      <w:rPr>
-                        <w:rFonts w:ascii="Cambria Math" w:hAnsi="Cambria Math"/>
-                      </w:rPr>
-                    </m:ctrlPr>
-                  </m:sSubPr>
-                  <m:e>
-                    <m:r>
-                      <w:rPr>
-                        <w:rFonts w:ascii="Cambria Math" w:hAnsi="Cambria Math"/>
-                      </w:rPr>
-                      <m:t>c</m:t>
-                    </m:r>
-                  </m:e>
-                  <m:sub>
-                    <m:r>
-                      <w:rPr>
-                        <w:rFonts w:ascii="Cambria Math" w:hAnsi="Cambria Math"/>
-                      </w:rPr>
-                      <m:t>0</m:t>
-                    </m:r>
-                  </m:sub>
-                </m:sSub>
-                <m:r>
-                  <w:rPr>
-                    <w:rFonts w:ascii="Cambria Math" w:hAnsi="Cambria Math"/>
-                  </w:rPr>
-                  <m:t xml:space="preserve"> + </m:t>
-                </m:r>
-                <m:sSub>
-                  <m:sSubPr>
-                    <m:ctrlPr>
-                      <w:rPr>
-                        <w:rFonts w:ascii="Cambria Math" w:hAnsi="Cambria Math"/>
-                      </w:rPr>
-                    </m:ctrlPr>
-                  </m:sSubPr>
-                  <m:e>
-                    <m:r>
-                      <w:rPr>
-                        <w:rFonts w:ascii="Cambria Math" w:hAnsi="Cambria Math"/>
-                      </w:rPr>
-                      <m:t>c</m:t>
-                    </m:r>
-                  </m:e>
-                  <m:sub>
-                    <m:r>
-                      <w:rPr>
-                        <w:rFonts w:ascii="Cambria Math" w:hAnsi="Cambria Math"/>
-                      </w:rPr>
-                      <m:t>1</m:t>
-                    </m:r>
-                  </m:sub>
-                </m:sSub>
-                <m:r>
-                  <w:rPr>
-                    <w:rFonts w:ascii="Cambria Math" w:hAnsi="Cambria Math"/>
-                  </w:rPr>
-                  <m:t xml:space="preserve">(x - </m:t>
-                </m:r>
-                <m:sSub>
-                  <m:sSubPr>
-                    <m:ctrlPr>
-                      <w:rPr>
-                        <w:rFonts w:ascii="Cambria Math" w:hAnsi="Cambria Math"/>
-                      </w:rPr>
-                    </m:ctrlPr>
-                  </m:sSubPr>
-                  <m:e>
-                    <m:r>
-                      <w:rPr>
-                        <w:rFonts w:ascii="Cambria Math" w:hAnsi="Cambria Math"/>
-                      </w:rPr>
-                      <m:t>x</m:t>
-                    </m:r>
-                  </m:e>
-                  <m:sub>
-                    <m:r>
-                      <w:rPr>
-                        <w:rFonts w:ascii="Cambria Math" w:hAnsi="Cambria Math"/>
-                      </w:rPr>
-                      <m:t>0</m:t>
-                    </m:r>
-                  </m:sub>
-                </m:sSub>
-                <m:r>
-                  <w:rPr>
-                    <w:rFonts w:ascii="Cambria Math" w:hAnsi="Cambria Math"/>
-                  </w:rPr>
-                  <m:t xml:space="preserve">) + … + </m:t>
-                </m:r>
-                <m:sSub>
-                  <m:sSubPr>
-                    <m:ctrlPr>
-                      <w:rPr>
-                        <w:rFonts w:ascii="Cambria Math" w:hAnsi="Cambria Math"/>
-                      </w:rPr>
-                    </m:ctrlPr>
-                  </m:sSubPr>
-                  <m:e>
-                    <m:r>
-                      <w:rPr>
-                        <w:rFonts w:ascii="Cambria Math" w:hAnsi="Cambria Math"/>
-                      </w:rPr>
-                      <m:t>c</m:t>
-                    </m:r>
-                  </m:e>
-                  <m:sub>
-                    <m:r>
-                      <w:rPr>
-                        <w:rFonts w:ascii="Cambria Math" w:hAnsi="Cambria Math"/>
-                      </w:rPr>
-                      <m:t>m</m:t>
-                    </m:r>
-                  </m:sub>
-                </m:sSub>
-                <m:nary>
-                  <m:naryPr>
-                    <m:chr m:val="∏"/>
-                    <m:limLoc m:val="undOvr"/>
-                    <m:grow m:val="1"/>
-                    <m:ctrlPr>
-                      <w:rPr>
-                        <w:rFonts w:ascii="Cambria Math" w:hAnsi="Cambria Math"/>
-                      </w:rPr>
-                    </m:ctrlPr>
-                  </m:naryPr>
-                  <m:sub>
-                    <m:r>
-                      <w:rPr>
-                        <w:rFonts w:ascii="Cambria Math" w:hAnsi="Cambria Math"/>
-                      </w:rPr>
-                      <m:t>k = 0</m:t>
-                    </m:r>
-                  </m:sub>
-                  <m:sup>
-                    <m:r>
-                      <w:rPr>
-                        <w:rFonts w:ascii="Cambria Math" w:hAnsi="Cambria Math"/>
-                      </w:rPr>
-                      <m:t>m - 1</m:t>
-                    </m:r>
-                  </m:sup>
-                  <m:e>
-                    <m:r>
-                      <w:rPr>
-                        <w:rFonts w:ascii="Cambria Math" w:hAnsi="Cambria Math"/>
-                      </w:rPr>
-                      <m:t xml:space="preserve">(x - </m:t>
-                    </m:r>
-                    <m:sSub>
-                      <m:sSubPr>
-                        <m:ctrlPr>
-                          <w:rPr>
-                            <w:rFonts w:ascii="Cambria Math" w:hAnsi="Cambria Math"/>
-                          </w:rPr>
-                        </m:ctrlPr>
-                      </m:sSubPr>
-                      <m:e>
-                        <m:r>
-                          <w:rPr>
-                            <w:rFonts w:ascii="Cambria Math" w:hAnsi="Cambria Math"/>
-                          </w:rPr>
-                          <m:t>x</m:t>
-                        </m:r>
-                      </m:e>
-                      <m:sub>
-                        <m:r>
-                          <w:rPr>
-                            <w:rFonts w:ascii="Cambria Math" w:hAnsi="Cambria Math"/>
-                          </w:rPr>
-                          <m:t>k</m:t>
-                        </m:r>
-                      </m:sub>
-                    </m:sSub>
-                    <m:r>
-                      <w:rPr>
-                        <w:rFonts w:ascii="Cambria Math" w:hAnsi="Cambria Math"/>
-                      </w:rPr>
-                      <m:t>)</m:t>
-                    </m:r>
-                  </m:e>
-                </m:nary>
-              </m:oMath>
-            </m:oMathPara>
-          </w:p>
-        </w:tc>
-        <w:tc>
-          <w:tcPr>
-            <w:tcW w:w="1134" w:type="dxa"/>
-            <w:vAlign w:val="center"/>
-          </w:tcPr>
-          <w:p>
-            <w:pPr>
-              <w:ind w:firstLine="0"/>
-              <w:jc w:val="right"/>
-            </w:pPr>
-            <w:r>
-              <w:t>(2.1)</w:t>
-            </w:r>
-          </w:p>
-        </w:tc>
-      </w:tr>
-    </w:tbl>
-    <w:p>
-      <w:pPr>
-        <w:keepNext/>
-      </w:pPr>
-      <w:proofErr w:type="spellStart"/>
-      <w:r>
-        <w:t>где</w:t>
-      </w:r>
-      <w:proofErr w:type="spellEnd"/>
-      <w:r>
-        <w:t xml:space="preserve"> c₀ = f(x₀), c₁ = </w:t>
-      </w:r>
-      <w:proofErr w:type="gramStart"/>
-      <w:r>
-        <w:t>f[</w:t>
-      </w:r>
-      <w:proofErr w:type="gramEnd"/>
-      <w:r>
-        <w:t xml:space="preserve">x₀, x₁], …, cₘ = f[x₀, …, xₘ] – </w:t>
-      </w:r>
-      <w:proofErr w:type="spellStart"/>
-      <w:r>
-        <w:t>разделённые</w:t>
-      </w:r>
-      <w:proofErr w:type="spellEnd"/>
-      <w:r>
-        <w:t xml:space="preserve"> </w:t>
-      </w:r>
-      <w:proofErr w:type="spellStart"/>
-      <w:r>
-        <w:t>разности</w:t>
-      </w:r>
-      <w:proofErr w:type="spellEnd"/>
-      <w:r>
-        <w:t xml:space="preserve">. </w:t>
-      </w:r>
-      <w:proofErr w:type="spellStart"/>
-      <w:r>
-        <w:t>Разделённая</w:t>
-      </w:r>
-      <w:proofErr w:type="spellEnd"/>
-      <w:r>
-        <w:t xml:space="preserve"> </w:t>
-      </w:r>
-      <w:proofErr w:type="spellStart"/>
-      <w:r>
-        <w:t>разность</w:t>
-      </w:r>
-      <w:proofErr w:type="spellEnd"/>
-      <w:r>
-        <w:t xml:space="preserve"> </w:t>
-      </w:r>
-      <w:proofErr w:type="spellStart"/>
-      <w:r>
-        <w:t>порядка</w:t>
-      </w:r>
-      <w:proofErr w:type="spellEnd"/>
-      <w:r>
-        <w:t xml:space="preserve"> k </w:t>
-      </w:r>
-      <w:proofErr w:type="spellStart"/>
-      <w:r>
-        <w:t>вычисляется</w:t>
-      </w:r>
-      <w:proofErr w:type="spellEnd"/>
-      <w:r>
-        <w:t xml:space="preserve"> </w:t>
-      </w:r>
-      <w:proofErr w:type="spellStart"/>
-      <w:r>
-        <w:t>рекуррентно</w:t>
-      </w:r>
-      <w:proofErr w:type="spellEnd"/>
-      <w:r>
-        <w:t>:</w:t>
-      </w:r>
-    </w:p>
-    <w:tbl>
-      <w:tblPr>
-        <w:tblW w:w="0" w:type="auto"/>
-        <w:tblLayout w:type="fixed"/>
-        <w:tblLook w:val="04A0" w:firstRow="1" w:lastRow="0" w:firstColumn="1" w:lastColumn="0" w:noHBand="0" w:noVBand="1"/>
-      </w:tblPr>
-      <w:tblGrid>
-        <w:gridCol w:w="8220"/>
-        <w:gridCol w:w="1134"/>
-      </w:tblGrid>
-      <w:tr>
-        <w:trPr>
-          <w:cantSplit/>
-        </w:trPr>
-        <w:tc>
-          <w:tcPr>
-            <w:tcW w:w="8220" w:type="dxa"/>
-          </w:tcPr>
-          <w:p>
-            <w:pPr>
-              <w:keepLines/>
-              <w:spacing w:before="200" w:after="200" w:line="240" w:lineRule="auto"/>
-              <w:ind w:firstLine="0"/>
-            </w:pPr>
-            <m:oMathPara>
-              <m:oMathParaPr>
-                <m:jc m:val="center"/>
-              </m:oMathParaPr>
-              <m:oMath>
-                <m:r>
-                  <w:rPr>
-                    <w:rFonts w:ascii="Cambria Math" w:hAnsi="Cambria Math"/>
-                  </w:rPr>
-                  <m:t xml:space="preserve">f[xᵢ, …, xᵢ₊ₖ] = </m:t>
-                </m:r>
-                <m:f>
-                  <m:fPr>
-                    <m:ctrlPr>
-                      <w:rPr>
-                        <w:rFonts w:ascii="Cambria Math" w:hAnsi="Cambria Math"/>
-                      </w:rPr>
-                    </m:ctrlPr>
-                  </m:fPr>
-                  <m:num>
-                    <m:r>
-                      <w:rPr>
-                        <w:rFonts w:ascii="Cambria Math" w:hAnsi="Cambria Math"/>
-                      </w:rPr>
-                      <m:t>f[xᵢ₊₁, …, xᵢ₊ₖ] - f[xᵢ, …, xᵢ₊ₖ₋₁]</m:t>
-                    </m:r>
-                  </m:num>
-                  <m:den>
-                    <m:sSub>
-                      <m:sSubPr>
-                        <m:ctrlPr>
-                          <w:rPr>
-                            <w:rFonts w:ascii="Cambria Math" w:hAnsi="Cambria Math"/>
-                          </w:rPr>
-                        </m:ctrlPr>
-                      </m:sSubPr>
-                      <m:e>
-                        <m:r>
-                          <w:rPr>
-                            <w:rFonts w:ascii="Cambria Math" w:hAnsi="Cambria Math"/>
-                          </w:rPr>
-                          <m:t>x</m:t>
-                        </m:r>
-                      </m:e>
-                      <m:sub>
-                        <m:r>
-                          <w:rPr>
-                            <w:rFonts w:ascii="Cambria Math" w:hAnsi="Cambria Math"/>
-                          </w:rPr>
-                          <m:t>i+k</m:t>
-                        </m:r>
-                      </m:sub>
-                    </m:sSub>
-                    <m:r>
-                      <w:rPr>
-                        <w:rFonts w:ascii="Cambria Math" w:hAnsi="Cambria Math"/>
-                      </w:rPr>
-                      <m:t xml:space="preserve"> - </m:t>
-                    </m:r>
-                    <m:sSub>
-                      <m:sSubPr>
-                        <m:ctrlPr>
-                          <w:rPr>
-                            <w:rFonts w:ascii="Cambria Math" w:hAnsi="Cambria Math"/>
-                          </w:rPr>
-                        </m:ctrlPr>
-                      </m:sSubPr>
-                      <m:e>
-                        <m:r>
-                          <w:rPr>
-                            <w:rFonts w:ascii="Cambria Math" w:hAnsi="Cambria Math"/>
-                          </w:rPr>
-                          <m:t>x</m:t>
-                        </m:r>
-                      </m:e>
-                      <m:sub>
-                        <m:r>
-                          <w:rPr>
-                            <w:rFonts w:ascii="Cambria Math" w:hAnsi="Cambria Math"/>
-                          </w:rPr>
-                          <m:t>i</m:t>
-                        </m:r>
-                      </m:sub>
-                    </m:sSub>
-                  </m:den>
-                </m:f>
-              </m:oMath>
-            </m:oMathPara>
-          </w:p>
-        </w:tc>
-        <w:tc>
-          <w:tcPr>
-            <w:tcW w:w="1134" w:type="dxa"/>
-            <w:vAlign w:val="center"/>
-          </w:tcPr>
-          <w:p>
-            <w:pPr>
-              <w:ind w:firstLine="0"/>
-              <w:jc w:val="right"/>
-            </w:pPr>
-            <w:r>
-              <w:t>(2.2)</w:t>
-            </w:r>
-          </w:p>
-        </w:tc>
-      </w:tr>
-    </w:tbl>
-    <w:p>
-      <w:pPr>
-        <w:rPr>
-          <w:lang w:val="ru-RU"/>
-        </w:rPr>
-      </w:pPr>
-      <w:r>
-        <w:rPr>
-          <w:lang w:val="ru-RU"/>
-        </w:rPr>
-        <w:t xml:space="preserve">В программе для каждой точки новой сетки выбираются </w:t>
-      </w:r>
-      <w:r>
-        <w:t>m</w:t>
-      </w:r>
-      <w:r>
-        <w:rPr>
-          <w:lang w:val="ru-RU"/>
-        </w:rPr>
-        <w:t xml:space="preserve"> + 1 ближайших исходных узлов. Они образуют непрерывное окно исходной таблицы. При равных расстояниях предпочтение отдаётся левому узлу. Такой подход позволяет задавать степень полинома независимо от общего количества исходных точек.</w:t>
-      </w:r>
-    </w:p>
-    <w:p>
-      <w:pPr>
-        <w:keepNext/>
-        <w:rPr>
-          <w:lang w:val="ru-RU"/>
-        </w:rPr>
-      </w:pPr>
-      <w:r>
-        <w:rPr>
-          <w:lang w:val="ru-RU"/>
-        </w:rPr>
-        <w:t>Абсолютная погрешность интерполяции определяется по формуле</w:t>
-      </w:r>
-    </w:p>
-    <w:tbl>
-      <w:tblPr>
-        <w:tblW w:w="0" w:type="auto"/>
-        <w:tblLayout w:type="fixed"/>
-        <w:tblLook w:val="04A0" w:firstRow="1" w:lastRow="0" w:firstColumn="1" w:lastColumn="0" w:noHBand="0" w:noVBand="1"/>
-      </w:tblPr>
-      <w:tblGrid>
-        <w:gridCol w:w="8220"/>
-        <w:gridCol w:w="1134"/>
-      </w:tblGrid>
-      <w:tr>
-        <w:trPr>
-          <w:cantSplit/>
-        </w:trPr>
-        <w:tc>
-          <w:tcPr>
-            <w:tcW w:w="8220" w:type="dxa"/>
-          </w:tcPr>
-          <w:p>
-            <w:pPr>
-              <w:keepLines/>
-              <w:spacing w:before="200" w:after="200" w:line="240" w:lineRule="auto"/>
-              <w:ind w:firstLine="0"/>
-            </w:pPr>
-            <m:oMathPara>
-              <m:oMathParaPr>
-                <m:jc m:val="center"/>
-              </m:oMathParaPr>
-              <m:oMath>
-                <m:r>
-                  <w:rPr>
-                    <w:rFonts w:ascii="Cambria Math" w:hAnsi="Cambria Math"/>
-                  </w:rPr>
-                  <m:t>Δ(</m:t>
-                </m:r>
-                <m:sSub>
-                  <m:sSubPr>
-                    <m:ctrlPr>
-                      <w:rPr>
-                        <w:rFonts w:ascii="Cambria Math" w:hAnsi="Cambria Math"/>
-                      </w:rPr>
-                    </m:ctrlPr>
-                  </m:sSubPr>
-                  <m:e>
-                    <m:r>
-                      <w:rPr>
-                        <w:rFonts w:ascii="Cambria Math" w:hAnsi="Cambria Math"/>
-                      </w:rPr>
-                      <m:t>x</m:t>
-                    </m:r>
-                  </m:e>
-                  <m:sub>
-                    <m:r>
-                      <w:rPr>
-                        <w:rFonts w:ascii="Cambria Math" w:hAnsi="Cambria Math"/>
-                      </w:rPr>
-                      <m:t>j</m:t>
-                    </m:r>
-                  </m:sub>
-                </m:sSub>
-                <m:r>
-                  <w:rPr>
-                    <w:rFonts w:ascii="Cambria Math" w:hAnsi="Cambria Math"/>
-                  </w:rPr>
-                  <m:t>) = |</m:t>
-                </m:r>
-                <m:sSub>
-                  <m:sSubPr>
-                    <m:ctrlPr>
-                      <w:rPr>
-                        <w:rFonts w:ascii="Cambria Math" w:hAnsi="Cambria Math"/>
-                      </w:rPr>
-                    </m:ctrlPr>
-                  </m:sSubPr>
-                  <m:e>
-                    <m:r>
-                      <w:rPr>
-                        <w:rFonts w:ascii="Cambria Math" w:hAnsi="Cambria Math"/>
-                      </w:rPr>
-                      <m:t>P</m:t>
-                    </m:r>
-                  </m:e>
-                  <m:sub>
-                    <m:r>
-                      <w:rPr>
-                        <w:rFonts w:ascii="Cambria Math" w:hAnsi="Cambria Math"/>
-                      </w:rPr>
-                      <m:t>m</m:t>
-                    </m:r>
-                  </m:sub>
-                </m:sSub>
-                <m:r>
-                  <w:rPr>
-                    <w:rFonts w:ascii="Cambria Math" w:hAnsi="Cambria Math"/>
-                  </w:rPr>
-                  <m:t>(</m:t>
-                </m:r>
-                <m:sSub>
-                  <m:sSubPr>
-                    <m:ctrlPr>
-                      <w:rPr>
-                        <w:rFonts w:ascii="Cambria Math" w:hAnsi="Cambria Math"/>
-                      </w:rPr>
-                    </m:ctrlPr>
-                  </m:sSubPr>
-                  <m:e>
-                    <m:r>
-                      <w:rPr>
-                        <w:rFonts w:ascii="Cambria Math" w:hAnsi="Cambria Math"/>
-                      </w:rPr>
-                      <m:t>x</m:t>
-                    </m:r>
-                  </m:e>
-                  <m:sub>
-                    <m:r>
-                      <w:rPr>
-                        <w:rFonts w:ascii="Cambria Math" w:hAnsi="Cambria Math"/>
-                      </w:rPr>
-                      <m:t>j</m:t>
-                    </m:r>
-                  </m:sub>
-                </m:sSub>
-                <m:r>
-                  <w:rPr>
-                    <w:rFonts w:ascii="Cambria Math" w:hAnsi="Cambria Math"/>
-                  </w:rPr>
-                  <m:t>) - f(</m:t>
-                </m:r>
-                <m:sSub>
-                  <m:sSubPr>
-                    <m:ctrlPr>
-                      <w:rPr>
-                        <w:rFonts w:ascii="Cambria Math" w:hAnsi="Cambria Math"/>
-                      </w:rPr>
-                    </m:ctrlPr>
-                  </m:sSubPr>
-                  <m:e>
-                    <m:r>
-                      <w:rPr>
-                        <w:rFonts w:ascii="Cambria Math" w:hAnsi="Cambria Math"/>
-                      </w:rPr>
-                      <m:t>x</m:t>
-                    </m:r>
-                  </m:e>
-                  <m:sub>
-                    <m:r>
-                      <w:rPr>
-                        <w:rFonts w:ascii="Cambria Math" w:hAnsi="Cambria Math"/>
-                      </w:rPr>
-                      <m:t>j</m:t>
-                    </m:r>
-                  </m:sub>
-                </m:sSub>
-                <m:r>
-                  <w:rPr>
-                    <w:rFonts w:ascii="Cambria Math" w:hAnsi="Cambria Math"/>
-                  </w:rPr>
-                  <m:t>)|</m:t>
-                </m:r>
-              </m:oMath>
-            </m:oMathPara>
-          </w:p>
-        </w:tc>
-        <w:tc>
-          <w:tcPr>
-            <w:tcW w:w="1134" w:type="dxa"/>
-            <w:vAlign w:val="center"/>
-          </w:tcPr>
-          <w:p>
-            <w:pPr>
-              <w:ind w:firstLine="0"/>
-              <w:jc w:val="right"/>
-            </w:pPr>
-            <w:r>
-              <w:t>(2.3)</w:t>
-            </w:r>
-          </w:p>
-        </w:tc>
-      </w:tr>
-    </w:tbl>
-    <w:p>
-      <w:pPr>
-        <w:pStyle w:val="21"/>
-        <w:spacing w:before="420" w:after="420"/>
-      </w:pPr>
-      <w:bookmarkStart w:id="7" w:name="_Toc240383026"/>
-      <w:r>
-        <w:lastRenderedPageBreak/>
-        <w:t>2.2 Производные интерполяционного полинома</w:t>
-      </w:r>
-      <w:bookmarkEnd w:id="7"/>
-    </w:p>
-    <w:p>
-      <w:pPr>
-        <w:keepNext/>
-        <w:rPr>
-          <w:lang w:val="ru-RU"/>
-        </w:rPr>
-      </w:pPr>
-      <w:r>
-        <w:rPr>
-          <w:lang w:val="ru-RU"/>
-        </w:rPr>
-        <w:t>Табличная функция не содержит готовых значений производных. Поэтому сначала строится полином Ньютона, а затем вычисляются производные этого полинома. Для вычисления без раскрытия скобок используется вложенная форма полинома. Применение вложенной формы является способом программной реализации, а не дополнительным требованием задания.</w:t>
-      </w:r>
-    </w:p>
-    <w:tbl>
-      <w:tblPr>
-        <w:tblW w:w="0" w:type="auto"/>
-        <w:tblLayout w:type="fixed"/>
-        <w:tblLook w:val="04A0" w:firstRow="1" w:lastRow="0" w:firstColumn="1" w:lastColumn="0" w:noHBand="0" w:noVBand="1"/>
-      </w:tblPr>
-      <w:tblGrid>
-        <w:gridCol w:w="8220"/>
-        <w:gridCol w:w="1134"/>
-      </w:tblGrid>
-      <w:tr>
-        <w:trPr>
-          <w:cantSplit/>
-        </w:trPr>
-        <w:tc>
-          <w:tcPr>
-            <w:tcW w:w="8220" w:type="dxa"/>
-          </w:tcPr>
-          <w:p>
-            <w:pPr>
-              <w:keepLines/>
-              <w:spacing w:before="200" w:after="200" w:line="240" w:lineRule="auto"/>
-              <w:ind w:firstLine="0"/>
-            </w:pPr>
-            <m:oMathPara>
-              <m:oMathParaPr>
-                <m:jc m:val="center"/>
-              </m:oMathParaPr>
-              <m:oMath>
-                <m:sSub>
-                  <m:sSubPr>
-                    <m:ctrlPr>
-                      <w:rPr>
-                        <w:rFonts w:ascii="Cambria Math" w:hAnsi="Cambria Math"/>
-                      </w:rPr>
-                    </m:ctrlPr>
-                  </m:sSubPr>
-                  <m:e>
-                    <m:r>
-                      <w:rPr>
-                        <w:rFonts w:ascii="Cambria Math" w:hAnsi="Cambria Math"/>
-                      </w:rPr>
-                      <m:t>P</m:t>
-                    </m:r>
-                  </m:e>
-                  <m:sub>
-                    <m:r>
-                      <w:rPr>
-                        <w:rFonts w:ascii="Cambria Math" w:hAnsi="Cambria Math"/>
-                      </w:rPr>
-                      <m:t>k</m:t>
-                    </m:r>
-                  </m:sub>
-                </m:sSub>
-                <m:r>
-                  <w:rPr>
-                    <w:rFonts w:ascii="Cambria Math" w:hAnsi="Cambria Math"/>
-                  </w:rPr>
-                  <m:t xml:space="preserve">(t) = </m:t>
-                </m:r>
-                <m:sSub>
-                  <m:sSubPr>
-                    <m:ctrlPr>
-                      <w:rPr>
-                        <w:rFonts w:ascii="Cambria Math" w:hAnsi="Cambria Math"/>
-                      </w:rPr>
-                    </m:ctrlPr>
-                  </m:sSubPr>
-                  <m:e>
-                    <m:r>
-                      <w:rPr>
-                        <w:rFonts w:ascii="Cambria Math" w:hAnsi="Cambria Math"/>
-                      </w:rPr>
-                      <m:t>c</m:t>
-                    </m:r>
-                  </m:e>
-                  <m:sub>
-                    <m:r>
-                      <w:rPr>
-                        <w:rFonts w:ascii="Cambria Math" w:hAnsi="Cambria Math"/>
-                      </w:rPr>
-                      <m:t>k</m:t>
-                    </m:r>
-                  </m:sub>
-                </m:sSub>
-                <m:r>
-                  <w:rPr>
-                    <w:rFonts w:ascii="Cambria Math" w:hAnsi="Cambria Math"/>
-                  </w:rPr>
-                  <m:t xml:space="preserve"> + (t - </m:t>
-                </m:r>
-                <m:sSub>
-                  <m:sSubPr>
-                    <m:ctrlPr>
-                      <w:rPr>
-                        <w:rFonts w:ascii="Cambria Math" w:hAnsi="Cambria Math"/>
-                      </w:rPr>
-                    </m:ctrlPr>
-                  </m:sSubPr>
-                  <m:e>
-                    <m:r>
-                      <w:rPr>
-                        <w:rFonts w:ascii="Cambria Math" w:hAnsi="Cambria Math"/>
-                      </w:rPr>
-                      <m:t>z</m:t>
-                    </m:r>
-                  </m:e>
-                  <m:sub>
-                    <m:r>
-                      <w:rPr>
-                        <w:rFonts w:ascii="Cambria Math" w:hAnsi="Cambria Math"/>
-                      </w:rPr>
-                      <m:t>k</m:t>
-                    </m:r>
-                  </m:sub>
-                </m:sSub>
-                <m:r>
-                  <w:rPr>
-                    <w:rFonts w:ascii="Cambria Math" w:hAnsi="Cambria Math"/>
-                  </w:rPr>
-                  <m:t>)</m:t>
-                </m:r>
-                <m:sSub>
-                  <m:sSubPr>
-                    <m:ctrlPr>
-                      <w:rPr>
-                        <w:rFonts w:ascii="Cambria Math" w:hAnsi="Cambria Math"/>
-                      </w:rPr>
-                    </m:ctrlPr>
-                  </m:sSubPr>
-                  <m:e>
-                    <m:r>
-                      <w:rPr>
-                        <w:rFonts w:ascii="Cambria Math" w:hAnsi="Cambria Math"/>
-                      </w:rPr>
-                      <m:t>P</m:t>
-                    </m:r>
-                  </m:e>
-                  <m:sub>
-                    <m:r>
-                      <w:rPr>
-                        <w:rFonts w:ascii="Cambria Math" w:hAnsi="Cambria Math"/>
-                      </w:rPr>
-                      <m:t>k+1</m:t>
-                    </m:r>
-                  </m:sub>
-                </m:sSub>
-                <m:r>
-                  <w:rPr>
-                    <w:rFonts w:ascii="Cambria Math" w:hAnsi="Cambria Math"/>
-                  </w:rPr>
-                  <m:t>(t)</m:t>
-                </m:r>
-              </m:oMath>
-            </m:oMathPara>
-          </w:p>
-        </w:tc>
-        <w:tc>
-          <w:tcPr>
-            <w:tcW w:w="1134" w:type="dxa"/>
-            <w:vAlign w:val="center"/>
-          </w:tcPr>
-          <w:p>
-            <w:pPr>
-              <w:ind w:firstLine="0"/>
-              <w:jc w:val="right"/>
-            </w:pPr>
-            <w:r>
-              <w:t>(2.4)</w:t>
-            </w:r>
-          </w:p>
-        </w:tc>
-      </w:tr>
-    </w:tbl>
-    <w:p>
-      <w:pPr>
-        <w:keepNext/>
-        <w:rPr>
-          <w:lang w:val="ru-RU"/>
-        </w:rPr>
-      </w:pPr>
-      <w:r>
-        <w:rPr>
-          <w:lang w:val="ru-RU"/>
-        </w:rPr>
-        <w:t>После дифференцирования выражения (2.4) получаются рекуррентные формулы</w:t>
-      </w:r>
-    </w:p>
-    <w:tbl>
-      <w:tblPr>
-        <w:tblW w:w="0" w:type="auto"/>
-        <w:tblLayout w:type="fixed"/>
-        <w:tblLook w:val="04A0" w:firstRow="1" w:lastRow="0" w:firstColumn="1" w:lastColumn="0" w:noHBand="0" w:noVBand="1"/>
-      </w:tblPr>
-      <w:tblGrid>
-        <w:gridCol w:w="8220"/>
-        <w:gridCol w:w="1134"/>
-      </w:tblGrid>
-      <w:tr>
-        <w:trPr>
-          <w:cantSplit/>
-        </w:trPr>
-        <w:tc>
-          <w:tcPr>
-            <w:tcW w:w="8220" w:type="dxa"/>
-          </w:tcPr>
-          <w:p>
-            <w:pPr>
-              <w:keepLines/>
-              <w:spacing w:before="200" w:after="200" w:line="240" w:lineRule="auto"/>
-              <w:ind w:firstLine="0"/>
-            </w:pPr>
-            <m:oMathPara>
-              <m:oMathParaPr>
-                <m:jc m:val="center"/>
-              </m:oMathParaPr>
-              <m:oMath>
-                <m:sSub>
-                  <m:sSubPr>
-                    <m:ctrlPr>
-                      <w:rPr>
-                        <w:rFonts w:ascii="Cambria Math" w:hAnsi="Cambria Math"/>
-                      </w:rPr>
-                    </m:ctrlPr>
-                  </m:sSubPr>
-                  <m:e>
-                    <m:r>
-                      <w:rPr>
-                        <w:rFonts w:ascii="Cambria Math" w:hAnsi="Cambria Math"/>
-                      </w:rPr>
-                      <m:t>P'</m:t>
-                    </m:r>
-                  </m:e>
-                  <m:sub>
-                    <m:r>
-                      <w:rPr>
-                        <w:rFonts w:ascii="Cambria Math" w:hAnsi="Cambria Math"/>
-                      </w:rPr>
-                      <m:t>k</m:t>
-                    </m:r>
-                  </m:sub>
-                </m:sSub>
-                <m:r>
-                  <w:rPr>
-                    <w:rFonts w:ascii="Cambria Math" w:hAnsi="Cambria Math"/>
-                  </w:rPr>
-                  <m:t xml:space="preserve">(t) = </m:t>
-                </m:r>
-                <m:sSub>
-                  <m:sSubPr>
-                    <m:ctrlPr>
-                      <w:rPr>
-                        <w:rFonts w:ascii="Cambria Math" w:hAnsi="Cambria Math"/>
-                      </w:rPr>
-                    </m:ctrlPr>
-                  </m:sSubPr>
-                  <m:e>
-                    <m:r>
-                      <w:rPr>
-                        <w:rFonts w:ascii="Cambria Math" w:hAnsi="Cambria Math"/>
-                      </w:rPr>
-                      <m:t>P</m:t>
-                    </m:r>
-                  </m:e>
-                  <m:sub>
-                    <m:r>
-                      <w:rPr>
-                        <w:rFonts w:ascii="Cambria Math" w:hAnsi="Cambria Math"/>
-                      </w:rPr>
-                      <m:t>k+1</m:t>
-                    </m:r>
-                  </m:sub>
-                </m:sSub>
-                <m:r>
-                  <w:rPr>
-                    <w:rFonts w:ascii="Cambria Math" w:hAnsi="Cambria Math"/>
-                  </w:rPr>
-                  <m:t xml:space="preserve">(t) + (t - </m:t>
-                </m:r>
-                <m:sSub>
-                  <m:sSubPr>
-                    <m:ctrlPr>
-                      <w:rPr>
-                        <w:rFonts w:ascii="Cambria Math" w:hAnsi="Cambria Math"/>
-                      </w:rPr>
-                    </m:ctrlPr>
-                  </m:sSubPr>
-                  <m:e>
-                    <m:r>
-                      <w:rPr>
-                        <w:rFonts w:ascii="Cambria Math" w:hAnsi="Cambria Math"/>
-                      </w:rPr>
-                      <m:t>z</m:t>
-                    </m:r>
-                  </m:e>
-                  <m:sub>
-                    <m:r>
-                      <w:rPr>
-                        <w:rFonts w:ascii="Cambria Math" w:hAnsi="Cambria Math"/>
-                      </w:rPr>
-                      <m:t>k</m:t>
-                    </m:r>
-                  </m:sub>
-                </m:sSub>
-                <m:r>
-                  <w:rPr>
-                    <w:rFonts w:ascii="Cambria Math" w:hAnsi="Cambria Math"/>
-                  </w:rPr>
-                  <m:t>)</m:t>
-                </m:r>
-                <m:sSub>
-                  <m:sSubPr>
-                    <m:ctrlPr>
-                      <w:rPr>
-                        <w:rFonts w:ascii="Cambria Math" w:hAnsi="Cambria Math"/>
-                      </w:rPr>
-                    </m:ctrlPr>
-                  </m:sSubPr>
-                  <m:e>
-                    <m:r>
-                      <w:rPr>
-                        <w:rFonts w:ascii="Cambria Math" w:hAnsi="Cambria Math"/>
-                      </w:rPr>
-                      <m:t>P'</m:t>
-                    </m:r>
-                  </m:e>
-                  <m:sub>
-                    <m:r>
-                      <w:rPr>
-                        <w:rFonts w:ascii="Cambria Math" w:hAnsi="Cambria Math"/>
-                      </w:rPr>
-                      <m:t>k+1</m:t>
-                    </m:r>
-                  </m:sub>
-                </m:sSub>
-                <m:r>
-                  <w:rPr>
-                    <w:rFonts w:ascii="Cambria Math" w:hAnsi="Cambria Math"/>
-                  </w:rPr>
-                  <m:t>(t)</m:t>
-                </m:r>
-              </m:oMath>
-            </m:oMathPara>
-          </w:p>
-        </w:tc>
-        <w:tc>
-          <w:tcPr>
-            <w:tcW w:w="1134" w:type="dxa"/>
-            <w:vAlign w:val="center"/>
-          </w:tcPr>
-          <w:p>
-            <w:pPr>
-              <w:ind w:firstLine="0"/>
-              <w:jc w:val="right"/>
-            </w:pPr>
-            <w:r>
-              <w:t>(2.5)</w:t>
-            </w:r>
-          </w:p>
-        </w:tc>
-      </w:tr>
-      <w:tr>
-        <w:trPr>
-          <w:cantSplit/>
-        </w:trPr>
-        <w:tc>
-          <w:tcPr>
-            <w:tcW w:w="8220" w:type="dxa"/>
-          </w:tcPr>
-          <w:p>
-            <w:pPr>
-              <w:keepLines/>
-              <w:spacing w:before="200" w:after="200" w:line="240" w:lineRule="auto"/>
-              <w:ind w:firstLine="0"/>
-            </w:pPr>
-            <m:oMathPara>
-              <m:oMathParaPr>
-                <m:jc m:val="center"/>
-              </m:oMathParaPr>
-              <m:oMath>
-                <m:sSub>
-                  <m:sSubPr>
-                    <m:ctrlPr>
-                      <w:rPr>
-                        <w:rFonts w:ascii="Cambria Math" w:hAnsi="Cambria Math"/>
-                      </w:rPr>
-                    </m:ctrlPr>
-                  </m:sSubPr>
-                  <m:e>
-                    <m:r>
-                      <w:rPr>
-                        <w:rFonts w:ascii="Cambria Math" w:hAnsi="Cambria Math"/>
-                      </w:rPr>
-                      <m:t>P″</m:t>
-                    </m:r>
-                  </m:e>
-                  <m:sub>
-                    <m:r>
-                      <w:rPr>
-                        <w:rFonts w:ascii="Cambria Math" w:hAnsi="Cambria Math"/>
-                      </w:rPr>
-                      <m:t>k</m:t>
-                    </m:r>
-                  </m:sub>
-                </m:sSub>
-                <m:r>
-                  <w:rPr>
-                    <w:rFonts w:ascii="Cambria Math" w:hAnsi="Cambria Math"/>
-                  </w:rPr>
-                  <m:t>(t) = 2</m:t>
-                </m:r>
-                <m:sSub>
-                  <m:sSubPr>
-                    <m:ctrlPr>
-                      <w:rPr>
-                        <w:rFonts w:ascii="Cambria Math" w:hAnsi="Cambria Math"/>
-                      </w:rPr>
-                    </m:ctrlPr>
-                  </m:sSubPr>
-                  <m:e>
-                    <m:r>
-                      <w:rPr>
-                        <w:rFonts w:ascii="Cambria Math" w:hAnsi="Cambria Math"/>
-                      </w:rPr>
-                      <m:t>P'</m:t>
-                    </m:r>
-                  </m:e>
-                  <m:sub>
-                    <m:r>
-                      <w:rPr>
-                        <w:rFonts w:ascii="Cambria Math" w:hAnsi="Cambria Math"/>
-                      </w:rPr>
-                      <m:t>k+1</m:t>
-                    </m:r>
-                  </m:sub>
-                </m:sSub>
-                <m:r>
-                  <w:rPr>
-                    <w:rFonts w:ascii="Cambria Math" w:hAnsi="Cambria Math"/>
-                  </w:rPr>
-                  <m:t xml:space="preserve">(t) + (t - </m:t>
-                </m:r>
-                <m:sSub>
-                  <m:sSubPr>
-                    <m:ctrlPr>
-                      <w:rPr>
-                        <w:rFonts w:ascii="Cambria Math" w:hAnsi="Cambria Math"/>
-                      </w:rPr>
-                    </m:ctrlPr>
-                  </m:sSubPr>
-                  <m:e>
-                    <m:r>
-                      <w:rPr>
-                        <w:rFonts w:ascii="Cambria Math" w:hAnsi="Cambria Math"/>
-                      </w:rPr>
-                      <m:t>z</m:t>
-                    </m:r>
-                  </m:e>
-                  <m:sub>
-                    <m:r>
-                      <w:rPr>
-                        <w:rFonts w:ascii="Cambria Math" w:hAnsi="Cambria Math"/>
-                      </w:rPr>
-                      <m:t>k</m:t>
-                    </m:r>
-                  </m:sub>
-                </m:sSub>
-                <m:r>
-                  <w:rPr>
-                    <w:rFonts w:ascii="Cambria Math" w:hAnsi="Cambria Math"/>
-                  </w:rPr>
-                  <m:t>)</m:t>
-                </m:r>
-                <m:sSub>
-                  <m:sSubPr>
-                    <m:ctrlPr>
-                      <w:rPr>
-                        <w:rFonts w:ascii="Cambria Math" w:hAnsi="Cambria Math"/>
-                      </w:rPr>
-                    </m:ctrlPr>
-                  </m:sSubPr>
-                  <m:e>
-                    <m:r>
-                      <w:rPr>
-                        <w:rFonts w:ascii="Cambria Math" w:hAnsi="Cambria Math"/>
-                      </w:rPr>
-                      <m:t>P″</m:t>
-                    </m:r>
-                  </m:e>
-                  <m:sub>
-                    <m:r>
-                      <w:rPr>
-                        <w:rFonts w:ascii="Cambria Math" w:hAnsi="Cambria Math"/>
-                      </w:rPr>
-                      <m:t>k+1</m:t>
-                    </m:r>
-                  </m:sub>
-                </m:sSub>
-                <m:r>
-                  <w:rPr>
-                    <w:rFonts w:ascii="Cambria Math" w:hAnsi="Cambria Math"/>
-                  </w:rPr>
-                  <m:t>(t)</m:t>
-                </m:r>
-              </m:oMath>
-            </m:oMathPara>
-          </w:p>
-        </w:tc>
-        <w:tc>
-          <w:tcPr>
-            <w:tcW w:w="1134" w:type="dxa"/>
-            <w:vAlign w:val="center"/>
-          </w:tcPr>
-          <w:p>
-            <w:pPr>
-              <w:ind w:firstLine="0"/>
-              <w:jc w:val="right"/>
-            </w:pPr>
-            <w:r>
-              <w:t>(2.6)</w:t>
-            </w:r>
-          </w:p>
-        </w:tc>
-      </w:tr>
-    </w:tbl>
-    <w:p>
-      <w:pPr>
-        <w:keepNext/>
-      </w:pPr>
-      <w:r>
-        <w:rPr>
-          <w:lang w:val="ru-RU"/>
-        </w:rPr>
-        <w:t xml:space="preserve">Координата нормируется по формуле </w:t>
-      </w:r>
-      <w:r>
-        <w:t>t</w:t>
-      </w:r>
-      <w:r>
-        <w:rPr>
-          <w:lang w:val="ru-RU"/>
-        </w:rPr>
-        <w:t xml:space="preserve"> = (</w:t>
-      </w:r>
-      <w:r>
-        <w:t>x</w:t>
-      </w:r>
-      <w:r>
-        <w:rPr>
-          <w:lang w:val="ru-RU"/>
-        </w:rPr>
-        <w:t xml:space="preserve"> − </w:t>
-      </w:r>
-      <w:r>
-        <w:t>x</w:t>
-      </w:r>
-      <w:r>
-        <w:rPr>
-          <w:lang w:val="ru-RU"/>
-        </w:rPr>
-        <w:t>₀)/</w:t>
-      </w:r>
-      <w:r>
-        <w:t>s</w:t>
-      </w:r>
-      <w:r>
-        <w:rPr>
-          <w:lang w:val="ru-RU"/>
-        </w:rPr>
-        <w:t xml:space="preserve">, где </w:t>
-      </w:r>
-      <w:r>
-        <w:t>s</w:t>
-      </w:r>
-      <w:r>
-        <w:rPr>
-          <w:lang w:val="ru-RU"/>
-        </w:rPr>
-        <w:t xml:space="preserve"> – ширина выбранного окна. </w:t>
-      </w:r>
-      <w:proofErr w:type="spellStart"/>
-      <w:r>
-        <w:t>По</w:t>
-      </w:r>
-      <w:proofErr w:type="spellEnd"/>
-      <w:r>
-        <w:t xml:space="preserve"> </w:t>
-      </w:r>
-      <w:proofErr w:type="spellStart"/>
-      <w:r>
-        <w:t>правилу</w:t>
-      </w:r>
-      <w:proofErr w:type="spellEnd"/>
-      <w:r>
-        <w:t xml:space="preserve"> </w:t>
-      </w:r>
-      <w:proofErr w:type="spellStart"/>
-      <w:r>
-        <w:t>цепочки</w:t>
-      </w:r>
-      <w:proofErr w:type="spellEnd"/>
-      <w:r>
-        <w:t xml:space="preserve"> </w:t>
-      </w:r>
-      <w:proofErr w:type="spellStart"/>
-      <w:r>
-        <w:t>производные</w:t>
-      </w:r>
-      <w:proofErr w:type="spellEnd"/>
-      <w:r>
-        <w:t xml:space="preserve"> </w:t>
-      </w:r>
-      <w:proofErr w:type="spellStart"/>
-      <w:r>
-        <w:t>переводятся</w:t>
-      </w:r>
-      <w:proofErr w:type="spellEnd"/>
-      <w:r>
-        <w:t xml:space="preserve"> </w:t>
-      </w:r>
-      <w:proofErr w:type="spellStart"/>
-      <w:r>
-        <w:t>обратно</w:t>
-      </w:r>
-      <w:proofErr w:type="spellEnd"/>
-      <w:r>
-        <w:t xml:space="preserve"> к </w:t>
-      </w:r>
-      <w:proofErr w:type="spellStart"/>
-      <w:r>
-        <w:t>координате</w:t>
-      </w:r>
-      <w:proofErr w:type="spellEnd"/>
-      <w:r>
-        <w:t xml:space="preserve"> x:</w:t>
-      </w:r>
-    </w:p>
-    <w:tbl>
-      <w:tblPr>
-        <w:tblW w:w="0" w:type="auto"/>
-        <w:tblLayout w:type="fixed"/>
-        <w:tblLook w:val="04A0" w:firstRow="1" w:lastRow="0" w:firstColumn="1" w:lastColumn="0" w:noHBand="0" w:noVBand="1"/>
-      </w:tblPr>
-      <w:tblGrid>
-        <w:gridCol w:w="8220"/>
-        <w:gridCol w:w="1134"/>
-      </w:tblGrid>
-      <w:tr>
-        <w:trPr>
-          <w:cantSplit/>
-        </w:trPr>
-        <w:tc>
-          <w:tcPr>
-            <w:tcW w:w="8220" w:type="dxa"/>
-          </w:tcPr>
-          <w:p>
-            <w:pPr>
-              <w:keepLines/>
-              <w:spacing w:before="200" w:after="200" w:line="240" w:lineRule="auto"/>
-              <w:ind w:firstLine="0"/>
-            </w:pPr>
-            <m:oMathPara>
-              <m:oMathParaPr>
-                <m:jc m:val="center"/>
-              </m:oMathParaPr>
-              <m:oMath>
-                <m:f>
-                  <m:fPr>
-                    <m:ctrlPr>
-                      <w:rPr>
-                        <w:rFonts w:ascii="Cambria Math" w:hAnsi="Cambria Math"/>
-                      </w:rPr>
-                    </m:ctrlPr>
-                  </m:fPr>
-                  <m:num>
-                    <m:r>
-                      <w:rPr>
-                        <w:rFonts w:ascii="Cambria Math" w:hAnsi="Cambria Math"/>
-                      </w:rPr>
-                      <m:t>dP</m:t>
-                    </m:r>
-                  </m:num>
-                  <m:den>
-                    <m:r>
-                      <w:rPr>
-                        <w:rFonts w:ascii="Cambria Math" w:hAnsi="Cambria Math"/>
-                      </w:rPr>
-                      <m:t>dx</m:t>
-                    </m:r>
-                  </m:den>
-                </m:f>
-                <m:r>
-                  <w:rPr>
-                    <w:rFonts w:ascii="Cambria Math" w:hAnsi="Cambria Math"/>
-                  </w:rPr>
-                  <m:t xml:space="preserve"> = </m:t>
-                </m:r>
-                <m:f>
-                  <m:fPr>
-                    <m:ctrlPr>
-                      <w:rPr>
-                        <w:rFonts w:ascii="Cambria Math" w:hAnsi="Cambria Math"/>
-                      </w:rPr>
-                    </m:ctrlPr>
-                  </m:fPr>
-                  <m:num>
-                    <m:r>
-                      <w:rPr>
-                        <w:rFonts w:ascii="Cambria Math" w:hAnsi="Cambria Math"/>
-                      </w:rPr>
-                      <m:t>1</m:t>
-                    </m:r>
-                  </m:num>
-                  <m:den>
-                    <m:r>
-                      <w:rPr>
-                        <w:rFonts w:ascii="Cambria Math" w:hAnsi="Cambria Math"/>
-                      </w:rPr>
-                      <m:t>s</m:t>
-                    </m:r>
-                  </m:den>
-                </m:f>
-                <m:f>
-                  <m:fPr>
-                    <m:ctrlPr>
-                      <w:rPr>
-                        <w:rFonts w:ascii="Cambria Math" w:hAnsi="Cambria Math"/>
-                      </w:rPr>
-                    </m:ctrlPr>
-                  </m:fPr>
-                  <m:num>
-                    <m:r>
-                      <w:rPr>
-                        <w:rFonts w:ascii="Cambria Math" w:hAnsi="Cambria Math"/>
-                      </w:rPr>
-                      <m:t>dP</m:t>
-                    </m:r>
-                  </m:num>
-                  <m:den>
-                    <m:r>
-                      <w:rPr>
-                        <w:rFonts w:ascii="Cambria Math" w:hAnsi="Cambria Math"/>
-                      </w:rPr>
-                      <m:t>dt</m:t>
-                    </m:r>
-                  </m:den>
-                </m:f>
-                <m:r>
-                  <w:rPr>
-                    <w:rFonts w:ascii="Cambria Math" w:hAnsi="Cambria Math"/>
-                  </w:rPr>
-                  <m:t xml:space="preserve">;   </m:t>
-                </m:r>
-                <m:f>
-                  <m:fPr>
-                    <m:ctrlPr>
-                      <w:rPr>
-                        <w:rFonts w:ascii="Cambria Math" w:hAnsi="Cambria Math"/>
-                      </w:rPr>
-                    </m:ctrlPr>
-                  </m:fPr>
-                  <m:num>
-                    <m:sSup>
-                      <m:sSupPr>
-                        <m:ctrlPr>
-                          <w:rPr>
-                            <w:rFonts w:ascii="Cambria Math" w:hAnsi="Cambria Math"/>
-                          </w:rPr>
-                        </m:ctrlPr>
-                      </m:sSupPr>
-                      <m:e>
-                        <m:r>
-                          <w:rPr>
-                            <w:rFonts w:ascii="Cambria Math" w:hAnsi="Cambria Math"/>
-                          </w:rPr>
-                          <m:t>d</m:t>
-                        </m:r>
-                      </m:e>
-                      <m:sup>
-                        <m:r>
-                          <w:rPr>
-                            <w:rFonts w:ascii="Cambria Math" w:hAnsi="Cambria Math"/>
-                          </w:rPr>
-                          <m:t>2</m:t>
-                        </m:r>
-                      </m:sup>
-                    </m:sSup>
-                    <m:r>
-                      <w:rPr>
-                        <w:rFonts w:ascii="Cambria Math" w:hAnsi="Cambria Math"/>
-                      </w:rPr>
-                      <m:t>P</m:t>
-                    </m:r>
-                  </m:num>
-                  <m:den>
-                    <m:r>
-                      <w:rPr>
-                        <w:rFonts w:ascii="Cambria Math" w:hAnsi="Cambria Math"/>
-                      </w:rPr>
-                      <m:t>d</m:t>
+                      <m:t xml:space="preserve">1 - </m:t>
                     </m:r>
                     <m:sSup>
                       <m:sSupPr>
@@ -4724,105 +3025,30 @@
                         </m:r>
                       </m:sup>
                     </m:sSup>
-                  </m:den>
-                </m:f>
+                  </m:e>
+                </m:rad>
                 <m:r>
                   <w:rPr>
                     <w:rFonts w:ascii="Cambria Math" w:hAnsi="Cambria Math"/>
                   </w:rPr>
-                  <m:t xml:space="preserve"> = </m:t>
+                  <m:t xml:space="preserve"> · </m:t>
                 </m:r>
-                <m:f>
-                  <m:fPr>
+                <m:rad>
+                  <m:radPr>
+                    <m:degHide m:val="1"/>
                     <m:ctrlPr>
                       <w:rPr>
                         <w:rFonts w:ascii="Cambria Math" w:hAnsi="Cambria Math"/>
                       </w:rPr>
                     </m:ctrlPr>
-                  </m:fPr>
-                  <m:num>
+                  </m:radPr>
+                  <m:deg/>
+                  <m:e>
                     <m:r>
                       <w:rPr>
                         <w:rFonts w:ascii="Cambria Math" w:hAnsi="Cambria Math"/>
                       </w:rPr>
-                      <m:t>1</m:t>
-                    </m:r>
-                  </m:num>
-                  <m:den>
-                    <m:sSup>
-                      <m:sSupPr>
-                        <m:ctrlPr>
-                          <w:rPr>
-                            <w:rFonts w:ascii="Cambria Math" w:hAnsi="Cambria Math"/>
-                          </w:rPr>
-                        </m:ctrlPr>
-                      </m:sSupPr>
-                      <m:e>
-                        <m:r>
-                          <w:rPr>
-                            <w:rFonts w:ascii="Cambria Math" w:hAnsi="Cambria Math"/>
-                          </w:rPr>
-                          <m:t>s</m:t>
-                        </m:r>
-                      </m:e>
-                      <m:sup>
-                        <m:r>
-                          <w:rPr>
-                            <w:rFonts w:ascii="Cambria Math" w:hAnsi="Cambria Math"/>
-                          </w:rPr>
-                          <m:t>2</m:t>
-                        </m:r>
-                      </m:sup>
-                    </m:sSup>
-                  </m:den>
-                </m:f>
-                <m:f>
-                  <m:fPr>
-                    <m:ctrlPr>
-                      <w:rPr>
-                        <w:rFonts w:ascii="Cambria Math" w:hAnsi="Cambria Math"/>
-                      </w:rPr>
-                    </m:ctrlPr>
-                  </m:fPr>
-                  <m:num>
-                    <m:sSup>
-                      <m:sSupPr>
-                        <m:ctrlPr>
-                          <w:rPr>
-                            <w:rFonts w:ascii="Cambria Math" w:hAnsi="Cambria Math"/>
-                          </w:rPr>
-                        </m:ctrlPr>
-                      </m:sSupPr>
-                      <m:e>
-                        <m:r>
-                          <w:rPr>
-                            <w:rFonts w:ascii="Cambria Math" w:hAnsi="Cambria Math"/>
-                          </w:rPr>
-                          <m:t>d</m:t>
-                        </m:r>
-                      </m:e>
-                      <m:sup>
-                        <m:r>
-                          <w:rPr>
-                            <w:rFonts w:ascii="Cambria Math" w:hAnsi="Cambria Math"/>
-                          </w:rPr>
-                          <m:t>2</m:t>
-                        </m:r>
-                      </m:sup>
-                    </m:sSup>
-                    <m:r>
-                      <w:rPr>
-                        <w:rFonts w:ascii="Cambria Math" w:hAnsi="Cambria Math"/>
-                      </w:rPr>
-                      <m:t>P</m:t>
-                    </m:r>
-                  </m:num>
-                  <m:den>
-                    <m:r>
-                      <w:rPr>
-                        <w:rFonts w:ascii="Cambria Math" w:hAnsi="Cambria Math"/>
-                      </w:rPr>
-                      <m:t>d</m:t>
+                      <m:t xml:space="preserve">1 + </m:t>
                     </m:r>
                     <m:sSup>
                       <m:sSupPr>
@@ -4837,7 +3063,7 @@
                           <w:rPr>
                             <w:rFonts w:ascii="Cambria Math" w:hAnsi="Cambria Math"/>
                           </w:rPr>
-                          <m:t>t</m:t>
+                          <m:t>x</m:t>
                         </m:r>
                       </m:e>
                       <m:sup>
@@ -4849,29 +3075,104 @@
                         </m:r>
                       </m:sup>
                     </m:sSup>
-                  </m:den>
-                </m:f>
-              </m:oMath>
-            </m:oMathPara>
-          </w:p>
-        </w:tc>
-        <w:tc>
-          <w:tcPr>
-            <w:tcW w:w="1134" w:type="dxa"/>
-            <w:vAlign w:val="center"/>
-          </w:tcPr>
-          <w:p>
-            <w:pPr>
-              <w:ind w:firstLine="0"/>
-              <w:jc w:val="right"/>
-            </w:pPr>
-            <w:r>
-              <w:t>(2.7)</w:t>
-            </w:r>
-          </w:p>
-        </w:tc>
-      </w:tr>
-    </w:tbl>
+                  </m:e>
+                </m:rad>
+              </m:den>
+            </m:f>
+          </m:e>
+        </m:nary>
+        <m:r>
+          <w:rPr>
+            <w:rFonts w:ascii="Cambria Math" w:hAnsi="Cambria Math"/>
+          </w:rPr>
+          <m:t xml:space="preserve">,   </m:t>
+        </m:r>
+        <m:sSub>
+          <m:sSubPr>
+            <m:ctrlPr>
+              <w:rPr>
+                <w:rFonts w:ascii="Cambria Math" w:hAnsi="Cambria Math"/>
+              </w:rPr>
+            </m:ctrlPr>
+          </m:sSubPr>
+          <m:e>
+            <m:r>
+              <w:rPr>
+                <w:rFonts w:ascii="Cambria Math" w:hAnsi="Cambria Math"/>
+              </w:rPr>
+              <m:t>n</m:t>
+            </m:r>
+          </m:e>
+          <m:sub>
+            <m:r>
+              <w:rPr>
+                <w:rFonts w:ascii="Cambria Math" w:hAnsi="Cambria Math"/>
+              </w:rPr>
+              <m:t>0</m:t>
+            </m:r>
+          </m:sub>
+        </m:sSub>
+        <m:r>
+          <w:rPr>
+            <w:rFonts w:ascii="Cambria Math" w:hAnsi="Cambria Math"/>
+          </w:rPr>
+          <m:t xml:space="preserve"> = 8</m:t>
+        </m:r>
+      </m:oMath>
+      <w:r>
+        <w:tab/>
+        <w:t xml:space="preserve">(1.1)</w:t>
+      </w:r>
+    </w:p>
+    <w:p>
+      <w:pPr>
+        <w:rPr>
+          <w:lang w:val="ru-RU"/>
+        </w:rPr>
+      </w:pPr>
+      <w:r>
+        <w:rPr>
+          <w:lang w:val="ru-RU"/>
+        </w:rPr>
+        <w:t>Во второй части используется формула Гаусса порядка 8.</w:t>
+      </w:r>
+    </w:p>
+    <w:p>
+      <w:pPr>
+        <w:rPr>
+          <w:lang w:val="ru-RU"/>
+        </w:rPr>
+      </w:pPr>
+      <w:r>
+        <w:rPr>
+          <w:lang w:val="ru-RU"/>
+        </w:rPr>
+        <w:br w:type="page"/>
+      </w:r>
+    </w:p>
+    <w:p>
+      <w:pPr>
+        <w:pStyle w:val="1"/>
+        <w:spacing w:before="420" w:after="420"/>
+      </w:pPr>
+      <w:bookmarkStart w:id="5" w:name="_Toc240383024"/>
+      <w:r>
+        <w:lastRenderedPageBreak/>
+        <w:t>2 ТЕОРЕТИЧЕСКИЕ СВЕДЕНИЯ</w:t>
+      </w:r>
+      <w:bookmarkEnd w:id="5"/>
+    </w:p>
+    <w:p>
+      <w:pPr>
+        <w:pStyle w:val="21"/>
+        <w:spacing w:before="420" w:after="420"/>
+      </w:pPr>
+      <w:bookmarkStart w:id="6" w:name="_Toc240383025"/>
+      <w:r>
+        <w:t>2.1 Интерполяционный полином Ньютона</w:t>
+      </w:r>
+      <w:bookmarkEnd w:id="6"/>
+    </w:p>
     <w:p>
       <w:pPr>
         <w:keepNext/>
@@ -4883,166 +3184,277 @@
         <w:rPr>
           <w:lang w:val="ru-RU"/>
         </w:rPr>
-        <w:t>Для функции варианта 9 точные производные имеют вид</w:t>
-      </w:r>
-    </w:p>
-    <w:tbl>
-      <w:tblPr>
-        <w:tblW w:w="0" w:type="auto"/>
-        <w:tblLayout w:type="fixed"/>
-        <w:tblLook w:val="04A0" w:firstRow="1" w:lastRow="0" w:firstColumn="1" w:lastColumn="0" w:noHBand="0" w:noVBand="1"/>
-      </w:tblPr>
-      <w:tblGrid>
-        <w:gridCol w:w="8220"/>
-        <w:gridCol w:w="1134"/>
-      </w:tblGrid>
-      <w:tr>
-        <w:trPr>
-          <w:cantSplit/>
-        </w:trPr>
-        <w:tc>
-          <w:tcPr>
-            <w:tcW w:w="8220" w:type="dxa"/>
-          </w:tcPr>
-          <w:p>
-            <w:pPr>
-              <w:keepLines/>
-              <w:spacing w:before="200" w:after="200" w:line="240" w:lineRule="auto"/>
-              <w:ind w:firstLine="0"/>
-            </w:pPr>
-            <m:oMathPara>
-              <m:oMathParaPr>
-                <m:jc m:val="center"/>
-              </m:oMathParaPr>
-              <m:oMath>
+        <w:t xml:space="preserve">Интерполяция позволяет восстановить приближённые значения функции между известными узлами. Для произвольной сетки полином Ньютона степени </w:t>
+      </w:r>
+      <w:r>
+        <w:t>m</w:t>
+      </w:r>
+      <w:r>
+        <w:rPr>
+          <w:lang w:val="ru-RU"/>
+        </w:rPr>
+        <w:t xml:space="preserve"> записывается через разделённые разности [2]:</w:t>
+      </w:r>
+    </w:p>
+    <w:p>
+      <w:pPr>
+        <w:keepLines/>
+        <w:tabs>
+          <w:tab w:val="center" w:pos="4678"/>
+          <w:tab w:val="right" w:pos="9355"/>
+        </w:tabs>
+        <w:spacing w:before="200" w:after="200" w:line="240" w:lineRule="auto"/>
+        <w:ind w:firstLine="0"/>
+      </w:pPr>
+      <w:r>
+        <w:tab/>
+      </w:r>
+      <m:oMath>
+        <m:sSub>
+          <m:sSubPr>
+            <m:ctrlPr>
+              <w:rPr>
+                <w:rFonts w:ascii="Cambria Math" w:hAnsi="Cambria Math"/>
+              </w:rPr>
+            </m:ctrlPr>
+          </m:sSubPr>
+          <m:e>
+            <m:r>
+              <w:rPr>
+                <w:rFonts w:ascii="Cambria Math" w:hAnsi="Cambria Math"/>
+              </w:rPr>
+              <m:t>P</m:t>
+            </m:r>
+          </m:e>
+          <m:sub>
+            <m:r>
+              <w:rPr>
+                <w:rFonts w:ascii="Cambria Math" w:hAnsi="Cambria Math"/>
+              </w:rPr>
+              <m:t>m</m:t>
+            </m:r>
+          </m:sub>
+        </m:sSub>
+        <m:r>
+          <w:rPr>
+            <w:rFonts w:ascii="Cambria Math" w:hAnsi="Cambria Math"/>
+          </w:rPr>
+          <m:t xml:space="preserve">(x) = </m:t>
+        </m:r>
+        <m:sSub>
+          <m:sSubPr>
+            <m:ctrlPr>
+              <w:rPr>
+                <w:rFonts w:ascii="Cambria Math" w:hAnsi="Cambria Math"/>
+              </w:rPr>
+            </m:ctrlPr>
+          </m:sSubPr>
+          <m:e>
+            <m:r>
+              <w:rPr>
+                <w:rFonts w:ascii="Cambria Math" w:hAnsi="Cambria Math"/>
+              </w:rPr>
+              <m:t>c</m:t>
+            </m:r>
+          </m:e>
+          <m:sub>
+            <m:r>
+              <w:rPr>
+                <w:rFonts w:ascii="Cambria Math" w:hAnsi="Cambria Math"/>
+              </w:rPr>
+              <m:t>0</m:t>
+            </m:r>
+          </m:sub>
+        </m:sSub>
+        <m:r>
+          <w:rPr>
+            <w:rFonts w:ascii="Cambria Math" w:hAnsi="Cambria Math"/>
+          </w:rPr>
+          <m:t xml:space="preserve"> + </m:t>
+        </m:r>
+        <m:sSub>
+          <m:sSubPr>
+            <m:ctrlPr>
+              <w:rPr>
+                <w:rFonts w:ascii="Cambria Math" w:hAnsi="Cambria Math"/>
+              </w:rPr>
+            </m:ctrlPr>
+          </m:sSubPr>
+          <m:e>
+            <m:r>
+              <w:rPr>
+                <w:rFonts w:ascii="Cambria Math" w:hAnsi="Cambria Math"/>
+              </w:rPr>
+              <m:t>c</m:t>
+            </m:r>
+          </m:e>
+          <m:sub>
+            <m:r>
+              <w:rPr>
+                <w:rFonts w:ascii="Cambria Math" w:hAnsi="Cambria Math"/>
+              </w:rPr>
+              <m:t>1</m:t>
+            </m:r>
+          </m:sub>
+        </m:sSub>
+        <m:r>
+          <w:rPr>
+            <w:rFonts w:ascii="Cambria Math" w:hAnsi="Cambria Math"/>
+          </w:rPr>
+          <m:t xml:space="preserve">(x - </m:t>
+        </m:r>
+        <m:sSub>
+          <m:sSubPr>
+            <m:ctrlPr>
+              <w:rPr>
+                <w:rFonts w:ascii="Cambria Math" w:hAnsi="Cambria Math"/>
+              </w:rPr>
+            </m:ctrlPr>
+          </m:sSubPr>
+          <m:e>
+            <m:r>
+              <w:rPr>
+                <w:rFonts w:ascii="Cambria Math" w:hAnsi="Cambria Math"/>
+              </w:rPr>
+              <m:t>x</m:t>
+            </m:r>
+          </m:e>
+          <m:sub>
+            <m:r>
+              <w:rPr>
+                <w:rFonts w:ascii="Cambria Math" w:hAnsi="Cambria Math"/>
+              </w:rPr>
+              <m:t>0</m:t>
+            </m:r>
+          </m:sub>
+        </m:sSub>
+        <m:r>
+          <w:rPr>
+            <w:rFonts w:ascii="Cambria Math" w:hAnsi="Cambria Math"/>
+          </w:rPr>
+          <m:t xml:space="preserve">) + … + </m:t>
+        </m:r>
+        <m:sSub>
+          <m:sSubPr>
+            <m:ctrlPr>
+              <w:rPr>
+                <w:rFonts w:ascii="Cambria Math" w:hAnsi="Cambria Math"/>
+              </w:rPr>
+            </m:ctrlPr>
+          </m:sSubPr>
+          <m:e>
+            <m:r>
+              <w:rPr>
+                <w:rFonts w:ascii="Cambria Math" w:hAnsi="Cambria Math"/>
+              </w:rPr>
+              <m:t>c</m:t>
+            </m:r>
+          </m:e>
+          <m:sub>
+            <m:r>
+              <w:rPr>
+                <w:rFonts w:ascii="Cambria Math" w:hAnsi="Cambria Math"/>
+              </w:rPr>
+              <m:t>m</m:t>
+            </m:r>
+          </m:sub>
+        </m:sSub>
+        <m:nary>
+          <m:naryPr>
+            <m:chr m:val="∏"/>
+            <m:limLoc m:val="undOvr"/>
+            <m:grow m:val="1"/>
+            <m:ctrlPr>
+              <w:rPr>
+                <w:rFonts w:ascii="Cambria Math" w:hAnsi="Cambria Math"/>
+              </w:rPr>
+            </m:ctrlPr>
+          </m:naryPr>
+          <m:sub>
+            <m:r>
+              <w:rPr>
+                <w:rFonts w:ascii="Cambria Math" w:hAnsi="Cambria Math"/>
+              </w:rPr>
+              <m:t>k = 0</m:t>
+            </m:r>
+          </m:sub>
+          <m:sup>
+            <m:r>
+              <w:rPr>
+                <w:rFonts w:ascii="Cambria Math" w:hAnsi="Cambria Math"/>
+              </w:rPr>
+              <m:t>m - 1</m:t>
+            </m:r>
+          </m:sup>
+          <m:e>
+            <m:r>
+              <w:rPr>
+                <w:rFonts w:ascii="Cambria Math" w:hAnsi="Cambria Math"/>
+              </w:rPr>
+              <m:t xml:space="preserve">(x - </m:t>
+            </m:r>
+            <m:sSub>
+              <m:sSubPr>
+                <m:ctrlPr>
+                  <w:rPr>
+                    <w:rFonts w:ascii="Cambria Math" w:hAnsi="Cambria Math"/>
+                  </w:rPr>
+                </m:ctrlPr>
+              </m:sSubPr>
+              <m:e>
                 <m:r>
                   <w:rPr>
                     <w:rFonts w:ascii="Cambria Math" w:hAnsi="Cambria Math"/>
                   </w:rPr>
-                  <m:t xml:space="preserve">f'(x) = </m:t>
+                  <m:t>x</m:t>
                 </m:r>
-                <m:f>
-                  <m:fPr>
-                    <m:ctrlPr>
-                      <w:rPr>
-                        <w:rFonts w:ascii="Cambria Math" w:hAnsi="Cambria Math"/>
-                      </w:rPr>
-                    </m:ctrlPr>
-                  </m:fPr>
-                  <m:num>
-                    <m:r>
-                      <w:rPr>
-                        <w:rFonts w:ascii="Cambria Math" w:hAnsi="Cambria Math"/>
-                      </w:rPr>
-                      <m:t>1</m:t>
-                    </m:r>
-                  </m:num>
-                  <m:den>
-                    <m:r>
-                      <w:rPr>
-                        <w:rFonts w:ascii="Cambria Math" w:hAnsi="Cambria Math"/>
-                      </w:rPr>
-                      <m:t>2</m:t>
-                    </m:r>
-                    <m:rad>
-                      <m:radPr>
-                        <m:degHide m:val="1"/>
-                        <m:ctrlPr>
-                          <w:rPr>
-                            <w:rFonts w:ascii="Cambria Math" w:hAnsi="Cambria Math"/>
-                          </w:rPr>
-                        </m:ctrlPr>
-                      </m:radPr>
-                      <m:deg/>
-                      <m:e>
-                        <m:r>
-                          <w:rPr>
-                            <w:rFonts w:ascii="Cambria Math" w:hAnsi="Cambria Math"/>
-                          </w:rPr>
-                          <m:t>x</m:t>
-                        </m:r>
-                      </m:e>
-                    </m:rad>
-                  </m:den>
-                </m:f>
+              </m:e>
+              <m:sub>
                 <m:r>
                   <w:rPr>
                     <w:rFonts w:ascii="Cambria Math" w:hAnsi="Cambria Math"/>
                   </w:rPr>
-                  <m:t>;   f″(x) = -</m:t>
+                  <m:t>k</m:t>
                 </m:r>
-                <m:f>
-                  <m:fPr>
-                    <m:ctrlPr>
-                      <w:rPr>
-                        <w:rFonts w:ascii="Cambria Math" w:hAnsi="Cambria Math"/>
-                      </w:rPr>
-                    </m:ctrlPr>
-                  </m:fPr>
-                  <m:num>
-                    <m:r>
-                      <w:rPr>
-                        <w:rFonts w:ascii="Cambria Math" w:hAnsi="Cambria Math"/>
-                      </w:rPr>
-                      <m:t>1</m:t>
-                    </m:r>
-                  </m:num>
-                  <m:den>
-                    <m:r>
-                      <w:rPr>
-                        <w:rFonts w:ascii="Cambria Math" w:hAnsi="Cambria Math"/>
-                      </w:rPr>
-                      <m:t>4x</m:t>
-                    </m:r>
-                    <m:rad>
-                      <m:radPr>
-                        <m:degHide m:val="1"/>
-                        <m:ctrlPr>
-                          <w:rPr>
-                            <w:rFonts w:ascii="Cambria Math" w:hAnsi="Cambria Math"/>
-                          </w:rPr>
-                        </m:ctrlPr>
-                      </m:radPr>
-                      <m:deg/>
-                      <m:e>
-                        <m:r>
-                          <w:rPr>
-                            <w:rFonts w:ascii="Cambria Math" w:hAnsi="Cambria Math"/>
-                          </w:rPr>
-                          <m:t>x</m:t>
-                        </m:r>
-                      </m:e>
-                    </m:rad>
-                  </m:den>
-                </m:f>
-              </m:oMath>
-            </m:oMathPara>
-          </w:p>
-        </w:tc>
-        <w:tc>
-          <w:tcPr>
-            <w:tcW w:w="1134" w:type="dxa"/>
-            <w:vAlign w:val="center"/>
-          </w:tcPr>
-          <w:p>
-            <w:pPr>
-              <w:ind w:firstLine="0"/>
-              <w:jc w:val="right"/>
-            </w:pPr>
-            <w:r>
-              <w:t>(2.8)</w:t>
-            </w:r>
-          </w:p>
-        </w:tc>
-      </w:tr>
-    </w:tbl>
+              </m:sub>
+            </m:sSub>
+            <m:r>
+              <w:rPr>
+                <w:rFonts w:ascii="Cambria Math" w:hAnsi="Cambria Math"/>
+              </w:rPr>
+              <m:t>)</m:t>
+            </m:r>
+          </m:e>
+        </m:nary>
+      </m:oMath>
+      <w:r>
+        <w:tab/>
+        <w:t xml:space="preserve">(2.1)</w:t>
+      </w:r>
+    </w:p>
     <w:p>
       <w:pPr>
         <w:keepNext/>
       </w:pPr>
       <w:proofErr w:type="spellStart"/>
       <w:r>
-        <w:t>Абсолютные</w:t>
+        <w:t>где</w:t>
+      </w:r>
+      <w:proofErr w:type="spellEnd"/>
+      <w:r>
+        <w:t xml:space="preserve"> c₀ = f(x₀), c₁ = </w:t>
+      </w:r>
+      <w:proofErr w:type="gramStart"/>
+      <w:r>
+        <w:t>f[</w:t>
+      </w:r>
+      <w:proofErr w:type="gramEnd"/>
+      <w:r>
+        <w:t xml:space="preserve">x₀, x₁], …, cₘ = f[x₀, …, xₘ] – </w:t>
+      </w:r>
+      <w:proofErr w:type="spellStart"/>
+      <w:r>
+        <w:t>разделённые</w:t>
       </w:r>
       <w:proofErr w:type="spellEnd"/>
       <w:r>
@@ -5050,7 +3462,15 @@
       </w:r>
       <w:proofErr w:type="spellStart"/>
       <w:r>
-        <w:t>погрешности</w:t>
+        <w:t>разности</w:t>
+      </w:r>
+      <w:proofErr w:type="spellEnd"/>
+      <w:r>
+        <w:t xml:space="preserve">. </w:t>
+      </w:r>
+      <w:proofErr w:type="spellStart"/>
+      <w:r>
+        <w:t>Разделённая</w:t>
       </w:r>
       <w:proofErr w:type="spellEnd"/>
       <w:r>
@@ -5058,7 +3478,7 @@
       </w:r>
       <w:proofErr w:type="spellStart"/>
       <w:r>
-        <w:t>численного</w:t>
+        <w:t>разность</w:t>
       </w:r>
       <w:proofErr w:type="spellEnd"/>
       <w:r>
@@ -5066,7 +3486,15 @@
       </w:r>
       <w:proofErr w:type="spellStart"/>
       <w:r>
-        <w:t>дифференцирования</w:t>
+        <w:t>порядка</w:t>
+      </w:r>
+      <w:proofErr w:type="spellEnd"/>
+      <w:r>
+        <w:t xml:space="preserve"> k </w:t>
+      </w:r>
+      <w:proofErr w:type="spellStart"/>
+      <w:r>
+        <w:t>вычисляется</w:t>
       </w:r>
       <w:proofErr w:type="spellEnd"/>
       <w:r>
@@ -5074,194 +3502,311 @@
       </w:r>
       <w:proofErr w:type="spellStart"/>
       <w:r>
-        <w:t>равны</w:t>
-      </w:r>
-      <w:proofErr w:type="spellEnd"/>
-    </w:p>
-    <w:tbl>
-      <w:tblPr>
-        <w:tblW w:w="0" w:type="auto"/>
-        <w:tblLayout w:type="fixed"/>
-        <w:tblLook w:val="04A0" w:firstRow="1" w:lastRow="0" w:firstColumn="1" w:lastColumn="0" w:noHBand="0" w:noVBand="1"/>
-      </w:tblPr>
-      <w:tblGrid>
-        <w:gridCol w:w="8220"/>
-        <w:gridCol w:w="1134"/>
-      </w:tblGrid>
-      <w:tr>
-        <w:trPr>
-          <w:cantSplit/>
-        </w:trPr>
-        <w:tc>
-          <w:tcPr>
-            <w:tcW w:w="8220" w:type="dxa"/>
-          </w:tcPr>
-          <w:p>
-            <w:pPr>
-              <w:keepLines/>
-              <w:spacing w:before="200" w:after="200" w:line="240" w:lineRule="auto"/>
-              <w:ind w:firstLine="0"/>
-            </w:pPr>
-            <m:oMathPara>
-              <m:oMathParaPr>
-                <m:jc m:val="center"/>
-              </m:oMathParaPr>
-              <m:oMath>
-                <m:sSub>
-                  <m:sSubPr>
-                    <m:ctrlPr>
-                      <w:rPr>
-                        <w:rFonts w:ascii="Cambria Math" w:hAnsi="Cambria Math"/>
-                      </w:rPr>
-                    </m:ctrlPr>
-                  </m:sSubPr>
-                  <m:e>
-                    <m:r>
-                      <w:rPr>
-                        <w:rFonts w:ascii="Cambria Math" w:hAnsi="Cambria Math"/>
-                      </w:rPr>
-                      <m:t>Δ</m:t>
-                    </m:r>
-                  </m:e>
-                  <m:sub>
-                    <m:r>
-                      <w:rPr>
-                        <w:rFonts w:ascii="Cambria Math" w:hAnsi="Cambria Math"/>
-                      </w:rPr>
-                      <m:t>1</m:t>
-                    </m:r>
-                  </m:sub>
-                </m:sSub>
+        <w:t>рекуррентно</w:t>
+      </w:r>
+      <w:proofErr w:type="spellEnd"/>
+      <w:r>
+        <w:t>:</w:t>
+      </w:r>
+    </w:p>
+    <w:p>
+      <w:pPr>
+        <w:keepLines/>
+        <w:tabs>
+          <w:tab w:val="center" w:pos="4678"/>
+          <w:tab w:val="right" w:pos="9355"/>
+        </w:tabs>
+        <w:spacing w:before="200" w:after="200" w:line="240" w:lineRule="auto"/>
+        <w:ind w:firstLine="0"/>
+      </w:pPr>
+      <w:r>
+        <w:tab/>
+      </w:r>
+      <m:oMath>
+        <m:r>
+          <w:rPr>
+            <w:rFonts w:ascii="Cambria Math" w:hAnsi="Cambria Math"/>
+          </w:rPr>
+          <m:t xml:space="preserve">f[xᵢ, …, xᵢ₊ₖ] = </m:t>
+        </m:r>
+        <m:f>
+          <m:fPr>
+            <m:ctrlPr>
+              <w:rPr>
+                <w:rFonts w:ascii="Cambria Math" w:hAnsi="Cambria Math"/>
+              </w:rPr>
+            </m:ctrlPr>
+          </m:fPr>
+          <m:num>
+            <m:r>
+              <w:rPr>
+                <w:rFonts w:ascii="Cambria Math" w:hAnsi="Cambria Math"/>
+              </w:rPr>
+              <m:t>f[xᵢ₊₁, …, xᵢ₊ₖ] - f[xᵢ, …, xᵢ₊ₖ₋₁]</m:t>
+            </m:r>
+          </m:num>
+          <m:den>
+            <m:sSub>
+              <m:sSubPr>
+                <m:ctrlPr>
+                  <w:rPr>
+                    <w:rFonts w:ascii="Cambria Math" w:hAnsi="Cambria Math"/>
+                  </w:rPr>
+                </m:ctrlPr>
+              </m:sSubPr>
+              <m:e>
                 <m:r>
                   <w:rPr>
                     <w:rFonts w:ascii="Cambria Math" w:hAnsi="Cambria Math"/>
                   </w:rPr>
-                  <m:t xml:space="preserve"> = |</m:t>
+                  <m:t>x</m:t>
                 </m:r>
-                <m:sSub>
-                  <m:sSubPr>
-                    <m:ctrlPr>
-                      <w:rPr>
-                        <w:rFonts w:ascii="Cambria Math" w:hAnsi="Cambria Math"/>
-                      </w:rPr>
-                    </m:ctrlPr>
-                  </m:sSubPr>
-                  <m:e>
-                    <m:r>
-                      <w:rPr>
-                        <w:rFonts w:ascii="Cambria Math" w:hAnsi="Cambria Math"/>
-                      </w:rPr>
-                      <m:t>P'</m:t>
-                    </m:r>
-                  </m:e>
-                  <m:sub>
-                    <m:r>
-                      <w:rPr>
-                        <w:rFonts w:ascii="Cambria Math" w:hAnsi="Cambria Math"/>
-                      </w:rPr>
-                      <m:t>m</m:t>
-                    </m:r>
-                  </m:sub>
-                </m:sSub>
+              </m:e>
+              <m:sub>
                 <m:r>
                   <w:rPr>
                     <w:rFonts w:ascii="Cambria Math" w:hAnsi="Cambria Math"/>
                   </w:rPr>
-                  <m:t xml:space="preserve"> - f'|;   </m:t>
+                  <m:t>i+k</m:t>
                 </m:r>
-                <m:sSub>
-                  <m:sSubPr>
-                    <m:ctrlPr>
-                      <w:rPr>
-                        <w:rFonts w:ascii="Cambria Math" w:hAnsi="Cambria Math"/>
-                      </w:rPr>
-                    </m:ctrlPr>
-                  </m:sSubPr>
-                  <m:e>
-                    <m:r>
-                      <w:rPr>
-                        <w:rFonts w:ascii="Cambria Math" w:hAnsi="Cambria Math"/>
-                      </w:rPr>
-                      <m:t>Δ</m:t>
-                    </m:r>
-                  </m:e>
-                  <m:sub>
-                    <m:r>
-                      <w:rPr>
-                        <w:rFonts w:ascii="Cambria Math" w:hAnsi="Cambria Math"/>
-                      </w:rPr>
-                      <m:t>2</m:t>
-                    </m:r>
-                  </m:sub>
-                </m:sSub>
+              </m:sub>
+            </m:sSub>
+            <m:r>
+              <w:rPr>
+                <w:rFonts w:ascii="Cambria Math" w:hAnsi="Cambria Math"/>
+              </w:rPr>
+              <m:t xml:space="preserve"> - </m:t>
+            </m:r>
+            <m:sSub>
+              <m:sSubPr>
+                <m:ctrlPr>
+                  <w:rPr>
+                    <w:rFonts w:ascii="Cambria Math" w:hAnsi="Cambria Math"/>
+                  </w:rPr>
+                </m:ctrlPr>
+              </m:sSubPr>
+              <m:e>
                 <m:r>
                   <w:rPr>
                     <w:rFonts w:ascii="Cambria Math" w:hAnsi="Cambria Math"/>
                   </w:rPr>
-                  <m:t xml:space="preserve"> = |</m:t>
+                  <m:t>x</m:t>
                 </m:r>
-                <m:sSub>
-                  <m:sSubPr>
-                    <m:ctrlPr>
-                      <w:rPr>
-                        <w:rFonts w:ascii="Cambria Math" w:hAnsi="Cambria Math"/>
-                      </w:rPr>
-                    </m:ctrlPr>
-                  </m:sSubPr>
-                  <m:e>
-                    <m:r>
-                      <w:rPr>
-                        <w:rFonts w:ascii="Cambria Math" w:hAnsi="Cambria Math"/>
-                      </w:rPr>
-                      <m:t>P″</m:t>
-                    </m:r>
-                  </m:e>
-                  <m:sub>
-                    <m:r>
-                      <w:rPr>
-                        <w:rFonts w:ascii="Cambria Math" w:hAnsi="Cambria Math"/>
-                      </w:rPr>
-                      <m:t>m</m:t>
-                    </m:r>
-                  </m:sub>
-                </m:sSub>
+              </m:e>
+              <m:sub>
                 <m:r>
                   <w:rPr>
                     <w:rFonts w:ascii="Cambria Math" w:hAnsi="Cambria Math"/>
                   </w:rPr>
-                  <m:t xml:space="preserve"> - f″|</m:t>
+                  <m:t>i</m:t>
                 </m:r>
-              </m:oMath>
-            </m:oMathPara>
-          </w:p>
-        </w:tc>
-        <w:tc>
-          <w:tcPr>
-            <w:tcW w:w="1134" w:type="dxa"/>
-            <w:vAlign w:val="center"/>
-          </w:tcPr>
-          <w:p>
-            <w:pPr>
-              <w:ind w:firstLine="0"/>
-              <w:jc w:val="right"/>
-            </w:pPr>
-            <w:r>
-              <w:t>(2.9)</w:t>
-            </w:r>
-          </w:p>
-        </w:tc>
-      </w:tr>
-    </w:tbl>
+              </m:sub>
+            </m:sSub>
+          </m:den>
+        </m:f>
+      </m:oMath>
+      <w:r>
+        <w:tab/>
+        <w:t xml:space="preserve">(2.2)</w:t>
+      </w:r>
+    </w:p>
+    <w:p>
+      <w:pPr>
+        <w:rPr>
+          <w:lang w:val="ru-RU"/>
+        </w:rPr>
+      </w:pPr>
+      <w:r>
+        <w:rPr>
+          <w:lang w:val="ru-RU"/>
+        </w:rPr>
+        <w:t xml:space="preserve">В программе для каждой точки новой сетки выбираются </w:t>
+      </w:r>
+      <w:r>
+        <w:t>m</w:t>
+      </w:r>
+      <w:r>
+        <w:rPr>
+          <w:lang w:val="ru-RU"/>
+        </w:rPr>
+        <w:t xml:space="preserve"> + 1 соседних исходных узлов, середина окна которых расположена как можно ближе к этой точке; при равенстве расстояний берётся окно с большим номером. Такой подход позволяет задавать степень полинома независимо от общего количества исходных точек.</w:t>
+      </w:r>
+    </w:p>
+    <w:p>
+      <w:pPr>
+        <w:keepNext/>
+        <w:rPr>
+          <w:lang w:val="ru-RU"/>
+        </w:rPr>
+      </w:pPr>
+      <w:r>
+        <w:rPr>
+          <w:lang w:val="ru-RU"/>
+        </w:rPr>
+        <w:t>Абсолютная погрешность интерполяции определяется по формуле</w:t>
+      </w:r>
+    </w:p>
+    <w:p>
+      <w:pPr>
+        <w:keepLines/>
+        <w:tabs>
+          <w:tab w:val="center" w:pos="4678"/>
+          <w:tab w:val="right" w:pos="9355"/>
+        </w:tabs>
+        <w:spacing w:before="200" w:after="200" w:line="240" w:lineRule="auto"/>
+        <w:ind w:firstLine="0"/>
+      </w:pPr>
+      <w:r>
+        <w:tab/>
+      </w:r>
+      <m:oMath>
+        <m:r>
+          <w:rPr>
+            <w:rFonts w:ascii="Cambria Math" w:hAnsi="Cambria Math"/>
+          </w:rPr>
+          <m:t>Δ(</m:t>
+        </m:r>
+        <m:sSub>
+          <m:sSubPr>
+            <m:ctrlPr>
+              <w:rPr>
+                <w:rFonts w:ascii="Cambria Math" w:hAnsi="Cambria Math"/>
+              </w:rPr>
+            </m:ctrlPr>
+          </m:sSubPr>
+          <m:e>
+            <m:r>
+              <w:rPr>
+                <w:rFonts w:ascii="Cambria Math" w:hAnsi="Cambria Math"/>
+              </w:rPr>
+              <m:t>x</m:t>
+            </m:r>
+          </m:e>
+          <m:sub>
+            <m:r>
+              <w:rPr>
+                <w:rFonts w:ascii="Cambria Math" w:hAnsi="Cambria Math"/>
+              </w:rPr>
+              <m:t>j</m:t>
+            </m:r>
+          </m:sub>
+        </m:sSub>
+        <m:r>
+          <w:rPr>
+            <w:rFonts w:ascii="Cambria Math" w:hAnsi="Cambria Math"/>
+          </w:rPr>
+          <m:t>) = |</m:t>
+        </m:r>
+        <m:sSub>
+          <m:sSubPr>
+            <m:ctrlPr>
+              <w:rPr>
+                <w:rFonts w:ascii="Cambria Math" w:hAnsi="Cambria Math"/>
+              </w:rPr>
+            </m:ctrlPr>
+          </m:sSubPr>
+          <m:e>
+            <m:r>
+              <w:rPr>
+                <w:rFonts w:ascii="Cambria Math" w:hAnsi="Cambria Math"/>
+              </w:rPr>
+              <m:t>P</m:t>
+            </m:r>
+          </m:e>
+          <m:sub>
+            <m:r>
+              <w:rPr>
+                <w:rFonts w:ascii="Cambria Math" w:hAnsi="Cambria Math"/>
+              </w:rPr>
+              <m:t>m</m:t>
+            </m:r>
+          </m:sub>
+        </m:sSub>
+        <m:r>
+          <w:rPr>
+            <w:rFonts w:ascii="Cambria Math" w:hAnsi="Cambria Math"/>
+          </w:rPr>
+          <m:t>(</m:t>
+        </m:r>
+        <m:sSub>
+          <m:sSubPr>
+            <m:ctrlPr>
+              <w:rPr>
+                <w:rFonts w:ascii="Cambria Math" w:hAnsi="Cambria Math"/>
+              </w:rPr>
+            </m:ctrlPr>
+          </m:sSubPr>
+          <m:e>
+            <m:r>
+              <w:rPr>
+                <w:rFonts w:ascii="Cambria Math" w:hAnsi="Cambria Math"/>
+              </w:rPr>
+              <m:t>x</m:t>
+            </m:r>
+          </m:e>
+          <m:sub>
+            <m:r>
+              <w:rPr>
+                <w:rFonts w:ascii="Cambria Math" w:hAnsi="Cambria Math"/>
+              </w:rPr>
+              <m:t>j</m:t>
+            </m:r>
+          </m:sub>
+        </m:sSub>
+        <m:r>
+          <w:rPr>
+            <w:rFonts w:ascii="Cambria Math" w:hAnsi="Cambria Math"/>
+          </w:rPr>
+          <m:t>) - f(</m:t>
+        </m:r>
+        <m:sSub>
+          <m:sSubPr>
+            <m:ctrlPr>
+              <w:rPr>
+                <w:rFonts w:ascii="Cambria Math" w:hAnsi="Cambria Math"/>
+              </w:rPr>
+            </m:ctrlPr>
+          </m:sSubPr>
+          <m:e>
+            <m:r>
+              <w:rPr>
+                <w:rFonts w:ascii="Cambria Math" w:hAnsi="Cambria Math"/>
+              </w:rPr>
+              <m:t>x</m:t>
+            </m:r>
+          </m:e>
+          <m:sub>
+            <m:r>
+              <w:rPr>
+                <w:rFonts w:ascii="Cambria Math" w:hAnsi="Cambria Math"/>
+              </w:rPr>
+              <m:t>j</m:t>
+            </m:r>
+          </m:sub>
+        </m:sSub>
+        <m:r>
+          <w:rPr>
+            <w:rFonts w:ascii="Cambria Math" w:hAnsi="Cambria Math"/>
+          </w:rPr>
+          <m:t>)|</m:t>
+        </m:r>
+      </m:oMath>
+      <w:r>
+        <w:tab/>
+        <w:t xml:space="preserve">(2.3)</w:t>
+      </w:r>
+    </w:p>
     <w:p>
       <w:pPr>
         <w:pStyle w:val="21"/>
         <w:spacing w:before="420" w:after="420"/>
       </w:pPr>
-      <w:bookmarkStart w:id="8" w:name="_Toc240383027"/>
-      <w:r>
-        <w:t>2.3 Квадратурные формулы и уточнение шага</w:t>
-      </w:r>
-      <w:bookmarkEnd w:id="8"/>
+      <w:bookmarkStart w:id="7" w:name="_Toc240383026"/>
+      <w:r>
+        <w:lastRenderedPageBreak/>
+        <w:t>2.2 Производные интерполяционного полинома</w:t>
+      </w:r>
+      <w:bookmarkEnd w:id="7"/>
     </w:p>
     <w:p>
       <w:pPr>
@@ -5274,44 +3819,467 @@
         <w:rPr>
           <w:lang w:val="ru-RU"/>
         </w:rPr>
-        <w:t xml:space="preserve">Численное интегрирование заменяет интеграл конечной взвешенной суммой значений функции. В первой части задания выбрана составная </w:t>
-      </w:r>
-      <w:r>
-        <w:rPr>
-          <w:lang w:val="ru-RU"/>
-        </w:rPr>
-        <w:lastRenderedPageBreak/>
-        <w:t>формула Симпсона. Отрезок [</w:t>
-      </w:r>
-      <w:r>
-        <w:t>a</w:t>
-      </w:r>
-      <w:r>
-        <w:rPr>
-          <w:lang w:val="ru-RU"/>
-        </w:rPr>
-        <w:t xml:space="preserve">; </w:t>
-      </w:r>
-      <w:r>
-        <w:t>b</w:t>
-      </w:r>
-      <w:r>
-        <w:rPr>
-          <w:lang w:val="ru-RU"/>
-        </w:rPr>
-        <w:t xml:space="preserve">] делится на чётное число </w:t>
-      </w:r>
-      <w:r>
-        <w:t>n</w:t>
-      </w:r>
-      <w:r>
-        <w:rPr>
-          <w:lang w:val="ru-RU"/>
-        </w:rPr>
-        <w:t xml:space="preserve"> интервалов с шагом </w:t>
-      </w:r>
-      <w:r>
-        <w:t>h</w:t>
+        <w:t>Табличная функция не содержит готовых значений производных. Поэтому сначала строится полином Ньютона, а затем вычисляются производные этого полинома. Для вычисления без раскрытия скобок используется вложенная форма полинома. Применение вложенной формы является способом программной реализации, а не дополнительным требованием задания.</w:t>
+      </w:r>
+    </w:p>
+    <w:p>
+      <w:pPr>
+        <w:keepLines/>
+        <w:tabs>
+          <w:tab w:val="center" w:pos="4678"/>
+          <w:tab w:val="right" w:pos="9355"/>
+        </w:tabs>
+        <w:spacing w:before="200" w:after="200" w:line="240" w:lineRule="auto"/>
+        <w:ind w:firstLine="0"/>
+      </w:pPr>
+      <w:r>
+        <w:tab/>
+      </w:r>
+      <m:oMath>
+        <m:sSub>
+          <m:sSubPr>
+            <m:ctrlPr>
+              <w:rPr>
+                <w:rFonts w:ascii="Cambria Math" w:hAnsi="Cambria Math"/>
+              </w:rPr>
+            </m:ctrlPr>
+          </m:sSubPr>
+          <m:e>
+            <m:r>
+              <w:rPr>
+                <w:rFonts w:ascii="Cambria Math" w:hAnsi="Cambria Math"/>
+              </w:rPr>
+              <m:t>P</m:t>
+            </m:r>
+          </m:e>
+          <m:sub>
+            <m:r>
+              <w:rPr>
+                <w:rFonts w:ascii="Cambria Math" w:hAnsi="Cambria Math"/>
+              </w:rPr>
+              <m:t>k</m:t>
+            </m:r>
+          </m:sub>
+        </m:sSub>
+        <m:r>
+          <w:rPr>
+            <w:rFonts w:ascii="Cambria Math" w:hAnsi="Cambria Math"/>
+          </w:rPr>
+          <m:t xml:space="preserve">(t) = </m:t>
+        </m:r>
+        <m:sSub>
+          <m:sSubPr>
+            <m:ctrlPr>
+              <w:rPr>
+                <w:rFonts w:ascii="Cambria Math" w:hAnsi="Cambria Math"/>
+              </w:rPr>
+            </m:ctrlPr>
+          </m:sSubPr>
+          <m:e>
+            <m:r>
+              <w:rPr>
+                <w:rFonts w:ascii="Cambria Math" w:hAnsi="Cambria Math"/>
+              </w:rPr>
+              <m:t>c</m:t>
+            </m:r>
+          </m:e>
+          <m:sub>
+            <m:r>
+              <w:rPr>
+                <w:rFonts w:ascii="Cambria Math" w:hAnsi="Cambria Math"/>
+              </w:rPr>
+              <m:t>k</m:t>
+            </m:r>
+          </m:sub>
+        </m:sSub>
+        <m:r>
+          <w:rPr>
+            <w:rFonts w:ascii="Cambria Math" w:hAnsi="Cambria Math"/>
+          </w:rPr>
+          <m:t xml:space="preserve"> + (t - </m:t>
+        </m:r>
+        <m:sSub>
+          <m:sSubPr>
+            <m:ctrlPr>
+              <w:rPr>
+                <w:rFonts w:ascii="Cambria Math" w:hAnsi="Cambria Math"/>
+              </w:rPr>
+            </m:ctrlPr>
+          </m:sSubPr>
+          <m:e>
+            <m:r>
+              <w:rPr>
+                <w:rFonts w:ascii="Cambria Math" w:hAnsi="Cambria Math"/>
+              </w:rPr>
+              <m:t>z</m:t>
+            </m:r>
+          </m:e>
+          <m:sub>
+            <m:r>
+              <w:rPr>
+                <w:rFonts w:ascii="Cambria Math" w:hAnsi="Cambria Math"/>
+              </w:rPr>
+              <m:t>k</m:t>
+            </m:r>
+          </m:sub>
+        </m:sSub>
+        <m:r>
+          <w:rPr>
+            <w:rFonts w:ascii="Cambria Math" w:hAnsi="Cambria Math"/>
+          </w:rPr>
+          <m:t>)</m:t>
+        </m:r>
+        <m:sSub>
+          <m:sSubPr>
+            <m:ctrlPr>
+              <w:rPr>
+                <w:rFonts w:ascii="Cambria Math" w:hAnsi="Cambria Math"/>
+              </w:rPr>
+            </m:ctrlPr>
+          </m:sSubPr>
+          <m:e>
+            <m:r>
+              <w:rPr>
+                <w:rFonts w:ascii="Cambria Math" w:hAnsi="Cambria Math"/>
+              </w:rPr>
+              <m:t>P</m:t>
+            </m:r>
+          </m:e>
+          <m:sub>
+            <m:r>
+              <w:rPr>
+                <w:rFonts w:ascii="Cambria Math" w:hAnsi="Cambria Math"/>
+              </w:rPr>
+              <m:t>k+1</m:t>
+            </m:r>
+          </m:sub>
+        </m:sSub>
+        <m:r>
+          <w:rPr>
+            <w:rFonts w:ascii="Cambria Math" w:hAnsi="Cambria Math"/>
+          </w:rPr>
+          <m:t>(t)</m:t>
+        </m:r>
+      </m:oMath>
+      <w:r>
+        <w:tab/>
+        <w:t xml:space="preserve">(2.4)</w:t>
+      </w:r>
+    </w:p>
+    <w:p>
+      <w:pPr>
+        <w:keepNext/>
+        <w:rPr>
+          <w:lang w:val="ru-RU"/>
+        </w:rPr>
+      </w:pPr>
+      <w:r>
+        <w:rPr>
+          <w:lang w:val="ru-RU"/>
+        </w:rPr>
+        <w:t>После дифференцирования выражения (2.4) получаются рекуррентные формулы</w:t>
+      </w:r>
+    </w:p>
+    <w:p>
+      <w:pPr>
+        <w:keepLines/>
+        <w:tabs>
+          <w:tab w:val="center" w:pos="4678"/>
+          <w:tab w:val="right" w:pos="9355"/>
+        </w:tabs>
+        <w:spacing w:before="200" w:after="200" w:line="240" w:lineRule="auto"/>
+        <w:ind w:firstLine="0"/>
+      </w:pPr>
+      <w:r>
+        <w:tab/>
+      </w:r>
+      <m:oMath>
+        <m:sSub>
+          <m:sSubPr>
+            <m:ctrlPr>
+              <w:rPr>
+                <w:rFonts w:ascii="Cambria Math" w:hAnsi="Cambria Math"/>
+              </w:rPr>
+            </m:ctrlPr>
+          </m:sSubPr>
+          <m:e>
+            <m:r>
+              <w:rPr>
+                <w:rFonts w:ascii="Cambria Math" w:hAnsi="Cambria Math"/>
+              </w:rPr>
+              <m:t>P'</m:t>
+            </m:r>
+          </m:e>
+          <m:sub>
+            <m:r>
+              <w:rPr>
+                <w:rFonts w:ascii="Cambria Math" w:hAnsi="Cambria Math"/>
+              </w:rPr>
+              <m:t>k</m:t>
+            </m:r>
+          </m:sub>
+        </m:sSub>
+        <m:r>
+          <w:rPr>
+            <w:rFonts w:ascii="Cambria Math" w:hAnsi="Cambria Math"/>
+          </w:rPr>
+          <m:t xml:space="preserve">(t) = </m:t>
+        </m:r>
+        <m:sSub>
+          <m:sSubPr>
+            <m:ctrlPr>
+              <w:rPr>
+                <w:rFonts w:ascii="Cambria Math" w:hAnsi="Cambria Math"/>
+              </w:rPr>
+            </m:ctrlPr>
+          </m:sSubPr>
+          <m:e>
+            <m:r>
+              <w:rPr>
+                <w:rFonts w:ascii="Cambria Math" w:hAnsi="Cambria Math"/>
+              </w:rPr>
+              <m:t>P</m:t>
+            </m:r>
+          </m:e>
+          <m:sub>
+            <m:r>
+              <w:rPr>
+                <w:rFonts w:ascii="Cambria Math" w:hAnsi="Cambria Math"/>
+              </w:rPr>
+              <m:t>k+1</m:t>
+            </m:r>
+          </m:sub>
+        </m:sSub>
+        <m:r>
+          <w:rPr>
+            <w:rFonts w:ascii="Cambria Math" w:hAnsi="Cambria Math"/>
+          </w:rPr>
+          <m:t xml:space="preserve">(t) + (t - </m:t>
+        </m:r>
+        <m:sSub>
+          <m:sSubPr>
+            <m:ctrlPr>
+              <w:rPr>
+                <w:rFonts w:ascii="Cambria Math" w:hAnsi="Cambria Math"/>
+              </w:rPr>
+            </m:ctrlPr>
+          </m:sSubPr>
+          <m:e>
+            <m:r>
+              <w:rPr>
+                <w:rFonts w:ascii="Cambria Math" w:hAnsi="Cambria Math"/>
+              </w:rPr>
+              <m:t>z</m:t>
+            </m:r>
+          </m:e>
+          <m:sub>
+            <m:r>
+              <w:rPr>
+                <w:rFonts w:ascii="Cambria Math" w:hAnsi="Cambria Math"/>
+              </w:rPr>
+              <m:t>k</m:t>
+            </m:r>
+          </m:sub>
+        </m:sSub>
+        <m:r>
+          <w:rPr>
+            <w:rFonts w:ascii="Cambria Math" w:hAnsi="Cambria Math"/>
+          </w:rPr>
+          <m:t>)</m:t>
+        </m:r>
+        <m:sSub>
+          <m:sSubPr>
+            <m:ctrlPr>
+              <w:rPr>
+                <w:rFonts w:ascii="Cambria Math" w:hAnsi="Cambria Math"/>
+              </w:rPr>
+            </m:ctrlPr>
+          </m:sSubPr>
+          <m:e>
+            <m:r>
+              <w:rPr>
+                <w:rFonts w:ascii="Cambria Math" w:hAnsi="Cambria Math"/>
+              </w:rPr>
+              <m:t>P'</m:t>
+            </m:r>
+          </m:e>
+          <m:sub>
+            <m:r>
+              <w:rPr>
+                <w:rFonts w:ascii="Cambria Math" w:hAnsi="Cambria Math"/>
+              </w:rPr>
+              <m:t>k+1</m:t>
+            </m:r>
+          </m:sub>
+        </m:sSub>
+        <m:r>
+          <w:rPr>
+            <w:rFonts w:ascii="Cambria Math" w:hAnsi="Cambria Math"/>
+          </w:rPr>
+          <m:t>(t)</m:t>
+        </m:r>
+      </m:oMath>
+      <w:r>
+        <w:tab/>
+        <w:t xml:space="preserve">(2.5)</w:t>
+      </w:r>
+    </w:p>
+    <w:p>
+      <w:pPr>
+        <w:keepLines/>
+        <w:tabs>
+          <w:tab w:val="center" w:pos="4678"/>
+          <w:tab w:val="right" w:pos="9355"/>
+        </w:tabs>
+        <w:spacing w:before="200" w:after="200" w:line="240" w:lineRule="auto"/>
+        <w:ind w:firstLine="0"/>
+      </w:pPr>
+      <w:r>
+        <w:tab/>
+      </w:r>
+      <m:oMath>
+        <m:sSub>
+          <m:sSubPr>
+            <m:ctrlPr>
+              <w:rPr>
+                <w:rFonts w:ascii="Cambria Math" w:hAnsi="Cambria Math"/>
+              </w:rPr>
+            </m:ctrlPr>
+          </m:sSubPr>
+          <m:e>
+            <m:r>
+              <w:rPr>
+                <w:rFonts w:ascii="Cambria Math" w:hAnsi="Cambria Math"/>
+              </w:rPr>
+              <m:t>P″</m:t>
+            </m:r>
+          </m:e>
+          <m:sub>
+            <m:r>
+              <w:rPr>
+                <w:rFonts w:ascii="Cambria Math" w:hAnsi="Cambria Math"/>
+              </w:rPr>
+              <m:t>k</m:t>
+            </m:r>
+          </m:sub>
+        </m:sSub>
+        <m:r>
+          <w:rPr>
+            <w:rFonts w:ascii="Cambria Math" w:hAnsi="Cambria Math"/>
+          </w:rPr>
+          <m:t>(t) = 2</m:t>
+        </m:r>
+        <m:sSub>
+          <m:sSubPr>
+            <m:ctrlPr>
+              <w:rPr>
+                <w:rFonts w:ascii="Cambria Math" w:hAnsi="Cambria Math"/>
+              </w:rPr>
+            </m:ctrlPr>
+          </m:sSubPr>
+          <m:e>
+            <m:r>
+              <w:rPr>
+                <w:rFonts w:ascii="Cambria Math" w:hAnsi="Cambria Math"/>
+              </w:rPr>
+              <m:t>P'</m:t>
+            </m:r>
+          </m:e>
+          <m:sub>
+            <m:r>
+              <w:rPr>
+                <w:rFonts w:ascii="Cambria Math" w:hAnsi="Cambria Math"/>
+              </w:rPr>
+              <m:t>k+1</m:t>
+            </m:r>
+          </m:sub>
+        </m:sSub>
+        <m:r>
+          <w:rPr>
+            <w:rFonts w:ascii="Cambria Math" w:hAnsi="Cambria Math"/>
+          </w:rPr>
+          <m:t xml:space="preserve">(t) + (t - </m:t>
+        </m:r>
+        <m:sSub>
+          <m:sSubPr>
+            <m:ctrlPr>
+              <w:rPr>
+                <w:rFonts w:ascii="Cambria Math" w:hAnsi="Cambria Math"/>
+              </w:rPr>
+            </m:ctrlPr>
+          </m:sSubPr>
+          <m:e>
+            <m:r>
+              <w:rPr>
+                <w:rFonts w:ascii="Cambria Math" w:hAnsi="Cambria Math"/>
+              </w:rPr>
+              <m:t>z</m:t>
+            </m:r>
+          </m:e>
+          <m:sub>
+            <m:r>
+              <w:rPr>
+                <w:rFonts w:ascii="Cambria Math" w:hAnsi="Cambria Math"/>
+              </w:rPr>
+              <m:t>k</m:t>
+            </m:r>
+          </m:sub>
+        </m:sSub>
+        <m:r>
+          <w:rPr>
+            <w:rFonts w:ascii="Cambria Math" w:hAnsi="Cambria Math"/>
+          </w:rPr>
+          <m:t>)</m:t>
+        </m:r>
+        <m:sSub>
+          <m:sSubPr>
+            <m:ctrlPr>
+              <w:rPr>
+                <w:rFonts w:ascii="Cambria Math" w:hAnsi="Cambria Math"/>
+              </w:rPr>
+            </m:ctrlPr>
+          </m:sSubPr>
+          <m:e>
+            <m:r>
+              <w:rPr>
+                <w:rFonts w:ascii="Cambria Math" w:hAnsi="Cambria Math"/>
+              </w:rPr>
+              <m:t>P″</m:t>
+            </m:r>
+          </m:e>
+          <m:sub>
+            <m:r>
+              <w:rPr>
+                <w:rFonts w:ascii="Cambria Math" w:hAnsi="Cambria Math"/>
+              </w:rPr>
+              <m:t>k+1</m:t>
+            </m:r>
+          </m:sub>
+        </m:sSub>
+        <m:r>
+          <w:rPr>
+            <w:rFonts w:ascii="Cambria Math" w:hAnsi="Cambria Math"/>
+          </w:rPr>
+          <m:t>(t)</m:t>
+        </m:r>
+      </m:oMath>
+      <w:r>
+        <w:tab/>
+        <w:t xml:space="preserve">(2.6)</w:t>
+      </w:r>
+    </w:p>
+    <w:p>
+      <w:pPr>
+        <w:keepNext/>
+      </w:pPr>
+      <w:r>
+        <w:rPr>
+          <w:lang w:val="ru-RU"/>
+        </w:rPr>
+        <w:t xml:space="preserve">Координата нормируется по формуле </w:t>
+      </w:r>
+      <w:r>
+        <w:t>t</w:t>
       </w:r>
       <w:r>
         <w:rPr>
@@ -5320,7 +4288,7 @@
         <w:t xml:space="preserve"> = (</w:t>
       </w:r>
       <w:r>
-        <w:t>b</w:t>
+        <w:t>x</w:t>
       </w:r>
       <w:r>
         <w:rPr>
@@ -5329,1260 +4297,2276 @@
         <w:t xml:space="preserve"> − </w:t>
       </w:r>
       <w:r>
-        <w:t>a</w:t>
-      </w:r>
-      <w:r>
-        <w:rPr>
-          <w:lang w:val="ru-RU"/>
-        </w:rPr>
-        <w:t>)/</w:t>
-      </w:r>
-      <w:r>
-        <w:t>n</w:t>
-      </w:r>
-      <w:r>
-        <w:rPr>
-          <w:lang w:val="ru-RU"/>
-        </w:rPr>
-        <w:t>.</w:t>
-      </w:r>
-    </w:p>
-    <w:tbl>
-      <w:tblPr>
-        <w:tblW w:w="0" w:type="auto"/>
-        <w:tblLayout w:type="fixed"/>
-        <w:tblLook w:val="04A0" w:firstRow="1" w:lastRow="0" w:firstColumn="1" w:lastColumn="0" w:noHBand="0" w:noVBand="1"/>
-      </w:tblPr>
-      <w:tblGrid>
-        <w:gridCol w:w="8220"/>
-        <w:gridCol w:w="1134"/>
-      </w:tblGrid>
-      <w:tr>
-        <w:trPr>
-          <w:cantSplit/>
-        </w:trPr>
-        <w:tc>
-          <w:tcPr>
-            <w:tcW w:w="8220" w:type="dxa"/>
-          </w:tcPr>
-          <w:p>
-            <w:pPr>
-              <w:keepLines/>
-              <w:spacing w:before="200" w:after="200" w:line="240" w:lineRule="auto"/>
-              <w:ind w:firstLine="0"/>
-            </w:pPr>
-            <m:oMathPara>
-              <m:oMathParaPr>
-                <m:jc m:val="center"/>
-              </m:oMathParaPr>
-              <m:oMath>
-                <m:sSub>
-                  <m:sSubPr>
-                    <m:ctrlPr>
-                      <w:rPr>
-                        <w:rFonts w:ascii="Cambria Math" w:hAnsi="Cambria Math"/>
-                      </w:rPr>
-                    </m:ctrlPr>
-                  </m:sSubPr>
-                  <m:e>
-                    <m:r>
-                      <w:rPr>
-                        <w:rFonts w:ascii="Cambria Math" w:hAnsi="Cambria Math"/>
-                      </w:rPr>
-                      <m:t>I</m:t>
-                    </m:r>
-                  </m:e>
-                  <m:sub>
-                    <m:r>
-                      <w:rPr>
-                        <w:rFonts w:ascii="Cambria Math" w:hAnsi="Cambria Math"/>
-                      </w:rPr>
-                      <m:t>n</m:t>
-                    </m:r>
-                  </m:sub>
-                </m:sSub>
+        <w:t>x</w:t>
+      </w:r>
+      <w:r>
+        <w:rPr>
+          <w:lang w:val="ru-RU"/>
+        </w:rPr>
+        <w:t>₀)/</w:t>
+      </w:r>
+      <w:r>
+        <w:t>s</w:t>
+      </w:r>
+      <w:r>
+        <w:rPr>
+          <w:lang w:val="ru-RU"/>
+        </w:rPr>
+        <w:t xml:space="preserve">, где </w:t>
+      </w:r>
+      <w:r>
+        <w:t>s</w:t>
+      </w:r>
+      <w:r>
+        <w:rPr>
+          <w:lang w:val="ru-RU"/>
+        </w:rPr>
+        <w:t xml:space="preserve"> – ширина выбранного окна. </w:t>
+      </w:r>
+      <w:proofErr w:type="spellStart"/>
+      <w:r>
+        <w:t>По</w:t>
+      </w:r>
+      <w:proofErr w:type="spellEnd"/>
+      <w:r>
+        <w:t xml:space="preserve"> </w:t>
+      </w:r>
+      <w:proofErr w:type="spellStart"/>
+      <w:r>
+        <w:t>правилу</w:t>
+      </w:r>
+      <w:proofErr w:type="spellEnd"/>
+      <w:r>
+        <w:t xml:space="preserve"> </w:t>
+      </w:r>
+      <w:proofErr w:type="spellStart"/>
+      <w:r>
+        <w:t>цепочки</w:t>
+      </w:r>
+      <w:proofErr w:type="spellEnd"/>
+      <w:r>
+        <w:t xml:space="preserve"> </w:t>
+      </w:r>
+      <w:proofErr w:type="spellStart"/>
+      <w:r>
+        <w:t>производные</w:t>
+      </w:r>
+      <w:proofErr w:type="spellEnd"/>
+      <w:r>
+        <w:t xml:space="preserve"> </w:t>
+      </w:r>
+      <w:proofErr w:type="spellStart"/>
+      <w:r>
+        <w:t>переводятся</w:t>
+      </w:r>
+      <w:proofErr w:type="spellEnd"/>
+      <w:r>
+        <w:t xml:space="preserve"> </w:t>
+      </w:r>
+      <w:proofErr w:type="spellStart"/>
+      <w:r>
+        <w:t>обратно</w:t>
+      </w:r>
+      <w:proofErr w:type="spellEnd"/>
+      <w:r>
+        <w:t xml:space="preserve"> к </w:t>
+      </w:r>
+      <w:proofErr w:type="spellStart"/>
+      <w:r>
+        <w:t>координате</w:t>
+      </w:r>
+      <w:proofErr w:type="spellEnd"/>
+      <w:r>
+        <w:t xml:space="preserve"> x:</w:t>
+      </w:r>
+    </w:p>
+    <w:p>
+      <w:pPr>
+        <w:keepLines/>
+        <w:tabs>
+          <w:tab w:val="center" w:pos="4678"/>
+          <w:tab w:val="right" w:pos="9355"/>
+        </w:tabs>
+        <w:spacing w:before="200" w:after="200" w:line="240" w:lineRule="auto"/>
+        <w:ind w:firstLine="0"/>
+      </w:pPr>
+      <w:r>
+        <w:tab/>
+      </w:r>
+      <m:oMath>
+        <m:f>
+          <m:fPr>
+            <m:ctrlPr>
+              <w:rPr>
+                <w:rFonts w:ascii="Cambria Math" w:hAnsi="Cambria Math"/>
+              </w:rPr>
+            </m:ctrlPr>
+          </m:fPr>
+          <m:num>
+            <m:r>
+              <w:rPr>
+                <w:rFonts w:ascii="Cambria Math" w:hAnsi="Cambria Math"/>
+              </w:rPr>
+              <m:t>dP</m:t>
+            </m:r>
+          </m:num>
+          <m:den>
+            <m:r>
+              <w:rPr>
+                <w:rFonts w:ascii="Cambria Math" w:hAnsi="Cambria Math"/>
+              </w:rPr>
+              <m:t>dx</m:t>
+            </m:r>
+          </m:den>
+        </m:f>
+        <m:r>
+          <w:rPr>
+            <w:rFonts w:ascii="Cambria Math" w:hAnsi="Cambria Math"/>
+          </w:rPr>
+          <m:t xml:space="preserve"> = </m:t>
+        </m:r>
+        <m:f>
+          <m:fPr>
+            <m:ctrlPr>
+              <w:rPr>
+                <w:rFonts w:ascii="Cambria Math" w:hAnsi="Cambria Math"/>
+              </w:rPr>
+            </m:ctrlPr>
+          </m:fPr>
+          <m:num>
+            <m:r>
+              <w:rPr>
+                <w:rFonts w:ascii="Cambria Math" w:hAnsi="Cambria Math"/>
+              </w:rPr>
+              <m:t>1</m:t>
+            </m:r>
+          </m:num>
+          <m:den>
+            <m:r>
+              <w:rPr>
+                <w:rFonts w:ascii="Cambria Math" w:hAnsi="Cambria Math"/>
+              </w:rPr>
+              <m:t>s</m:t>
+            </m:r>
+          </m:den>
+        </m:f>
+        <m:f>
+          <m:fPr>
+            <m:ctrlPr>
+              <w:rPr>
+                <w:rFonts w:ascii="Cambria Math" w:hAnsi="Cambria Math"/>
+              </w:rPr>
+            </m:ctrlPr>
+          </m:fPr>
+          <m:num>
+            <m:r>
+              <w:rPr>
+                <w:rFonts w:ascii="Cambria Math" w:hAnsi="Cambria Math"/>
+              </w:rPr>
+              <m:t>dP</m:t>
+            </m:r>
+          </m:num>
+          <m:den>
+            <m:r>
+              <w:rPr>
+                <w:rFonts w:ascii="Cambria Math" w:hAnsi="Cambria Math"/>
+              </w:rPr>
+              <m:t>dt</m:t>
+            </m:r>
+          </m:den>
+        </m:f>
+        <m:r>
+          <w:rPr>
+            <w:rFonts w:ascii="Cambria Math" w:hAnsi="Cambria Math"/>
+          </w:rPr>
+          <m:t xml:space="preserve">;   </m:t>
+        </m:r>
+        <m:f>
+          <m:fPr>
+            <m:ctrlPr>
+              <w:rPr>
+                <w:rFonts w:ascii="Cambria Math" w:hAnsi="Cambria Math"/>
+              </w:rPr>
+            </m:ctrlPr>
+          </m:fPr>
+          <m:num>
+            <m:sSup>
+              <m:sSupPr>
+                <m:ctrlPr>
+                  <w:rPr>
+                    <w:rFonts w:ascii="Cambria Math" w:hAnsi="Cambria Math"/>
+                  </w:rPr>
+                </m:ctrlPr>
+              </m:sSupPr>
+              <m:e>
                 <m:r>
                   <w:rPr>
                     <w:rFonts w:ascii="Cambria Math" w:hAnsi="Cambria Math"/>
                   </w:rPr>
-                  <m:t xml:space="preserve"> = </m:t>
+                  <m:t>d</m:t>
                 </m:r>
-                <m:f>
-                  <m:fPr>
-                    <m:ctrlPr>
-                      <w:rPr>
-                        <w:rFonts w:ascii="Cambria Math" w:hAnsi="Cambria Math"/>
-                      </w:rPr>
-                    </m:ctrlPr>
-                  </m:fPr>
-                  <m:num>
-                    <m:r>
-                      <w:rPr>
-                        <w:rFonts w:ascii="Cambria Math" w:hAnsi="Cambria Math"/>
-                      </w:rPr>
-                      <m:t>h</m:t>
-                    </m:r>
-                  </m:num>
-                  <m:den>
-                    <m:r>
-                      <w:rPr>
-                        <w:rFonts w:ascii="Cambria Math" w:hAnsi="Cambria Math"/>
-                      </w:rPr>
-                      <m:t>3</m:t>
-                    </m:r>
-                  </m:den>
-                </m:f>
+              </m:e>
+              <m:sup>
                 <m:r>
                   <w:rPr>
                     <w:rFonts w:ascii="Cambria Math" w:hAnsi="Cambria Math"/>
                   </w:rPr>
-                  <m:t>[f(</m:t>
+                  <m:t>2</m:t>
                 </m:r>
-                <m:sSub>
-                  <m:sSubPr>
-                    <m:ctrlPr>
-                      <w:rPr>
-                        <w:rFonts w:ascii="Cambria Math" w:hAnsi="Cambria Math"/>
-                      </w:rPr>
-                    </m:ctrlPr>
-                  </m:sSubPr>
-                  <m:e>
-                    <m:r>
-                      <w:rPr>
-                        <w:rFonts w:ascii="Cambria Math" w:hAnsi="Cambria Math"/>
-                      </w:rPr>
-                      <m:t>x</m:t>
-                    </m:r>
-                  </m:e>
-                  <m:sub>
-                    <m:r>
-                      <w:rPr>
-                        <w:rFonts w:ascii="Cambria Math" w:hAnsi="Cambria Math"/>
-                      </w:rPr>
-                      <m:t>0</m:t>
-                    </m:r>
-                  </m:sub>
-                </m:sSub>
+              </m:sup>
+            </m:sSup>
+            <m:r>
+              <w:rPr>
+                <w:rFonts w:ascii="Cambria Math" w:hAnsi="Cambria Math"/>
+              </w:rPr>
+              <m:t>P</m:t>
+            </m:r>
+          </m:num>
+          <m:den>
+            <m:r>
+              <w:rPr>
+                <w:rFonts w:ascii="Cambria Math" w:hAnsi="Cambria Math"/>
+              </w:rPr>
+              <m:t>d</m:t>
+            </m:r>
+            <m:sSup>
+              <m:sSupPr>
+                <m:ctrlPr>
+                  <w:rPr>
+                    <w:rFonts w:ascii="Cambria Math" w:hAnsi="Cambria Math"/>
+                  </w:rPr>
+                </m:ctrlPr>
+              </m:sSupPr>
+              <m:e>
                 <m:r>
                   <w:rPr>
                     <w:rFonts w:ascii="Cambria Math" w:hAnsi="Cambria Math"/>
                   </w:rPr>
-                  <m:t>) + f(</m:t>
+                  <m:t>x</m:t>
                 </m:r>
-                <m:sSub>
-                  <m:sSubPr>
-                    <m:ctrlPr>
-                      <w:rPr>
-                        <w:rFonts w:ascii="Cambria Math" w:hAnsi="Cambria Math"/>
-                      </w:rPr>
-                    </m:ctrlPr>
-                  </m:sSubPr>
-                  <m:e>
-                    <m:r>
-                      <w:rPr>
-                        <w:rFonts w:ascii="Cambria Math" w:hAnsi="Cambria Math"/>
-                      </w:rPr>
-                      <m:t>x</m:t>
-                    </m:r>
-                  </m:e>
-                  <m:sub>
-                    <m:r>
-                      <w:rPr>
-                        <w:rFonts w:ascii="Cambria Math" w:hAnsi="Cambria Math"/>
-                      </w:rPr>
-                      <m:t>n</m:t>
-                    </m:r>
-                  </m:sub>
-                </m:sSub>
+              </m:e>
+              <m:sup>
                 <m:r>
                   <w:rPr>
                     <w:rFonts w:ascii="Cambria Math" w:hAnsi="Cambria Math"/>
                   </w:rPr>
-                  <m:t>) + 4</m:t>
+                  <m:t>2</m:t>
                 </m:r>
-                <m:nary>
-                  <m:naryPr>
-                    <m:chr m:val="∑"/>
-                    <m:limLoc m:val="undOvr"/>
-                    <m:grow m:val="1"/>
-                    <m:ctrlPr>
-                      <w:rPr>
-                        <w:rFonts w:ascii="Cambria Math" w:hAnsi="Cambria Math"/>
-                      </w:rPr>
-                    </m:ctrlPr>
-                  </m:naryPr>
-                  <m:sub>
-                    <m:r>
-                      <w:rPr>
-                        <w:rFonts w:ascii="Cambria Math" w:hAnsi="Cambria Math"/>
-                      </w:rPr>
-                      <m:t>i=1</m:t>
-                    </m:r>
-                  </m:sub>
-                  <m:sup>
-                    <m:r>
-                      <w:rPr>
-                        <w:rFonts w:ascii="Cambria Math" w:hAnsi="Cambria Math"/>
-                      </w:rPr>
-                      <m:t>n/2</m:t>
-                    </m:r>
-                  </m:sup>
-                  <m:e>
-                    <m:r>
-                      <w:rPr>
-                        <w:rFonts w:ascii="Cambria Math" w:hAnsi="Cambria Math"/>
-                      </w:rPr>
-                      <m:t>f(</m:t>
-                    </m:r>
-                    <m:sSub>
-                      <m:sSubPr>
-                        <m:ctrlPr>
-                          <w:rPr>
-                            <w:rFonts w:ascii="Cambria Math" w:hAnsi="Cambria Math"/>
-                          </w:rPr>
-                        </m:ctrlPr>
-                      </m:sSubPr>
-                      <m:e>
-                        <m:r>
-                          <w:rPr>
-                            <w:rFonts w:ascii="Cambria Math" w:hAnsi="Cambria Math"/>
-                          </w:rPr>
-                          <m:t>x</m:t>
-                        </m:r>
-                      </m:e>
-                      <m:sub>
-                        <m:r>
-                          <w:rPr>
-                            <w:rFonts w:ascii="Cambria Math" w:hAnsi="Cambria Math"/>
-                          </w:rPr>
-                          <m:t>2i-1</m:t>
-                        </m:r>
-                      </m:sub>
-                    </m:sSub>
-                    <m:r>
-                      <w:rPr>
-                        <w:rFonts w:ascii="Cambria Math" w:hAnsi="Cambria Math"/>
-                      </w:rPr>
-                      <m:t>)</m:t>
-                    </m:r>
-                  </m:e>
-                </m:nary>
+              </m:sup>
+            </m:sSup>
+          </m:den>
+        </m:f>
+        <m:r>
+          <w:rPr>
+            <w:rFonts w:ascii="Cambria Math" w:hAnsi="Cambria Math"/>
+          </w:rPr>
+          <m:t xml:space="preserve"> = </m:t>
+        </m:r>
+        <m:f>
+          <m:fPr>
+            <m:ctrlPr>
+              <w:rPr>
+                <w:rFonts w:ascii="Cambria Math" w:hAnsi="Cambria Math"/>
+              </w:rPr>
+            </m:ctrlPr>
+          </m:fPr>
+          <m:num>
+            <m:r>
+              <w:rPr>
+                <w:rFonts w:ascii="Cambria Math" w:hAnsi="Cambria Math"/>
+              </w:rPr>
+              <m:t>1</m:t>
+            </m:r>
+          </m:num>
+          <m:den>
+            <m:sSup>
+              <m:sSupPr>
+                <m:ctrlPr>
+                  <w:rPr>
+                    <w:rFonts w:ascii="Cambria Math" w:hAnsi="Cambria Math"/>
+                  </w:rPr>
+                </m:ctrlPr>
+              </m:sSupPr>
+              <m:e>
                 <m:r>
                   <w:rPr>
                     <w:rFonts w:ascii="Cambria Math" w:hAnsi="Cambria Math"/>
                   </w:rPr>
-                  <m:t xml:space="preserve"> + 2</m:t>
+                  <m:t>s</m:t>
                 </m:r>
-                <m:nary>
-                  <m:naryPr>
-                    <m:chr m:val="∑"/>
-                    <m:limLoc m:val="undOvr"/>
-                    <m:grow m:val="1"/>
-                    <m:ctrlPr>
-                      <w:rPr>
-                        <w:rFonts w:ascii="Cambria Math" w:hAnsi="Cambria Math"/>
-                      </w:rPr>
-                    </m:ctrlPr>
-                  </m:naryPr>
-                  <m:sub>
-                    <m:r>
-                      <w:rPr>
-                        <w:rFonts w:ascii="Cambria Math" w:hAnsi="Cambria Math"/>
-                      </w:rPr>
-                      <m:t>i=1</m:t>
-                    </m:r>
-                  </m:sub>
-                  <m:sup>
-                    <m:r>
-                      <w:rPr>
-                        <w:rFonts w:ascii="Cambria Math" w:hAnsi="Cambria Math"/>
-                      </w:rPr>
-                      <m:t>n/2-1</m:t>
-                    </m:r>
-                  </m:sup>
-                  <m:e>
-                    <m:r>
-                      <w:rPr>
-                        <w:rFonts w:ascii="Cambria Math" w:hAnsi="Cambria Math"/>
-                      </w:rPr>
-                      <m:t>f(</m:t>
-                    </m:r>
-                    <m:sSub>
-                      <m:sSubPr>
-                        <m:ctrlPr>
-                          <w:rPr>
-                            <w:rFonts w:ascii="Cambria Math" w:hAnsi="Cambria Math"/>
-                          </w:rPr>
-                        </m:ctrlPr>
-                      </m:sSubPr>
-                      <m:e>
-                        <m:r>
-                          <w:rPr>
-                            <w:rFonts w:ascii="Cambria Math" w:hAnsi="Cambria Math"/>
-                          </w:rPr>
-                          <m:t>x</m:t>
-                        </m:r>
-                      </m:e>
-                      <m:sub>
-                        <m:r>
-                          <w:rPr>
-                            <w:rFonts w:ascii="Cambria Math" w:hAnsi="Cambria Math"/>
-                          </w:rPr>
-                          <m:t>2i</m:t>
-                        </m:r>
-                      </m:sub>
-                    </m:sSub>
-                    <m:r>
-                      <w:rPr>
-                        <w:rFonts w:ascii="Cambria Math" w:hAnsi="Cambria Math"/>
-                      </w:rPr>
-                      <m:t>)</m:t>
-                    </m:r>
-                  </m:e>
-                </m:nary>
+              </m:e>
+              <m:sup>
                 <m:r>
                   <w:rPr>
                     <w:rFonts w:ascii="Cambria Math" w:hAnsi="Cambria Math"/>
                   </w:rPr>
-                  <m:t>]</m:t>
+                  <m:t>2</m:t>
                 </m:r>
-              </m:oMath>
-            </m:oMathPara>
-          </w:p>
-        </w:tc>
-        <w:tc>
-          <w:tcPr>
-            <w:tcW w:w="1134" w:type="dxa"/>
-            <w:vAlign w:val="center"/>
-          </w:tcPr>
-          <w:p>
-            <w:pPr>
-              <w:ind w:firstLine="0"/>
-              <w:jc w:val="right"/>
-            </w:pPr>
-            <w:r>
-              <w:t>(2.10)</w:t>
-            </w:r>
-          </w:p>
-        </w:tc>
-      </w:tr>
-    </w:tbl>
-    <w:p>
-      <w:pPr>
-        <w:keepNext/>
-      </w:pPr>
-      <w:r>
-        <w:rPr>
-          <w:lang w:val="ru-RU"/>
-        </w:rPr>
-        <w:t xml:space="preserve">Для автоматического выбора шага сначала вычисляется </w:t>
-      </w:r>
-      <w:r>
-        <w:t>I</w:t>
-      </w:r>
-      <w:r>
-        <w:rPr>
-          <w:lang w:val="ru-RU"/>
-        </w:rPr>
-        <w:t xml:space="preserve">ₙ, затем число интервалов удваивается и вычисляется </w:t>
-      </w:r>
-      <w:r>
-        <w:t>I</w:t>
-      </w:r>
-      <w:r>
-        <w:rPr>
-          <w:lang w:val="ru-RU"/>
-        </w:rPr>
-        <w:t xml:space="preserve">₂ₙ. </w:t>
-      </w:r>
-      <w:proofErr w:type="spellStart"/>
-      <w:r>
-        <w:t>Погрешность</w:t>
-      </w:r>
-      <w:proofErr w:type="spellEnd"/>
-      <w:r>
-        <w:t xml:space="preserve"> </w:t>
-      </w:r>
-      <w:proofErr w:type="spellStart"/>
-      <w:r>
-        <w:t>уточнённого</w:t>
-      </w:r>
-      <w:proofErr w:type="spellEnd"/>
-      <w:r>
-        <w:t xml:space="preserve"> </w:t>
-      </w:r>
-      <w:proofErr w:type="spellStart"/>
-      <w:r>
-        <w:t>значения</w:t>
-      </w:r>
-      <w:proofErr w:type="spellEnd"/>
-      <w:r>
-        <w:t xml:space="preserve"> </w:t>
-      </w:r>
-      <w:proofErr w:type="spellStart"/>
-      <w:r>
-        <w:t>оценивается</w:t>
-      </w:r>
-      <w:proofErr w:type="spellEnd"/>
-      <w:r>
-        <w:t xml:space="preserve"> </w:t>
-      </w:r>
-      <w:proofErr w:type="spellStart"/>
-      <w:r>
-        <w:t>правилом</w:t>
-      </w:r>
-      <w:proofErr w:type="spellEnd"/>
-      <w:r>
-        <w:t xml:space="preserve"> </w:t>
-      </w:r>
-      <w:proofErr w:type="spellStart"/>
-      <w:r>
-        <w:t>Рунге</w:t>
-      </w:r>
-      <w:proofErr w:type="spellEnd"/>
-      <w:r>
-        <w:t xml:space="preserve"> </w:t>
-      </w:r>
-      <w:proofErr w:type="spellStart"/>
-      <w:r>
-        <w:t>четвёртого</w:t>
-      </w:r>
-      <w:proofErr w:type="spellEnd"/>
-      <w:r>
-        <w:t xml:space="preserve"> </w:t>
-      </w:r>
-      <w:proofErr w:type="spellStart"/>
-      <w:r>
-        <w:t>порядка</w:t>
-      </w:r>
-      <w:proofErr w:type="spellEnd"/>
-      <w:r>
-        <w:t>:</w:t>
-      </w:r>
-    </w:p>
-    <w:tbl>
-      <w:tblPr>
-        <w:tblW w:w="0" w:type="auto"/>
-        <w:tblLayout w:type="fixed"/>
-        <w:tblLook w:val="04A0" w:firstRow="1" w:lastRow="0" w:firstColumn="1" w:lastColumn="0" w:noHBand="0" w:noVBand="1"/>
-      </w:tblPr>
-      <w:tblGrid>
-        <w:gridCol w:w="8220"/>
-        <w:gridCol w:w="1134"/>
-      </w:tblGrid>
-      <w:tr>
-        <w:trPr>
-          <w:cantSplit/>
-        </w:trPr>
-        <w:tc>
-          <w:tcPr>
-            <w:tcW w:w="8220" w:type="dxa"/>
-          </w:tcPr>
-          <w:p>
-            <w:pPr>
-              <w:keepLines/>
-              <w:spacing w:before="200" w:after="200" w:line="240" w:lineRule="auto"/>
-              <w:ind w:firstLine="0"/>
-            </w:pPr>
-            <m:oMathPara>
-              <m:oMathParaPr>
-                <m:jc m:val="center"/>
-              </m:oMathParaPr>
-              <m:oMath>
+              </m:sup>
+            </m:sSup>
+          </m:den>
+        </m:f>
+        <m:f>
+          <m:fPr>
+            <m:ctrlPr>
+              <w:rPr>
+                <w:rFonts w:ascii="Cambria Math" w:hAnsi="Cambria Math"/>
+              </w:rPr>
+            </m:ctrlPr>
+          </m:fPr>
+          <m:num>
+            <m:sSup>
+              <m:sSupPr>
+                <m:ctrlPr>
+                  <w:rPr>
+                    <w:rFonts w:ascii="Cambria Math" w:hAnsi="Cambria Math"/>
+                  </w:rPr>
+                </m:ctrlPr>
+              </m:sSupPr>
+              <m:e>
                 <m:r>
                   <w:rPr>
                     <w:rFonts w:ascii="Cambria Math" w:hAnsi="Cambria Math"/>
                   </w:rPr>
-                  <m:t xml:space="preserve">R = </m:t>
+                  <m:t>d</m:t>
                 </m:r>
-                <m:f>
-                  <m:fPr>
-                    <m:ctrlPr>
-                      <w:rPr>
-                        <w:rFonts w:ascii="Cambria Math" w:hAnsi="Cambria Math"/>
-                      </w:rPr>
-                    </m:ctrlPr>
-                  </m:fPr>
-                  <m:num>
-                    <m:r>
-                      <w:rPr>
-                        <w:rFonts w:ascii="Cambria Math" w:hAnsi="Cambria Math"/>
-                      </w:rPr>
-                      <m:t>|</m:t>
-                    </m:r>
-                    <m:sSub>
-                      <m:sSubPr>
-                        <m:ctrlPr>
-                          <w:rPr>
-                            <w:rFonts w:ascii="Cambria Math" w:hAnsi="Cambria Math"/>
-                          </w:rPr>
-                        </m:ctrlPr>
-                      </m:sSubPr>
-                      <m:e>
-                        <m:r>
-                          <w:rPr>
-                            <w:rFonts w:ascii="Cambria Math" w:hAnsi="Cambria Math"/>
-                          </w:rPr>
-                          <m:t>I</m:t>
-                        </m:r>
-                      </m:e>
-                      <m:sub>
-                        <m:r>
-                          <w:rPr>
-                            <w:rFonts w:ascii="Cambria Math" w:hAnsi="Cambria Math"/>
-                          </w:rPr>
-                          <m:t>2n</m:t>
-                        </m:r>
-                      </m:sub>
-                    </m:sSub>
-                    <m:r>
-                      <w:rPr>
-                        <w:rFonts w:ascii="Cambria Math" w:hAnsi="Cambria Math"/>
-                      </w:rPr>
-                      <m:t xml:space="preserve"> - </m:t>
-                    </m:r>
-                    <m:sSub>
-                      <m:sSubPr>
-                        <m:ctrlPr>
-                          <w:rPr>
-                            <w:rFonts w:ascii="Cambria Math" w:hAnsi="Cambria Math"/>
-                          </w:rPr>
-                        </m:ctrlPr>
-                      </m:sSubPr>
-                      <m:e>
-                        <m:r>
-                          <w:rPr>
-                            <w:rFonts w:ascii="Cambria Math" w:hAnsi="Cambria Math"/>
-                          </w:rPr>
-                          <m:t>I</m:t>
-                        </m:r>
-                      </m:e>
-                      <m:sub>
-                        <m:r>
-                          <w:rPr>
-                            <w:rFonts w:ascii="Cambria Math" w:hAnsi="Cambria Math"/>
-                          </w:rPr>
-                          <m:t>n</m:t>
-                        </m:r>
-                      </m:sub>
-                    </m:sSub>
-                    <m:r>
-                      <w:rPr>
-                        <w:rFonts w:ascii="Cambria Math" w:hAnsi="Cambria Math"/>
-                      </w:rPr>
-                      <m:t>|</m:t>
-                    </m:r>
-                  </m:num>
-                  <m:den>
-                    <m:sSup>
-                      <m:sSupPr>
-                        <m:ctrlPr>
-                          <w:rPr>
-                            <w:rFonts w:ascii="Cambria Math" w:hAnsi="Cambria Math"/>
-                          </w:rPr>
-                        </m:ctrlPr>
-                      </m:sSupPr>
-                      <m:e>
-                        <m:r>
-                          <w:rPr>
-                            <w:rFonts w:ascii="Cambria Math" w:hAnsi="Cambria Math"/>
-                          </w:rPr>
-                          <m:t>2</m:t>
-                        </m:r>
-                      </m:e>
-                      <m:sup>
-                        <m:r>
-                          <w:rPr>
-                            <w:rFonts w:ascii="Cambria Math" w:hAnsi="Cambria Math"/>
-                          </w:rPr>
-                          <m:t>4</m:t>
-                        </m:r>
-                      </m:sup>
-                    </m:sSup>
-                    <m:r>
-                      <w:rPr>
-                        <w:rFonts w:ascii="Cambria Math" w:hAnsi="Cambria Math"/>
-                      </w:rPr>
-                      <m:t xml:space="preserve"> - 1</m:t>
-                    </m:r>
-                  </m:den>
-                </m:f>
+              </m:e>
+              <m:sup>
                 <m:r>
                   <w:rPr>
                     <w:rFonts w:ascii="Cambria Math" w:hAnsi="Cambria Math"/>
                   </w:rPr>
-                  <m:t xml:space="preserve"> = </m:t>
+                  <m:t>2</m:t>
                 </m:r>
-                <m:f>
-                  <m:fPr>
-                    <m:ctrlPr>
-                      <w:rPr>
-                        <w:rFonts w:ascii="Cambria Math" w:hAnsi="Cambria Math"/>
-                      </w:rPr>
-                    </m:ctrlPr>
-                  </m:fPr>
-                  <m:num>
-                    <m:r>
-                      <w:rPr>
-                        <w:rFonts w:ascii="Cambria Math" w:hAnsi="Cambria Math"/>
-                      </w:rPr>
-                      <m:t>|</m:t>
-                    </m:r>
-                    <m:sSub>
-                      <m:sSubPr>
-                        <m:ctrlPr>
-                          <w:rPr>
-                            <w:rFonts w:ascii="Cambria Math" w:hAnsi="Cambria Math"/>
-                          </w:rPr>
-                        </m:ctrlPr>
-                      </m:sSubPr>
-                      <m:e>
-                        <m:r>
-                          <w:rPr>
-                            <w:rFonts w:ascii="Cambria Math" w:hAnsi="Cambria Math"/>
-                          </w:rPr>
-                          <m:t>I</m:t>
-                        </m:r>
-                      </m:e>
-                      <m:sub>
-                        <m:r>
-                          <w:rPr>
-                            <w:rFonts w:ascii="Cambria Math" w:hAnsi="Cambria Math"/>
-                          </w:rPr>
-                          <m:t>2n</m:t>
-                        </m:r>
-                      </m:sub>
-                    </m:sSub>
-                    <m:r>
-                      <w:rPr>
-                        <w:rFonts w:ascii="Cambria Math" w:hAnsi="Cambria Math"/>
-                      </w:rPr>
-                      <m:t xml:space="preserve"> - </m:t>
-                    </m:r>
-                    <m:sSub>
-                      <m:sSubPr>
-                        <m:ctrlPr>
-                          <w:rPr>
-                            <w:rFonts w:ascii="Cambria Math" w:hAnsi="Cambria Math"/>
-                          </w:rPr>
-                        </m:ctrlPr>
-                      </m:sSubPr>
-                      <m:e>
-                        <m:r>
-                          <w:rPr>
-                            <w:rFonts w:ascii="Cambria Math" w:hAnsi="Cambria Math"/>
-                          </w:rPr>
-                          <m:t>I</m:t>
-                        </m:r>
-                      </m:e>
-                      <m:sub>
-                        <m:r>
-                          <w:rPr>
-                            <w:rFonts w:ascii="Cambria Math" w:hAnsi="Cambria Math"/>
-                          </w:rPr>
-                          <m:t>n</m:t>
-                        </m:r>
-                      </m:sub>
-                    </m:sSub>
-                    <m:r>
-                      <w:rPr>
-                        <w:rFonts w:ascii="Cambria Math" w:hAnsi="Cambria Math"/>
-                      </w:rPr>
-                      <m:t>|</m:t>
-                    </m:r>
-                  </m:num>
-                  <m:den>
-                    <m:r>
-                      <w:rPr>
-                        <w:rFonts w:ascii="Cambria Math" w:hAnsi="Cambria Math"/>
-                      </w:rPr>
-                      <m:t>15</m:t>
-                    </m:r>
-                  </m:den>
-                </m:f>
-              </m:oMath>
-            </m:oMathPara>
-          </w:p>
-        </w:tc>
-        <w:tc>
-          <w:tcPr>
-            <w:tcW w:w="1134" w:type="dxa"/>
-            <w:vAlign w:val="center"/>
-          </w:tcPr>
-          <w:p>
-            <w:pPr>
-              <w:ind w:firstLine="0"/>
-              <w:jc w:val="right"/>
-            </w:pPr>
-            <w:r>
-              <w:t>(2.11)</w:t>
-            </w:r>
-          </w:p>
-        </w:tc>
-      </w:tr>
-    </w:tbl>
-    <w:p>
-      <w:pPr>
-        <w:keepNext/>
-        <w:rPr>
-          <w:lang w:val="ru-RU"/>
-        </w:rPr>
-      </w:pPr>
-      <w:r>
-        <w:rPr>
-          <w:lang w:val="ru-RU"/>
-        </w:rPr>
-        <w:t>Уточнение продолжается, пока относительная оценка не удовлетворяет условию</w:t>
-      </w:r>
-    </w:p>
-    <w:tbl>
-      <w:tblPr>
-        <w:tblW w:w="0" w:type="auto"/>
-        <w:tblLayout w:type="fixed"/>
-        <w:tblLook w:val="04A0" w:firstRow="1" w:lastRow="0" w:firstColumn="1" w:lastColumn="0" w:noHBand="0" w:noVBand="1"/>
-      </w:tblPr>
-      <w:tblGrid>
-        <w:gridCol w:w="8220"/>
-        <w:gridCol w:w="1134"/>
-      </w:tblGrid>
-      <w:tr>
-        <w:trPr>
-          <w:cantSplit/>
-        </w:trPr>
-        <w:tc>
-          <w:tcPr>
-            <w:tcW w:w="8220" w:type="dxa"/>
-          </w:tcPr>
-          <w:p>
-            <w:pPr>
-              <w:keepLines/>
-              <w:spacing w:before="200" w:after="200" w:line="240" w:lineRule="auto"/>
-              <w:ind w:firstLine="0"/>
-            </w:pPr>
-            <m:oMathPara>
-              <m:oMathParaPr>
-                <m:jc m:val="center"/>
-              </m:oMathParaPr>
-              <m:oMath>
-                <m:f>
-                  <m:fPr>
-                    <m:ctrlPr>
-                      <w:rPr>
-                        <w:rFonts w:ascii="Cambria Math" w:hAnsi="Cambria Math"/>
-                      </w:rPr>
-                    </m:ctrlPr>
-                  </m:fPr>
-                  <m:num>
-                    <m:r>
-                      <w:rPr>
-                        <w:rFonts w:ascii="Cambria Math" w:hAnsi="Cambria Math"/>
-                      </w:rPr>
-                      <m:t>R</m:t>
-                    </m:r>
-                  </m:num>
-                  <m:den>
-                    <m:r>
-                      <w:rPr>
-                        <w:rFonts w:ascii="Cambria Math" w:hAnsi="Cambria Math"/>
-                      </w:rPr>
-                      <m:t>|</m:t>
-                    </m:r>
-                    <m:sSub>
-                      <m:sSubPr>
-                        <m:ctrlPr>
-                          <w:rPr>
-                            <w:rFonts w:ascii="Cambria Math" w:hAnsi="Cambria Math"/>
-                          </w:rPr>
-                        </m:ctrlPr>
-                      </m:sSubPr>
-                      <m:e>
-                        <m:r>
-                          <w:rPr>
-                            <w:rFonts w:ascii="Cambria Math" w:hAnsi="Cambria Math"/>
-                          </w:rPr>
-                          <m:t>I</m:t>
-                        </m:r>
-                      </m:e>
-                      <m:sub>
-                        <m:r>
-                          <w:rPr>
-                            <w:rFonts w:ascii="Cambria Math" w:hAnsi="Cambria Math"/>
-                          </w:rPr>
-                          <m:t>2n</m:t>
-                        </m:r>
-                      </m:sub>
-                    </m:sSub>
-                    <m:r>
-                      <w:rPr>
-                        <w:rFonts w:ascii="Cambria Math" w:hAnsi="Cambria Math"/>
-                      </w:rPr>
-                      <m:t>|</m:t>
-                    </m:r>
-                  </m:den>
-                </m:f>
-                <m:r>
+              </m:sup>
+            </m:sSup>
+            <m:r>
+              <w:rPr>
+                <w:rFonts w:ascii="Cambria Math" w:hAnsi="Cambria Math"/>
+              </w:rPr>
+              <m:t>P</m:t>
+            </m:r>
+          </m:num>
+          <m:den>
+            <m:r>
+              <w:rPr>
+                <w:rFonts w:ascii="Cambria Math" w:hAnsi="Cambria Math"/>
+              </w:rPr>
+              <m:t>d</m:t>
+            </m:r>
+            <m:sSup>
+              <m:sSupPr>
+                <m:ctrlPr>
                   <w:rPr>
                     <w:rFonts w:ascii="Cambria Math" w:hAnsi="Cambria Math"/>
                   </w:rPr>
-                  <m:t xml:space="preserve"> ≤ ε</m:t>
-                </m:r>
-              </m:oMath>
-            </m:oMathPara>
-          </w:p>
-        </w:tc>
-        <w:tc>
-          <w:tcPr>
-            <w:tcW w:w="1134" w:type="dxa"/>
-            <w:vAlign w:val="center"/>
-          </w:tcPr>
-          <w:p>
-            <w:pPr>
-              <w:ind w:firstLine="0"/>
-              <w:jc w:val="right"/>
-            </w:pPr>
-            <w:r>
-              <w:t>(2.12)</w:t>
-            </w:r>
-          </w:p>
-        </w:tc>
-      </w:tr>
-    </w:tbl>
-    <w:p>
-      <w:pPr>
-        <w:pStyle w:val="21"/>
-        <w:spacing w:before="420" w:after="420"/>
-      </w:pPr>
-      <w:bookmarkStart w:id="9" w:name="_Toc240383028"/>
-      <w:r>
-        <w:t>2.4 Формула Гаусса – Лежандра</w:t>
-      </w:r>
-      <w:bookmarkEnd w:id="9"/>
-    </w:p>
-    <w:p>
-      <w:pPr>
-        <w:keepNext/>
-      </w:pPr>
-      <w:r>
-        <w:rPr>
-          <w:lang w:val="ru-RU"/>
-        </w:rPr>
-        <w:t xml:space="preserve">В квадратуре Гаусса узлами являются корни полинома Лежандра, а веса выбираются так, чтобы формула порядка </w:t>
-      </w:r>
-      <w:r>
-        <w:t>m</w:t>
-      </w:r>
-      <w:r>
-        <w:rPr>
-          <w:lang w:val="ru-RU"/>
-        </w:rPr>
-        <w:t xml:space="preserve"> точно интегрировала полиномы степени до 2</w:t>
-      </w:r>
-      <w:r>
-        <w:t>m</w:t>
-      </w:r>
-      <w:r>
-        <w:rPr>
-          <w:lang w:val="ru-RU"/>
-        </w:rPr>
-        <w:t xml:space="preserve"> − 1 [2]. </w:t>
-      </w:r>
-      <w:proofErr w:type="spellStart"/>
-      <w:r>
-        <w:t>На</w:t>
-      </w:r>
-      <w:proofErr w:type="spellEnd"/>
-      <w:r>
-        <w:t xml:space="preserve"> </w:t>
-      </w:r>
-      <w:proofErr w:type="spellStart"/>
-      <w:r>
-        <w:t>стандартном</w:t>
-      </w:r>
-      <w:proofErr w:type="spellEnd"/>
-      <w:r>
-        <w:t xml:space="preserve"> </w:t>
-      </w:r>
-      <w:proofErr w:type="spellStart"/>
-      <w:r>
-        <w:t>отрезке</w:t>
-      </w:r>
-      <w:proofErr w:type="spellEnd"/>
-      <w:r>
-        <w:t xml:space="preserve"> </w:t>
-      </w:r>
-      <w:proofErr w:type="spellStart"/>
-      <w:r>
-        <w:t>применяется</w:t>
-      </w:r>
-      <w:proofErr w:type="spellEnd"/>
-      <w:r>
-        <w:t xml:space="preserve"> </w:t>
-      </w:r>
-      <w:proofErr w:type="spellStart"/>
-      <w:r>
-        <w:t>формула</w:t>
-      </w:r>
-      <w:proofErr w:type="spellEnd"/>
-    </w:p>
-    <w:tbl>
-      <w:tblPr>
-        <w:tblW w:w="0" w:type="auto"/>
-        <w:tblLayout w:type="fixed"/>
-        <w:tblLook w:val="04A0" w:firstRow="1" w:lastRow="0" w:firstColumn="1" w:lastColumn="0" w:noHBand="0" w:noVBand="1"/>
-      </w:tblPr>
-      <w:tblGrid>
-        <w:gridCol w:w="8220"/>
-        <w:gridCol w:w="1134"/>
-      </w:tblGrid>
-      <w:tr>
-        <w:trPr>
-          <w:cantSplit/>
-        </w:trPr>
-        <w:tc>
-          <w:tcPr>
-            <w:tcW w:w="8220" w:type="dxa"/>
-          </w:tcPr>
-          <w:p>
-            <w:pPr>
-              <w:keepLines/>
-              <w:spacing w:before="200" w:after="200" w:line="240" w:lineRule="auto"/>
-              <w:ind w:firstLine="0"/>
-            </w:pPr>
-            <m:oMathPara>
-              <m:oMathParaPr>
-                <m:jc m:val="center"/>
-              </m:oMathParaPr>
-              <m:oMath>
-                <m:nary>
-                  <m:naryPr>
-                    <m:limLoc m:val="undOvr"/>
-                    <m:grow m:val="1"/>
-                    <m:ctrlPr>
-                      <w:rPr>
-                        <w:rFonts w:ascii="Cambria Math" w:hAnsi="Cambria Math"/>
-                      </w:rPr>
-                    </m:ctrlPr>
-                  </m:naryPr>
-                  <m:sub>
-                    <m:r>
-                      <w:rPr>
-                        <w:rFonts w:ascii="Cambria Math" w:hAnsi="Cambria Math"/>
-                      </w:rPr>
-                      <m:t>-1</m:t>
-                    </m:r>
-                  </m:sub>
-                  <m:sup>
-                    <m:r>
-                      <w:rPr>
-                        <w:rFonts w:ascii="Cambria Math" w:hAnsi="Cambria Math"/>
-                      </w:rPr>
-                      <m:t>1</m:t>
-                    </m:r>
-                  </m:sup>
-                  <m:e>
-                    <m:r>
-                      <w:rPr>
-                        <w:rFonts w:ascii="Cambria Math" w:hAnsi="Cambria Math"/>
-                      </w:rPr>
-                      <m:t>f(t) dt</m:t>
-                    </m:r>
-                  </m:e>
-                </m:nary>
-                <m:r>
-                  <w:rPr>
-                    <w:rFonts w:ascii="Cambria Math" w:hAnsi="Cambria Math"/>
-                  </w:rPr>
-                  <m:t xml:space="preserve"> ≈ </m:t>
-                </m:r>
-                <m:nary>
-                  <m:naryPr>
-                    <m:chr m:val="∑"/>
-                    <m:limLoc m:val="undOvr"/>
-                    <m:grow m:val="1"/>
-                    <m:ctrlPr>
-                      <w:rPr>
-                        <w:rFonts w:ascii="Cambria Math" w:hAnsi="Cambria Math"/>
-                      </w:rPr>
-                    </m:ctrlPr>
-                  </m:naryPr>
-                  <m:sub>
-                    <m:r>
-                      <w:rPr>
-                        <w:rFonts w:ascii="Cambria Math" w:hAnsi="Cambria Math"/>
-                      </w:rPr>
-                      <m:t>j=1</m:t>
-                    </m:r>
-                  </m:sub>
-                  <m:sup>
-                    <m:r>
-                      <w:rPr>
-                        <w:rFonts w:ascii="Cambria Math" w:hAnsi="Cambria Math"/>
-                      </w:rPr>
-                      <m:t>m</m:t>
-                    </m:r>
-                  </m:sup>
-                  <m:e>
-                    <m:sSub>
-                      <m:sSubPr>
-                        <m:ctrlPr>
-                          <w:rPr>
-                            <w:rFonts w:ascii="Cambria Math" w:hAnsi="Cambria Math"/>
-                          </w:rPr>
-                        </m:ctrlPr>
-                      </m:sSubPr>
-                      <m:e>
-                        <m:r>
-                          <w:rPr>
-                            <w:rFonts w:ascii="Cambria Math" w:hAnsi="Cambria Math"/>
-                          </w:rPr>
-                          <m:t>w</m:t>
-                        </m:r>
-                      </m:e>
-                      <m:sub>
-                        <m:r>
-                          <w:rPr>
-                            <w:rFonts w:ascii="Cambria Math" w:hAnsi="Cambria Math"/>
-                          </w:rPr>
-                          <m:t>j</m:t>
-                        </m:r>
-                      </m:sub>
-                    </m:sSub>
-                    <m:r>
-                      <w:rPr>
-                        <w:rFonts w:ascii="Cambria Math" w:hAnsi="Cambria Math"/>
-                      </w:rPr>
-                      <m:t>f(</m:t>
-                    </m:r>
-                    <m:sSub>
-                      <m:sSubPr>
-                        <m:ctrlPr>
-                          <w:rPr>
-                            <w:rFonts w:ascii="Cambria Math" w:hAnsi="Cambria Math"/>
-                          </w:rPr>
-                        </m:ctrlPr>
-                      </m:sSubPr>
-                      <m:e>
-                        <m:r>
-                          <w:rPr>
-                            <w:rFonts w:ascii="Cambria Math" w:hAnsi="Cambria Math"/>
-                          </w:rPr>
-                          <m:t>t</m:t>
-                        </m:r>
-                      </m:e>
-                      <m:sub>
-                        <m:r>
-                          <w:rPr>
-                            <w:rFonts w:ascii="Cambria Math" w:hAnsi="Cambria Math"/>
-                          </w:rPr>
-                          <m:t>j</m:t>
-                        </m:r>
-                      </m:sub>
-                    </m:sSub>
-                    <m:r>
-                      <w:rPr>
-                        <w:rFonts w:ascii="Cambria Math" w:hAnsi="Cambria Math"/>
-                      </w:rPr>
-                      <m:t>)</m:t>
-                    </m:r>
-                  </m:e>
-                </m:nary>
-              </m:oMath>
-            </m:oMathPara>
-          </w:p>
-        </w:tc>
-        <w:tc>
-          <w:tcPr>
-            <w:tcW w:w="1134" w:type="dxa"/>
-            <w:vAlign w:val="center"/>
-          </w:tcPr>
-          <w:p>
-            <w:pPr>
-              <w:ind w:firstLine="0"/>
-              <w:jc w:val="right"/>
-            </w:pPr>
-            <w:r>
-              <w:t>(2.13)</w:t>
-            </w:r>
-          </w:p>
-        </w:tc>
-      </w:tr>
-    </w:tbl>
-    <w:p>
-      <w:pPr>
-        <w:keepNext/>
-        <w:rPr>
-          <w:lang w:val="ru-RU"/>
-        </w:rPr>
-      </w:pPr>
-      <w:r>
-        <w:rPr>
-          <w:lang w:val="ru-RU"/>
-        </w:rPr>
-        <w:t>Для перехода к произвольному отрезку [</w:t>
-      </w:r>
-      <w:r>
-        <w:t>a</w:t>
-      </w:r>
-      <w:r>
-        <w:rPr>
-          <w:lang w:val="ru-RU"/>
-        </w:rPr>
-        <w:t xml:space="preserve">; </w:t>
-      </w:r>
-      <w:r>
-        <w:t>b</w:t>
-      </w:r>
-      <w:r>
-        <w:rPr>
-          <w:lang w:val="ru-RU"/>
-        </w:rPr>
-        <w:t>] используется линейная замена переменной:</w:t>
-      </w:r>
-    </w:p>
-    <w:tbl>
-      <w:tblPr>
-        <w:tblW w:w="0" w:type="auto"/>
-        <w:tblLayout w:type="fixed"/>
-        <w:tblLook w:val="04A0" w:firstRow="1" w:lastRow="0" w:firstColumn="1" w:lastColumn="0" w:noHBand="0" w:noVBand="1"/>
-      </w:tblPr>
-      <w:tblGrid>
-        <w:gridCol w:w="8220"/>
-        <w:gridCol w:w="1134"/>
-      </w:tblGrid>
-      <w:tr>
-        <w:trPr>
-          <w:cantSplit/>
-        </w:trPr>
-        <w:tc>
-          <w:tcPr>
-            <w:tcW w:w="8220" w:type="dxa"/>
-          </w:tcPr>
-          <w:p>
-            <w:pPr>
-              <w:keepLines/>
-              <w:spacing w:before="200" w:after="200" w:line="240" w:lineRule="auto"/>
-              <w:ind w:firstLine="0"/>
-            </w:pPr>
-            <m:oMathPara>
-              <m:oMathParaPr>
-                <m:jc m:val="center"/>
-              </m:oMathParaPr>
-              <m:oMath>
-                <m:r>
-                  <w:rPr>
-                    <w:rFonts w:ascii="Cambria Math" w:hAnsi="Cambria Math"/>
-                  </w:rPr>
-                  <m:t xml:space="preserve">x = </m:t>
-                </m:r>
-                <m:f>
-                  <m:fPr>
-                    <m:ctrlPr>
-                      <w:rPr>
-                        <w:rFonts w:ascii="Cambria Math" w:hAnsi="Cambria Math"/>
-                      </w:rPr>
-                    </m:ctrlPr>
-                  </m:fPr>
-                  <m:num>
-                    <m:r>
-                      <w:rPr>
-                        <w:rFonts w:ascii="Cambria Math" w:hAnsi="Cambria Math"/>
-                      </w:rPr>
-                      <m:t>a + b</m:t>
-                    </m:r>
-                  </m:num>
-                  <m:den>
-                    <m:r>
-                      <w:rPr>
-                        <w:rFonts w:ascii="Cambria Math" w:hAnsi="Cambria Math"/>
-                      </w:rPr>
-                      <m:t>2</m:t>
-                    </m:r>
-                  </m:den>
-                </m:f>
-                <m:r>
-                  <w:rPr>
-                    <w:rFonts w:ascii="Cambria Math" w:hAnsi="Cambria Math"/>
-                  </w:rPr>
-                  <m:t xml:space="preserve"> + </m:t>
-                </m:r>
-                <m:f>
-                  <m:fPr>
-                    <m:ctrlPr>
-                      <w:rPr>
-                        <w:rFonts w:ascii="Cambria Math" w:hAnsi="Cambria Math"/>
-                      </w:rPr>
-                    </m:ctrlPr>
-                  </m:fPr>
-                  <m:num>
-                    <m:r>
-                      <w:rPr>
-                        <w:rFonts w:ascii="Cambria Math" w:hAnsi="Cambria Math"/>
-                      </w:rPr>
-                      <m:t>b - a</m:t>
-                    </m:r>
-                  </m:num>
-                  <m:den>
-                    <m:r>
-                      <w:rPr>
-                        <w:rFonts w:ascii="Cambria Math" w:hAnsi="Cambria Math"/>
-                      </w:rPr>
-                      <m:t>2</m:t>
-                    </m:r>
-                  </m:den>
-                </m:f>
+                </m:ctrlPr>
+              </m:sSupPr>
+              <m:e>
                 <m:r>
                   <w:rPr>
                     <w:rFonts w:ascii="Cambria Math" w:hAnsi="Cambria Math"/>
                   </w:rPr>
                   <m:t>t</m:t>
                 </m:r>
-              </m:oMath>
-            </m:oMathPara>
-          </w:p>
-        </w:tc>
-        <w:tc>
-          <w:tcPr>
-            <w:tcW w:w="1134" w:type="dxa"/>
-            <w:vAlign w:val="center"/>
-          </w:tcPr>
-          <w:p>
-            <w:pPr>
-              <w:ind w:firstLine="0"/>
-              <w:jc w:val="right"/>
-            </w:pPr>
-            <w:r>
-              <w:t>(2.14)</w:t>
-            </w:r>
-          </w:p>
-        </w:tc>
-      </w:tr>
-    </w:tbl>
-    <w:p>
-      <w:pPr>
-        <w:rPr>
-          <w:lang w:val="ru-RU"/>
-        </w:rPr>
-      </w:pPr>
+              </m:e>
+              <m:sup>
+                <m:r>
+                  <w:rPr>
+                    <w:rFonts w:ascii="Cambria Math" w:hAnsi="Cambria Math"/>
+                  </w:rPr>
+                  <m:t>2</m:t>
+                </m:r>
+              </m:sup>
+            </m:sSup>
+          </m:den>
+        </m:f>
+      </m:oMath>
+      <w:r>
+        <w:tab/>
+        <w:t xml:space="preserve">(2.7)</w:t>
+      </w:r>
+    </w:p>
+    <w:p>
+      <w:pPr>
+        <w:keepNext/>
+        <w:rPr>
+          <w:lang w:val="ru-RU"/>
+        </w:rPr>
+      </w:pPr>
+      <w:r>
+        <w:rPr>
+          <w:lang w:val="ru-RU"/>
+        </w:rPr>
+        <w:t>Для функции варианта 9 точные производные имеют вид</w:t>
+      </w:r>
+    </w:p>
+    <w:p>
+      <w:pPr>
+        <w:keepLines/>
+        <w:tabs>
+          <w:tab w:val="center" w:pos="4678"/>
+          <w:tab w:val="right" w:pos="9355"/>
+        </w:tabs>
+        <w:spacing w:before="200" w:after="200" w:line="240" w:lineRule="auto"/>
+        <w:ind w:firstLine="0"/>
+      </w:pPr>
+      <w:r>
+        <w:tab/>
+      </w:r>
+      <m:oMath>
+        <m:r>
+          <w:rPr>
+            <w:rFonts w:ascii="Cambria Math" w:hAnsi="Cambria Math"/>
+          </w:rPr>
+          <m:t xml:space="preserve">f'(x) = </m:t>
+        </m:r>
+        <m:f>
+          <m:fPr>
+            <m:ctrlPr>
+              <w:rPr>
+                <w:rFonts w:ascii="Cambria Math" w:hAnsi="Cambria Math"/>
+              </w:rPr>
+            </m:ctrlPr>
+          </m:fPr>
+          <m:num>
+            <m:r>
+              <w:rPr>
+                <w:rFonts w:ascii="Cambria Math" w:hAnsi="Cambria Math"/>
+              </w:rPr>
+              <m:t>1</m:t>
+            </m:r>
+          </m:num>
+          <m:den>
+            <m:r>
+              <w:rPr>
+                <w:rFonts w:ascii="Cambria Math" w:hAnsi="Cambria Math"/>
+              </w:rPr>
+              <m:t>2</m:t>
+            </m:r>
+            <m:rad>
+              <m:radPr>
+                <m:degHide m:val="1"/>
+                <m:ctrlPr>
+                  <w:rPr>
+                    <w:rFonts w:ascii="Cambria Math" w:hAnsi="Cambria Math"/>
+                  </w:rPr>
+                </m:ctrlPr>
+              </m:radPr>
+              <m:deg/>
+              <m:e>
+                <m:r>
+                  <w:rPr>
+                    <w:rFonts w:ascii="Cambria Math" w:hAnsi="Cambria Math"/>
+                  </w:rPr>
+                  <m:t>x</m:t>
+                </m:r>
+              </m:e>
+            </m:rad>
+          </m:den>
+        </m:f>
+        <m:r>
+          <w:rPr>
+            <w:rFonts w:ascii="Cambria Math" w:hAnsi="Cambria Math"/>
+          </w:rPr>
+          <m:t>;   f″(x) = -</m:t>
+        </m:r>
+        <m:f>
+          <m:fPr>
+            <m:ctrlPr>
+              <w:rPr>
+                <w:rFonts w:ascii="Cambria Math" w:hAnsi="Cambria Math"/>
+              </w:rPr>
+            </m:ctrlPr>
+          </m:fPr>
+          <m:num>
+            <m:r>
+              <w:rPr>
+                <w:rFonts w:ascii="Cambria Math" w:hAnsi="Cambria Math"/>
+              </w:rPr>
+              <m:t>1</m:t>
+            </m:r>
+          </m:num>
+          <m:den>
+            <m:r>
+              <w:rPr>
+                <w:rFonts w:ascii="Cambria Math" w:hAnsi="Cambria Math"/>
+              </w:rPr>
+              <m:t>4x</m:t>
+            </m:r>
+            <m:rad>
+              <m:radPr>
+                <m:degHide m:val="1"/>
+                <m:ctrlPr>
+                  <w:rPr>
+                    <w:rFonts w:ascii="Cambria Math" w:hAnsi="Cambria Math"/>
+                  </w:rPr>
+                </m:ctrlPr>
+              </m:radPr>
+              <m:deg/>
+              <m:e>
+                <m:r>
+                  <w:rPr>
+                    <w:rFonts w:ascii="Cambria Math" w:hAnsi="Cambria Math"/>
+                  </w:rPr>
+                  <m:t>x</m:t>
+                </m:r>
+              </m:e>
+            </m:rad>
+          </m:den>
+        </m:f>
+      </m:oMath>
+      <w:r>
+        <w:tab/>
+        <w:t xml:space="preserve">(2.8)</w:t>
+      </w:r>
+    </w:p>
+    <w:p>
+      <w:pPr>
+        <w:keepNext/>
+      </w:pPr>
+      <w:proofErr w:type="spellStart"/>
+      <w:r>
+        <w:t>Абсолютные</w:t>
+      </w:r>
+      <w:proofErr w:type="spellEnd"/>
+      <w:r>
+        <w:t xml:space="preserve"> </w:t>
+      </w:r>
+      <w:proofErr w:type="spellStart"/>
+      <w:r>
+        <w:t>погрешности</w:t>
+      </w:r>
+      <w:proofErr w:type="spellEnd"/>
+      <w:r>
+        <w:t xml:space="preserve"> </w:t>
+      </w:r>
+      <w:proofErr w:type="spellStart"/>
+      <w:r>
+        <w:t>численного</w:t>
+      </w:r>
+      <w:proofErr w:type="spellEnd"/>
+      <w:r>
+        <w:t xml:space="preserve"> </w:t>
+      </w:r>
+      <w:proofErr w:type="spellStart"/>
+      <w:r>
+        <w:t>дифференцирования</w:t>
+      </w:r>
+      <w:proofErr w:type="spellEnd"/>
+      <w:r>
+        <w:t xml:space="preserve"> </w:t>
+      </w:r>
+      <w:proofErr w:type="spellStart"/>
+      <w:r>
+        <w:t>равны</w:t>
+      </w:r>
+      <w:proofErr w:type="spellEnd"/>
+    </w:p>
+    <w:p>
+      <w:pPr>
+        <w:keepLines/>
+        <w:tabs>
+          <w:tab w:val="center" w:pos="4678"/>
+          <w:tab w:val="right" w:pos="9355"/>
+        </w:tabs>
+        <w:spacing w:before="200" w:after="200" w:line="240" w:lineRule="auto"/>
+        <w:ind w:firstLine="0"/>
+      </w:pPr>
+      <w:r>
+        <w:tab/>
+      </w:r>
+      <m:oMath>
+        <m:sSub>
+          <m:sSubPr>
+            <m:ctrlPr>
+              <w:rPr>
+                <w:rFonts w:ascii="Cambria Math" w:hAnsi="Cambria Math"/>
+              </w:rPr>
+            </m:ctrlPr>
+          </m:sSubPr>
+          <m:e>
+            <m:r>
+              <w:rPr>
+                <w:rFonts w:ascii="Cambria Math" w:hAnsi="Cambria Math"/>
+              </w:rPr>
+              <m:t>Δ</m:t>
+            </m:r>
+          </m:e>
+          <m:sub>
+            <m:r>
+              <w:rPr>
+                <w:rFonts w:ascii="Cambria Math" w:hAnsi="Cambria Math"/>
+              </w:rPr>
+              <m:t>1</m:t>
+            </m:r>
+          </m:sub>
+        </m:sSub>
+        <m:r>
+          <w:rPr>
+            <w:rFonts w:ascii="Cambria Math" w:hAnsi="Cambria Math"/>
+          </w:rPr>
+          <m:t xml:space="preserve"> = |</m:t>
+        </m:r>
+        <m:sSub>
+          <m:sSubPr>
+            <m:ctrlPr>
+              <w:rPr>
+                <w:rFonts w:ascii="Cambria Math" w:hAnsi="Cambria Math"/>
+              </w:rPr>
+            </m:ctrlPr>
+          </m:sSubPr>
+          <m:e>
+            <m:r>
+              <w:rPr>
+                <w:rFonts w:ascii="Cambria Math" w:hAnsi="Cambria Math"/>
+              </w:rPr>
+              <m:t>P'</m:t>
+            </m:r>
+          </m:e>
+          <m:sub>
+            <m:r>
+              <w:rPr>
+                <w:rFonts w:ascii="Cambria Math" w:hAnsi="Cambria Math"/>
+              </w:rPr>
+              <m:t>m</m:t>
+            </m:r>
+          </m:sub>
+        </m:sSub>
+        <m:r>
+          <w:rPr>
+            <w:rFonts w:ascii="Cambria Math" w:hAnsi="Cambria Math"/>
+          </w:rPr>
+          <m:t xml:space="preserve"> - f'|;   </m:t>
+        </m:r>
+        <m:sSub>
+          <m:sSubPr>
+            <m:ctrlPr>
+              <w:rPr>
+                <w:rFonts w:ascii="Cambria Math" w:hAnsi="Cambria Math"/>
+              </w:rPr>
+            </m:ctrlPr>
+          </m:sSubPr>
+          <m:e>
+            <m:r>
+              <w:rPr>
+                <w:rFonts w:ascii="Cambria Math" w:hAnsi="Cambria Math"/>
+              </w:rPr>
+              <m:t>Δ</m:t>
+            </m:r>
+          </m:e>
+          <m:sub>
+            <m:r>
+              <w:rPr>
+                <w:rFonts w:ascii="Cambria Math" w:hAnsi="Cambria Math"/>
+              </w:rPr>
+              <m:t>2</m:t>
+            </m:r>
+          </m:sub>
+        </m:sSub>
+        <m:r>
+          <w:rPr>
+            <w:rFonts w:ascii="Cambria Math" w:hAnsi="Cambria Math"/>
+          </w:rPr>
+          <m:t xml:space="preserve"> = |</m:t>
+        </m:r>
+        <m:sSub>
+          <m:sSubPr>
+            <m:ctrlPr>
+              <w:rPr>
+                <w:rFonts w:ascii="Cambria Math" w:hAnsi="Cambria Math"/>
+              </w:rPr>
+            </m:ctrlPr>
+          </m:sSubPr>
+          <m:e>
+            <m:r>
+              <w:rPr>
+                <w:rFonts w:ascii="Cambria Math" w:hAnsi="Cambria Math"/>
+              </w:rPr>
+              <m:t>P″</m:t>
+            </m:r>
+          </m:e>
+          <m:sub>
+            <m:r>
+              <w:rPr>
+                <w:rFonts w:ascii="Cambria Math" w:hAnsi="Cambria Math"/>
+              </w:rPr>
+              <m:t>m</m:t>
+            </m:r>
+          </m:sub>
+        </m:sSub>
+        <m:r>
+          <w:rPr>
+            <w:rFonts w:ascii="Cambria Math" w:hAnsi="Cambria Math"/>
+          </w:rPr>
+          <m:t xml:space="preserve"> - f″|</m:t>
+        </m:r>
+      </m:oMath>
+      <w:r>
+        <w:tab/>
+        <w:t xml:space="preserve">(2.9)</w:t>
+      </w:r>
+    </w:p>
+    <w:p>
+      <w:pPr>
+        <w:pStyle w:val="21"/>
+        <w:spacing w:before="420" w:after="420"/>
+      </w:pPr>
+      <w:bookmarkStart w:id="8" w:name="_Toc240383027"/>
+      <w:r>
+        <w:t>2.3 Квадратурные формулы и уточнение шага</w:t>
+      </w:r>
+      <w:bookmarkEnd w:id="8"/>
+    </w:p>
+    <w:p>
+      <w:pPr>
+        <w:keepNext/>
+        <w:rPr>
+          <w:lang w:val="ru-RU"/>
+        </w:rPr>
+      </w:pPr>
+      <w:r>
+        <w:rPr>
+          <w:lang w:val="ru-RU"/>
+        </w:rPr>
+        <w:t xml:space="preserve">Численное интегрирование заменяет интеграл конечной взвешенной суммой значений функции. В программе реализованы формулы средних прямоугольников (2.12), трапеций (2.11) и Симпсона (2.10); для варианта 9 выбрана составная </w:t>
+      </w:r>
       <w:r>
         <w:rPr>
           <w:lang w:val="ru-RU"/>
         </w:rPr>
         <w:lastRenderedPageBreak/>
-        <w:t xml:space="preserve">В программе сначала применяется </w:t>
-      </w:r>
-      <w:proofErr w:type="spellStart"/>
-      <w:r>
-        <w:rPr>
-          <w:lang w:val="ru-RU"/>
-        </w:rPr>
-        <w:t>восьмиузловая</w:t>
-      </w:r>
-      <w:proofErr w:type="spellEnd"/>
-      <w:r>
-        <w:rPr>
-          <w:lang w:val="ru-RU"/>
-        </w:rPr>
-        <w:t xml:space="preserve"> формула ко всему отрезку. Для контроля точности число панелей последовательно удваивается, а оценкой служит модуль разности двух последовательных приближений.</w:t>
+        <w:t>формула Симпсона. Отрезок [</w:t>
+      </w:r>
+      <w:r>
+        <w:t>a</w:t>
+      </w:r>
+      <w:r>
+        <w:rPr>
+          <w:lang w:val="ru-RU"/>
+        </w:rPr>
+        <w:t xml:space="preserve">; </w:t>
+      </w:r>
+      <w:r>
+        <w:t>b</w:t>
+      </w:r>
+      <w:r>
+        <w:rPr>
+          <w:lang w:val="ru-RU"/>
+        </w:rPr>
+        <w:t xml:space="preserve">] делится на чётное число </w:t>
+      </w:r>
+      <w:r>
+        <w:t>n</w:t>
+      </w:r>
+      <w:r>
+        <w:rPr>
+          <w:lang w:val="ru-RU"/>
+        </w:rPr>
+        <w:t xml:space="preserve"> интервалов с шагом </w:t>
+      </w:r>
+      <w:r>
+        <w:t>h</w:t>
+      </w:r>
+      <w:r>
+        <w:rPr>
+          <w:lang w:val="ru-RU"/>
+        </w:rPr>
+        <w:t xml:space="preserve"> = (</w:t>
+      </w:r>
+      <w:r>
+        <w:t>b</w:t>
+      </w:r>
+      <w:r>
+        <w:rPr>
+          <w:lang w:val="ru-RU"/>
+        </w:rPr>
+        <w:t xml:space="preserve"> − </w:t>
+      </w:r>
+      <w:r>
+        <w:t>a</w:t>
+      </w:r>
+      <w:r>
+        <w:rPr>
+          <w:lang w:val="ru-RU"/>
+        </w:rPr>
+        <w:t>)/</w:t>
+      </w:r>
+      <w:r>
+        <w:t>n</w:t>
+      </w:r>
+      <w:r>
+        <w:rPr>
+          <w:lang w:val="ru-RU"/>
+        </w:rPr>
+        <w:t>.</w:t>
+      </w:r>
+    </w:p>
+    <w:p>
+      <w:pPr>
+        <w:keepLines/>
+        <w:tabs>
+          <w:tab w:val="center" w:pos="4678"/>
+          <w:tab w:val="right" w:pos="9355"/>
+        </w:tabs>
+        <w:spacing w:before="200" w:after="200" w:line="240" w:lineRule="auto"/>
+        <w:ind w:firstLine="0"/>
+      </w:pPr>
+      <w:r>
+        <w:tab/>
+      </w:r>
+      <m:oMath>
+        <m:sSub>
+          <m:sSubPr>
+            <m:ctrlPr>
+              <w:rPr>
+                <w:rFonts w:ascii="Cambria Math" w:hAnsi="Cambria Math"/>
+              </w:rPr>
+            </m:ctrlPr>
+          </m:sSubPr>
+          <m:e>
+            <m:r>
+              <w:rPr>
+                <w:rFonts w:ascii="Cambria Math" w:hAnsi="Cambria Math"/>
+              </w:rPr>
+              <m:t>I</m:t>
+            </m:r>
+          </m:e>
+          <m:sub>
+            <m:r>
+              <w:rPr>
+                <w:rFonts w:ascii="Cambria Math" w:hAnsi="Cambria Math"/>
+              </w:rPr>
+              <m:t>n</m:t>
+            </m:r>
+          </m:sub>
+        </m:sSub>
+        <m:r>
+          <w:rPr>
+            <w:rFonts w:ascii="Cambria Math" w:hAnsi="Cambria Math"/>
+          </w:rPr>
+          <m:t xml:space="preserve"> = </m:t>
+        </m:r>
+        <m:f>
+          <m:fPr>
+            <m:ctrlPr>
+              <w:rPr>
+                <w:rFonts w:ascii="Cambria Math" w:hAnsi="Cambria Math"/>
+              </w:rPr>
+            </m:ctrlPr>
+          </m:fPr>
+          <m:num>
+            <m:r>
+              <w:rPr>
+                <w:rFonts w:ascii="Cambria Math" w:hAnsi="Cambria Math"/>
+              </w:rPr>
+              <m:t>h</m:t>
+            </m:r>
+          </m:num>
+          <m:den>
+            <m:r>
+              <w:rPr>
+                <w:rFonts w:ascii="Cambria Math" w:hAnsi="Cambria Math"/>
+              </w:rPr>
+              <m:t>3</m:t>
+            </m:r>
+          </m:den>
+        </m:f>
+        <m:r>
+          <w:rPr>
+            <w:rFonts w:ascii="Cambria Math" w:hAnsi="Cambria Math"/>
+          </w:rPr>
+          <m:t>[f(</m:t>
+        </m:r>
+        <m:sSub>
+          <m:sSubPr>
+            <m:ctrlPr>
+              <w:rPr>
+                <w:rFonts w:ascii="Cambria Math" w:hAnsi="Cambria Math"/>
+              </w:rPr>
+            </m:ctrlPr>
+          </m:sSubPr>
+          <m:e>
+            <m:r>
+              <w:rPr>
+                <w:rFonts w:ascii="Cambria Math" w:hAnsi="Cambria Math"/>
+              </w:rPr>
+              <m:t>x</m:t>
+            </m:r>
+          </m:e>
+          <m:sub>
+            <m:r>
+              <w:rPr>
+                <w:rFonts w:ascii="Cambria Math" w:hAnsi="Cambria Math"/>
+              </w:rPr>
+              <m:t>0</m:t>
+            </m:r>
+          </m:sub>
+        </m:sSub>
+        <m:r>
+          <w:rPr>
+            <w:rFonts w:ascii="Cambria Math" w:hAnsi="Cambria Math"/>
+          </w:rPr>
+          <m:t>) + f(</m:t>
+        </m:r>
+        <m:sSub>
+          <m:sSubPr>
+            <m:ctrlPr>
+              <w:rPr>
+                <w:rFonts w:ascii="Cambria Math" w:hAnsi="Cambria Math"/>
+              </w:rPr>
+            </m:ctrlPr>
+          </m:sSubPr>
+          <m:e>
+            <m:r>
+              <w:rPr>
+                <w:rFonts w:ascii="Cambria Math" w:hAnsi="Cambria Math"/>
+              </w:rPr>
+              <m:t>x</m:t>
+            </m:r>
+          </m:e>
+          <m:sub>
+            <m:r>
+              <w:rPr>
+                <w:rFonts w:ascii="Cambria Math" w:hAnsi="Cambria Math"/>
+              </w:rPr>
+              <m:t>n</m:t>
+            </m:r>
+          </m:sub>
+        </m:sSub>
+        <m:r>
+          <w:rPr>
+            <w:rFonts w:ascii="Cambria Math" w:hAnsi="Cambria Math"/>
+          </w:rPr>
+          <m:t>) + 4</m:t>
+        </m:r>
+        <m:nary>
+          <m:naryPr>
+            <m:chr m:val="∑"/>
+            <m:limLoc m:val="undOvr"/>
+            <m:grow m:val="1"/>
+            <m:ctrlPr>
+              <w:rPr>
+                <w:rFonts w:ascii="Cambria Math" w:hAnsi="Cambria Math"/>
+              </w:rPr>
+            </m:ctrlPr>
+          </m:naryPr>
+          <m:sub>
+            <m:r>
+              <w:rPr>
+                <w:rFonts w:ascii="Cambria Math" w:hAnsi="Cambria Math"/>
+              </w:rPr>
+              <m:t>i=1</m:t>
+            </m:r>
+          </m:sub>
+          <m:sup>
+            <m:r>
+              <w:rPr>
+                <w:rFonts w:ascii="Cambria Math" w:hAnsi="Cambria Math"/>
+              </w:rPr>
+              <m:t>n/2</m:t>
+            </m:r>
+          </m:sup>
+          <m:e>
+            <m:r>
+              <w:rPr>
+                <w:rFonts w:ascii="Cambria Math" w:hAnsi="Cambria Math"/>
+              </w:rPr>
+              <m:t>f(</m:t>
+            </m:r>
+            <m:sSub>
+              <m:sSubPr>
+                <m:ctrlPr>
+                  <w:rPr>
+                    <w:rFonts w:ascii="Cambria Math" w:hAnsi="Cambria Math"/>
+                  </w:rPr>
+                </m:ctrlPr>
+              </m:sSubPr>
+              <m:e>
+                <m:r>
+                  <w:rPr>
+                    <w:rFonts w:ascii="Cambria Math" w:hAnsi="Cambria Math"/>
+                  </w:rPr>
+                  <m:t>x</m:t>
+                </m:r>
+              </m:e>
+              <m:sub>
+                <m:r>
+                  <w:rPr>
+                    <w:rFonts w:ascii="Cambria Math" w:hAnsi="Cambria Math"/>
+                  </w:rPr>
+                  <m:t>2i-1</m:t>
+                </m:r>
+              </m:sub>
+            </m:sSub>
+            <m:r>
+              <w:rPr>
+                <w:rFonts w:ascii="Cambria Math" w:hAnsi="Cambria Math"/>
+              </w:rPr>
+              <m:t>)</m:t>
+            </m:r>
+          </m:e>
+        </m:nary>
+        <m:r>
+          <w:rPr>
+            <w:rFonts w:ascii="Cambria Math" w:hAnsi="Cambria Math"/>
+          </w:rPr>
+          <m:t xml:space="preserve"> + 2</m:t>
+        </m:r>
+        <m:nary>
+          <m:naryPr>
+            <m:chr m:val="∑"/>
+            <m:limLoc m:val="undOvr"/>
+            <m:grow m:val="1"/>
+            <m:ctrlPr>
+              <w:rPr>
+                <w:rFonts w:ascii="Cambria Math" w:hAnsi="Cambria Math"/>
+              </w:rPr>
+            </m:ctrlPr>
+          </m:naryPr>
+          <m:sub>
+            <m:r>
+              <w:rPr>
+                <w:rFonts w:ascii="Cambria Math" w:hAnsi="Cambria Math"/>
+              </w:rPr>
+              <m:t>i=1</m:t>
+            </m:r>
+          </m:sub>
+          <m:sup>
+            <m:r>
+              <w:rPr>
+                <w:rFonts w:ascii="Cambria Math" w:hAnsi="Cambria Math"/>
+              </w:rPr>
+              <m:t>n/2-1</m:t>
+            </m:r>
+          </m:sup>
+          <m:e>
+            <m:r>
+              <w:rPr>
+                <w:rFonts w:ascii="Cambria Math" w:hAnsi="Cambria Math"/>
+              </w:rPr>
+              <m:t>f(</m:t>
+            </m:r>
+            <m:sSub>
+              <m:sSubPr>
+                <m:ctrlPr>
+                  <w:rPr>
+                    <w:rFonts w:ascii="Cambria Math" w:hAnsi="Cambria Math"/>
+                  </w:rPr>
+                </m:ctrlPr>
+              </m:sSubPr>
+              <m:e>
+                <m:r>
+                  <w:rPr>
+                    <w:rFonts w:ascii="Cambria Math" w:hAnsi="Cambria Math"/>
+                  </w:rPr>
+                  <m:t>x</m:t>
+                </m:r>
+              </m:e>
+              <m:sub>
+                <m:r>
+                  <w:rPr>
+                    <w:rFonts w:ascii="Cambria Math" w:hAnsi="Cambria Math"/>
+                  </w:rPr>
+                  <m:t>2i</m:t>
+                </m:r>
+              </m:sub>
+            </m:sSub>
+            <m:r>
+              <w:rPr>
+                <w:rFonts w:ascii="Cambria Math" w:hAnsi="Cambria Math"/>
+              </w:rPr>
+              <m:t>)</m:t>
+            </m:r>
+          </m:e>
+        </m:nary>
+        <m:r>
+          <w:rPr>
+            <w:rFonts w:ascii="Cambria Math" w:hAnsi="Cambria Math"/>
+          </w:rPr>
+          <m:t>]</m:t>
+        </m:r>
+      </m:oMath>
+      <w:r>
+        <w:tab/>
+        <w:t xml:space="preserve">(2.10)</w:t>
+      </w:r>
+    </w:p>
+    <w:p>
+      <w:pPr>
+        <w:keepLines/>
+        <w:tabs>
+          <w:tab w:val="center" w:pos="4678"/>
+          <w:tab w:val="right" w:pos="9355"/>
+        </w:tabs>
+        <w:spacing w:before="200" w:after="200" w:line="240" w:lineRule="auto"/>
+        <w:ind w:firstLine="0"/>
+      </w:pPr>
+      <w:r>
+        <w:tab/>
+      </w:r>
+      <m:oMath>
+        <m:sSub>
+          <m:sSubPr>
+            <m:ctrlPr>
+              <w:rPr>
+                <w:rFonts w:ascii="Cambria Math" w:hAnsi="Cambria Math"/>
+              </w:rPr>
+            </m:ctrlPr>
+          </m:sSubPr>
+          <m:e>
+            <m:r>
+              <w:rPr>
+                <w:rFonts w:ascii="Cambria Math" w:hAnsi="Cambria Math"/>
+              </w:rPr>
+              <m:t xml:space="preserve">I</m:t>
+            </m:r>
+          </m:e>
+          <m:sub>
+            <m:r>
+              <w:rPr>
+                <w:rFonts w:ascii="Cambria Math" w:hAnsi="Cambria Math"/>
+              </w:rPr>
+              <m:t xml:space="preserve">n</m:t>
+            </m:r>
+          </m:sub>
+        </m:sSub>
+        <m:r>
+          <w:rPr>
+            <w:rFonts w:ascii="Cambria Math" w:hAnsi="Cambria Math"/>
+          </w:rPr>
+          <m:t xml:space="preserve"> = h · [ </m:t>
+        </m:r>
+        <m:f>
+          <m:fPr>
+            <m:ctrlPr>
+              <w:rPr>
+                <w:rFonts w:ascii="Cambria Math" w:hAnsi="Cambria Math"/>
+              </w:rPr>
+            </m:ctrlPr>
+          </m:fPr>
+          <m:num>
+            <m:r>
+              <w:rPr>
+                <w:rFonts w:ascii="Cambria Math" w:hAnsi="Cambria Math"/>
+              </w:rPr>
+              <m:t xml:space="preserve">f(a)</m:t>
+            </m:r>
+          </m:num>
+          <m:den>
+            <m:r>
+              <w:rPr>
+                <w:rFonts w:ascii="Cambria Math" w:hAnsi="Cambria Math"/>
+              </w:rPr>
+              <m:t xml:space="preserve">2</m:t>
+            </m:r>
+          </m:den>
+        </m:f>
+        <m:r>
+          <w:rPr>
+            <w:rFonts w:ascii="Cambria Math" w:hAnsi="Cambria Math"/>
+          </w:rPr>
+          <m:t xml:space="preserve"> + </m:t>
+        </m:r>
+        <m:f>
+          <m:fPr>
+            <m:ctrlPr>
+              <w:rPr>
+                <w:rFonts w:ascii="Cambria Math" w:hAnsi="Cambria Math"/>
+              </w:rPr>
+            </m:ctrlPr>
+          </m:fPr>
+          <m:num>
+            <m:r>
+              <w:rPr>
+                <w:rFonts w:ascii="Cambria Math" w:hAnsi="Cambria Math"/>
+              </w:rPr>
+              <m:t xml:space="preserve">f(b)</m:t>
+            </m:r>
+          </m:num>
+          <m:den>
+            <m:r>
+              <w:rPr>
+                <w:rFonts w:ascii="Cambria Math" w:hAnsi="Cambria Math"/>
+              </w:rPr>
+              <m:t xml:space="preserve">2</m:t>
+            </m:r>
+          </m:den>
+        </m:f>
+        <m:r>
+          <w:rPr>
+            <w:rFonts w:ascii="Cambria Math" w:hAnsi="Cambria Math"/>
+          </w:rPr>
+          <m:t xml:space="preserve"> + </m:t>
+        </m:r>
+        <m:nary>
+          <m:naryPr>
+            <m:chr m:val="∑"/>
+            <m:limLoc m:val="undOvr"/>
+            <m:grow m:val="1"/>
+            <m:ctrlPr>
+              <w:rPr>
+                <w:rFonts w:ascii="Cambria Math" w:hAnsi="Cambria Math"/>
+              </w:rPr>
+            </m:ctrlPr>
+          </m:naryPr>
+          <m:sub>
+            <m:r>
+              <w:rPr>
+                <w:rFonts w:ascii="Cambria Math" w:hAnsi="Cambria Math"/>
+              </w:rPr>
+              <m:t xml:space="preserve">i = 1</m:t>
+            </m:r>
+          </m:sub>
+          <m:sup>
+            <m:r>
+              <w:rPr>
+                <w:rFonts w:ascii="Cambria Math" w:hAnsi="Cambria Math"/>
+              </w:rPr>
+              <m:t xml:space="preserve">n − 1</m:t>
+            </m:r>
+          </m:sup>
+          <m:e>
+            <m:r>
+              <w:rPr>
+                <w:rFonts w:ascii="Cambria Math" w:hAnsi="Cambria Math"/>
+              </w:rPr>
+              <m:t xml:space="preserve">f(a + ih)</m:t>
+            </m:r>
+          </m:e>
+        </m:nary>
+        <m:r>
+          <w:rPr>
+            <w:rFonts w:ascii="Cambria Math" w:hAnsi="Cambria Math"/>
+          </w:rPr>
+          <m:t xml:space="preserve"> ]</m:t>
+        </m:r>
+      </m:oMath>
+      <w:r>
+        <w:tab/>
+        <w:t xml:space="preserve">(2.11)</w:t>
+      </w:r>
+    </w:p>
+    <w:p>
+      <w:pPr>
+        <w:keepLines/>
+        <w:tabs>
+          <w:tab w:val="center" w:pos="4678"/>
+          <w:tab w:val="right" w:pos="9355"/>
+        </w:tabs>
+        <w:spacing w:before="200" w:after="200" w:line="240" w:lineRule="auto"/>
+        <w:ind w:firstLine="0"/>
+      </w:pPr>
+      <w:r>
+        <w:tab/>
+      </w:r>
+      <m:oMath>
+        <m:sSub>
+          <m:sSubPr>
+            <m:ctrlPr>
+              <w:rPr>
+                <w:rFonts w:ascii="Cambria Math" w:hAnsi="Cambria Math"/>
+              </w:rPr>
+            </m:ctrlPr>
+          </m:sSubPr>
+          <m:e>
+            <m:r>
+              <w:rPr>
+                <w:rFonts w:ascii="Cambria Math" w:hAnsi="Cambria Math"/>
+              </w:rPr>
+              <m:t xml:space="preserve">I</m:t>
+            </m:r>
+          </m:e>
+          <m:sub>
+            <m:r>
+              <w:rPr>
+                <w:rFonts w:ascii="Cambria Math" w:hAnsi="Cambria Math"/>
+              </w:rPr>
+              <m:t xml:space="preserve">n</m:t>
+            </m:r>
+          </m:sub>
+        </m:sSub>
+        <m:r>
+          <w:rPr>
+            <w:rFonts w:ascii="Cambria Math" w:hAnsi="Cambria Math"/>
+          </w:rPr>
+          <m:t xml:space="preserve"> = h · </m:t>
+        </m:r>
+        <m:nary>
+          <m:naryPr>
+            <m:chr m:val="∑"/>
+            <m:limLoc m:val="undOvr"/>
+            <m:grow m:val="1"/>
+            <m:ctrlPr>
+              <w:rPr>
+                <w:rFonts w:ascii="Cambria Math" w:hAnsi="Cambria Math"/>
+              </w:rPr>
+            </m:ctrlPr>
+          </m:naryPr>
+          <m:sub>
+            <m:r>
+              <w:rPr>
+                <w:rFonts w:ascii="Cambria Math" w:hAnsi="Cambria Math"/>
+              </w:rPr>
+              <m:t xml:space="preserve">i = 0</m:t>
+            </m:r>
+          </m:sub>
+          <m:sup>
+            <m:r>
+              <w:rPr>
+                <w:rFonts w:ascii="Cambria Math" w:hAnsi="Cambria Math"/>
+              </w:rPr>
+              <m:t xml:space="preserve">n − 1</m:t>
+            </m:r>
+          </m:sup>
+          <m:e>
+            <m:r>
+              <w:rPr>
+                <w:rFonts w:ascii="Cambria Math" w:hAnsi="Cambria Math"/>
+              </w:rPr>
+              <m:t xml:space="preserve">f(a + (i + ½)h)</m:t>
+            </m:r>
+          </m:e>
+        </m:nary>
+      </m:oMath>
+      <w:r>
+        <w:tab/>
+        <w:t xml:space="preserve">(2.12)</w:t>
+      </w:r>
+    </w:p>
+    <w:p>
+      <w:pPr>
+        <w:keepNext/>
+      </w:pPr>
+      <w:r>
+        <w:rPr>
+          <w:lang w:val="ru-RU"/>
+        </w:rPr>
+        <w:t xml:space="preserve">Для автоматического выбора шага сначала вычисляется </w:t>
+      </w:r>
+      <w:r>
+        <w:t>I</w:t>
+      </w:r>
+      <w:r>
+        <w:rPr>
+          <w:lang w:val="ru-RU"/>
+        </w:rPr>
+        <w:t xml:space="preserve">ₙ, затем число интервалов удваивается и вычисляется </w:t>
+      </w:r>
+      <w:r>
+        <w:t>I</w:t>
+      </w:r>
+      <w:r>
+        <w:rPr>
+          <w:lang w:val="ru-RU"/>
+        </w:rPr>
+        <w:t xml:space="preserve">₂ₙ. </w:t>
+      </w:r>
+      <w:proofErr w:type="spellStart"/>
+      <w:r>
+        <w:t>Погрешность</w:t>
+      </w:r>
+      <w:proofErr w:type="spellEnd"/>
+      <w:r>
+        <w:t xml:space="preserve"> </w:t>
+      </w:r>
+      <w:proofErr w:type="spellStart"/>
+      <w:r>
+        <w:t>уточнённого</w:t>
+      </w:r>
+      <w:proofErr w:type="spellEnd"/>
+      <w:r>
+        <w:t xml:space="preserve"> </w:t>
+      </w:r>
+      <w:proofErr w:type="spellStart"/>
+      <w:r>
+        <w:t>значения</w:t>
+      </w:r>
+      <w:proofErr w:type="spellEnd"/>
+      <w:r>
+        <w:t xml:space="preserve"> </w:t>
+      </w:r>
+      <w:proofErr w:type="spellStart"/>
+      <w:r>
+        <w:t>оценивается</w:t>
+      </w:r>
+      <w:proofErr w:type="spellEnd"/>
+      <w:r>
+        <w:t xml:space="preserve"> </w:t>
+      </w:r>
+      <w:proofErr w:type="spellStart"/>
+      <w:r>
+        <w:t>правилом</w:t>
+      </w:r>
+      <w:proofErr w:type="spellEnd"/>
+      <w:r>
+        <w:t xml:space="preserve"> </w:t>
+      </w:r>
+      <w:proofErr w:type="spellStart"/>
+      <w:r>
+        <w:t>Рунге</w:t>
+      </w:r>
+      <w:proofErr w:type="spellEnd"/>
+      <w:r>
+        <w:t xml:space="preserve"> </w:t>
+      </w:r>
+      <w:proofErr w:type="spellStart"/>
+      <w:r>
+        <w:t>четвёртого</w:t>
+      </w:r>
+      <w:proofErr w:type="spellEnd"/>
+      <w:r>
+        <w:t xml:space="preserve"> </w:t>
+      </w:r>
+      <w:proofErr w:type="spellStart"/>
+      <w:r>
+        <w:t>порядка</w:t>
+      </w:r>
+      <w:proofErr w:type="spellEnd"/>
+      <w:r>
+        <w:t>:</w:t>
+      </w:r>
+    </w:p>
+    <w:p>
+      <w:pPr>
+        <w:keepLines/>
+        <w:tabs>
+          <w:tab w:val="center" w:pos="4678"/>
+          <w:tab w:val="right" w:pos="9355"/>
+        </w:tabs>
+        <w:spacing w:before="200" w:after="200" w:line="240" w:lineRule="auto"/>
+        <w:ind w:firstLine="0"/>
+      </w:pPr>
+      <w:r>
+        <w:tab/>
+      </w:r>
+      <m:oMath>
+        <m:r>
+          <w:rPr>
+            <w:rFonts w:ascii="Cambria Math" w:hAnsi="Cambria Math"/>
+          </w:rPr>
+          <m:t xml:space="preserve">R = </m:t>
+        </m:r>
+        <m:f>
+          <m:fPr>
+            <m:ctrlPr>
+              <w:rPr>
+                <w:rFonts w:ascii="Cambria Math" w:hAnsi="Cambria Math"/>
+              </w:rPr>
+            </m:ctrlPr>
+          </m:fPr>
+          <m:num>
+            <m:r>
+              <w:rPr>
+                <w:rFonts w:ascii="Cambria Math" w:hAnsi="Cambria Math"/>
+              </w:rPr>
+              <m:t>|</m:t>
+            </m:r>
+            <m:sSub>
+              <m:sSubPr>
+                <m:ctrlPr>
+                  <w:rPr>
+                    <w:rFonts w:ascii="Cambria Math" w:hAnsi="Cambria Math"/>
+                  </w:rPr>
+                </m:ctrlPr>
+              </m:sSubPr>
+              <m:e>
+                <m:r>
+                  <w:rPr>
+                    <w:rFonts w:ascii="Cambria Math" w:hAnsi="Cambria Math"/>
+                  </w:rPr>
+                  <m:t>I</m:t>
+                </m:r>
+              </m:e>
+              <m:sub>
+                <m:r>
+                  <w:rPr>
+                    <w:rFonts w:ascii="Cambria Math" w:hAnsi="Cambria Math"/>
+                  </w:rPr>
+                  <m:t>2n</m:t>
+                </m:r>
+              </m:sub>
+            </m:sSub>
+            <m:r>
+              <w:rPr>
+                <w:rFonts w:ascii="Cambria Math" w:hAnsi="Cambria Math"/>
+              </w:rPr>
+              <m:t xml:space="preserve"> - </m:t>
+            </m:r>
+            <m:sSub>
+              <m:sSubPr>
+                <m:ctrlPr>
+                  <w:rPr>
+                    <w:rFonts w:ascii="Cambria Math" w:hAnsi="Cambria Math"/>
+                  </w:rPr>
+                </m:ctrlPr>
+              </m:sSubPr>
+              <m:e>
+                <m:r>
+                  <w:rPr>
+                    <w:rFonts w:ascii="Cambria Math" w:hAnsi="Cambria Math"/>
+                  </w:rPr>
+                  <m:t>I</m:t>
+                </m:r>
+              </m:e>
+              <m:sub>
+                <m:r>
+                  <w:rPr>
+                    <w:rFonts w:ascii="Cambria Math" w:hAnsi="Cambria Math"/>
+                  </w:rPr>
+                  <m:t>n</m:t>
+                </m:r>
+              </m:sub>
+            </m:sSub>
+            <m:r>
+              <w:rPr>
+                <w:rFonts w:ascii="Cambria Math" w:hAnsi="Cambria Math"/>
+              </w:rPr>
+              <m:t>|</m:t>
+            </m:r>
+          </m:num>
+          <m:den>
+            <m:sSup>
+              <m:sSupPr>
+                <m:ctrlPr>
+                  <w:rPr>
+                    <w:rFonts w:ascii="Cambria Math" w:hAnsi="Cambria Math"/>
+                  </w:rPr>
+                </m:ctrlPr>
+              </m:sSupPr>
+              <m:e>
+                <m:r>
+                  <w:rPr>
+                    <w:rFonts w:ascii="Cambria Math" w:hAnsi="Cambria Math"/>
+                  </w:rPr>
+                  <m:t>2</m:t>
+                </m:r>
+              </m:e>
+              <m:sup>
+                <m:r>
+                  <w:rPr>
+                    <w:rFonts w:ascii="Cambria Math" w:hAnsi="Cambria Math"/>
+                  </w:rPr>
+                  <m:t>4</m:t>
+                </m:r>
+              </m:sup>
+            </m:sSup>
+            <m:r>
+              <w:rPr>
+                <w:rFonts w:ascii="Cambria Math" w:hAnsi="Cambria Math"/>
+              </w:rPr>
+              <m:t xml:space="preserve"> - 1</m:t>
+            </m:r>
+          </m:den>
+        </m:f>
+        <m:r>
+          <w:rPr>
+            <w:rFonts w:ascii="Cambria Math" w:hAnsi="Cambria Math"/>
+          </w:rPr>
+          <m:t xml:space="preserve"> = </m:t>
+        </m:r>
+        <m:f>
+          <m:fPr>
+            <m:ctrlPr>
+              <w:rPr>
+                <w:rFonts w:ascii="Cambria Math" w:hAnsi="Cambria Math"/>
+              </w:rPr>
+            </m:ctrlPr>
+          </m:fPr>
+          <m:num>
+            <m:r>
+              <w:rPr>
+                <w:rFonts w:ascii="Cambria Math" w:hAnsi="Cambria Math"/>
+              </w:rPr>
+              <m:t>|</m:t>
+            </m:r>
+            <m:sSub>
+              <m:sSubPr>
+                <m:ctrlPr>
+                  <w:rPr>
+                    <w:rFonts w:ascii="Cambria Math" w:hAnsi="Cambria Math"/>
+                  </w:rPr>
+                </m:ctrlPr>
+              </m:sSubPr>
+              <m:e>
+                <m:r>
+                  <w:rPr>
+                    <w:rFonts w:ascii="Cambria Math" w:hAnsi="Cambria Math"/>
+                  </w:rPr>
+                  <m:t>I</m:t>
+                </m:r>
+              </m:e>
+              <m:sub>
+                <m:r>
+                  <w:rPr>
+                    <w:rFonts w:ascii="Cambria Math" w:hAnsi="Cambria Math"/>
+                  </w:rPr>
+                  <m:t>2n</m:t>
+                </m:r>
+              </m:sub>
+            </m:sSub>
+            <m:r>
+              <w:rPr>
+                <w:rFonts w:ascii="Cambria Math" w:hAnsi="Cambria Math"/>
+              </w:rPr>
+              <m:t xml:space="preserve"> - </m:t>
+            </m:r>
+            <m:sSub>
+              <m:sSubPr>
+                <m:ctrlPr>
+                  <w:rPr>
+                    <w:rFonts w:ascii="Cambria Math" w:hAnsi="Cambria Math"/>
+                  </w:rPr>
+                </m:ctrlPr>
+              </m:sSubPr>
+              <m:e>
+                <m:r>
+                  <w:rPr>
+                    <w:rFonts w:ascii="Cambria Math" w:hAnsi="Cambria Math"/>
+                  </w:rPr>
+                  <m:t>I</m:t>
+                </m:r>
+              </m:e>
+              <m:sub>
+                <m:r>
+                  <w:rPr>
+                    <w:rFonts w:ascii="Cambria Math" w:hAnsi="Cambria Math"/>
+                  </w:rPr>
+                  <m:t>n</m:t>
+                </m:r>
+              </m:sub>
+            </m:sSub>
+            <m:r>
+              <w:rPr>
+                <w:rFonts w:ascii="Cambria Math" w:hAnsi="Cambria Math"/>
+              </w:rPr>
+              <m:t>|</m:t>
+            </m:r>
+          </m:num>
+          <m:den>
+            <m:r>
+              <w:rPr>
+                <w:rFonts w:ascii="Cambria Math" w:hAnsi="Cambria Math"/>
+              </w:rPr>
+              <m:t>15</m:t>
+            </m:r>
+          </m:den>
+        </m:f>
+      </m:oMath>
+      <w:r>
+        <w:tab/>
+        <w:t xml:space="preserve">(2.13)</w:t>
+      </w:r>
+    </w:p>
+    <w:p>
+      <w:pPr>
+        <w:keepNext/>
+        <w:rPr>
+          <w:lang w:val="ru-RU"/>
+        </w:rPr>
+      </w:pPr>
+      <w:r>
+        <w:rPr>
+          <w:lang w:val="ru-RU"/>
+        </w:rPr>
+        <w:t>Уточнение продолжается, пока относительная оценка не удовлетворяет условию</w:t>
+      </w:r>
+    </w:p>
+    <w:p>
+      <w:pPr>
+        <w:keepLines/>
+        <w:tabs>
+          <w:tab w:val="center" w:pos="4678"/>
+          <w:tab w:val="right" w:pos="9355"/>
+        </w:tabs>
+        <w:spacing w:before="200" w:after="200" w:line="240" w:lineRule="auto"/>
+        <w:ind w:firstLine="0"/>
+      </w:pPr>
+      <w:r>
+        <w:tab/>
+      </w:r>
+      <m:oMath>
+        <m:f>
+          <m:fPr>
+            <m:ctrlPr>
+              <w:rPr>
+                <w:rFonts w:ascii="Cambria Math" w:hAnsi="Cambria Math"/>
+              </w:rPr>
+            </m:ctrlPr>
+          </m:fPr>
+          <m:num>
+            <m:r>
+              <w:rPr>
+                <w:rFonts w:ascii="Cambria Math" w:hAnsi="Cambria Math"/>
+              </w:rPr>
+              <m:t>R</m:t>
+            </m:r>
+          </m:num>
+          <m:den>
+            <m:r>
+              <w:rPr>
+                <w:rFonts w:ascii="Cambria Math" w:hAnsi="Cambria Math"/>
+              </w:rPr>
+              <m:t>|</m:t>
+            </m:r>
+            <m:sSub>
+              <m:sSubPr>
+                <m:ctrlPr>
+                  <w:rPr>
+                    <w:rFonts w:ascii="Cambria Math" w:hAnsi="Cambria Math"/>
+                  </w:rPr>
+                </m:ctrlPr>
+              </m:sSubPr>
+              <m:e>
+                <m:r>
+                  <w:rPr>
+                    <w:rFonts w:ascii="Cambria Math" w:hAnsi="Cambria Math"/>
+                  </w:rPr>
+                  <m:t>I</m:t>
+                </m:r>
+              </m:e>
+              <m:sub>
+                <m:r>
+                  <w:rPr>
+                    <w:rFonts w:ascii="Cambria Math" w:hAnsi="Cambria Math"/>
+                  </w:rPr>
+                  <m:t>2n</m:t>
+                </m:r>
+              </m:sub>
+            </m:sSub>
+            <m:r>
+              <w:rPr>
+                <w:rFonts w:ascii="Cambria Math" w:hAnsi="Cambria Math"/>
+              </w:rPr>
+              <m:t>|</m:t>
+            </m:r>
+          </m:den>
+        </m:f>
+        <m:r>
+          <w:rPr>
+            <w:rFonts w:ascii="Cambria Math" w:hAnsi="Cambria Math"/>
+          </w:rPr>
+          <m:t xml:space="preserve"> ≤ ε</m:t>
+        </m:r>
+      </m:oMath>
+      <w:r>
+        <w:tab/>
+        <w:t xml:space="preserve">(2.14)</w:t>
+      </w:r>
+    </w:p>
+    <w:p>
+      <w:pPr>
+        <w:pStyle w:val="21"/>
+        <w:spacing w:before="420" w:after="420"/>
+      </w:pPr>
+      <w:bookmarkStart w:id="9" w:name="_Toc240383028"/>
+      <w:r>
+        <w:t>2.4 Формула Гаусса – Лежандра</w:t>
+      </w:r>
+      <w:bookmarkEnd w:id="9"/>
+    </w:p>
+    <w:p>
+      <w:pPr>
+        <w:keepNext/>
+      </w:pPr>
+      <w:r>
+        <w:rPr>
+          <w:lang w:val="ru-RU"/>
+        </w:rPr>
+        <w:t xml:space="preserve">В квадратуре Гаусса узлами являются корни полинома Лежандра, а веса выбираются так, чтобы формула порядка </w:t>
+      </w:r>
+      <w:r>
+        <w:t>m</w:t>
+      </w:r>
+      <w:r>
+        <w:rPr>
+          <w:lang w:val="ru-RU"/>
+        </w:rPr>
+        <w:t xml:space="preserve"> точно интегрировала полиномы степени до 2</w:t>
+      </w:r>
+      <w:r>
+        <w:t>m</w:t>
+      </w:r>
+      <w:r>
+        <w:rPr>
+          <w:lang w:val="ru-RU"/>
+        </w:rPr>
+        <w:t xml:space="preserve"> − 1 [2]. </w:t>
+      </w:r>
+      <w:proofErr w:type="spellStart"/>
+      <w:r>
+        <w:t>На</w:t>
+      </w:r>
+      <w:proofErr w:type="spellEnd"/>
+      <w:r>
+        <w:t xml:space="preserve"> </w:t>
+      </w:r>
+      <w:proofErr w:type="spellStart"/>
+      <w:r>
+        <w:t>стандартном</w:t>
+      </w:r>
+      <w:proofErr w:type="spellEnd"/>
+      <w:r>
+        <w:t xml:space="preserve"> </w:t>
+      </w:r>
+      <w:proofErr w:type="spellStart"/>
+      <w:r>
+        <w:t>отрезке</w:t>
+      </w:r>
+      <w:proofErr w:type="spellEnd"/>
+      <w:r>
+        <w:t xml:space="preserve"> </w:t>
+      </w:r>
+      <w:proofErr w:type="spellStart"/>
+      <w:r>
+        <w:t>применяется</w:t>
+      </w:r>
+      <w:proofErr w:type="spellEnd"/>
+      <w:r>
+        <w:t xml:space="preserve"> </w:t>
+      </w:r>
+      <w:proofErr w:type="spellStart"/>
+      <w:r>
+        <w:t>формула</w:t>
+      </w:r>
+      <w:proofErr w:type="spellEnd"/>
+    </w:p>
+    <w:p>
+      <w:pPr>
+        <w:keepLines/>
+        <w:tabs>
+          <w:tab w:val="center" w:pos="4678"/>
+          <w:tab w:val="right" w:pos="9355"/>
+        </w:tabs>
+        <w:spacing w:before="200" w:after="200" w:line="240" w:lineRule="auto"/>
+        <w:ind w:firstLine="0"/>
+      </w:pPr>
+      <w:r>
+        <w:tab/>
+      </w:r>
+      <m:oMath>
+        <m:nary>
+          <m:naryPr>
+            <m:limLoc m:val="undOvr"/>
+            <m:grow m:val="1"/>
+            <m:ctrlPr>
+              <w:rPr>
+                <w:rFonts w:ascii="Cambria Math" w:hAnsi="Cambria Math"/>
+              </w:rPr>
+            </m:ctrlPr>
+          </m:naryPr>
+          <m:sub>
+            <m:r>
+              <w:rPr>
+                <w:rFonts w:ascii="Cambria Math" w:hAnsi="Cambria Math"/>
+              </w:rPr>
+              <m:t>-1</m:t>
+            </m:r>
+          </m:sub>
+          <m:sup>
+            <m:r>
+              <w:rPr>
+                <w:rFonts w:ascii="Cambria Math" w:hAnsi="Cambria Math"/>
+              </w:rPr>
+              <m:t>1</m:t>
+            </m:r>
+          </m:sup>
+          <m:e>
+            <m:r>
+              <w:rPr>
+                <w:rFonts w:ascii="Cambria Math" w:hAnsi="Cambria Math"/>
+              </w:rPr>
+              <m:t>f(t) dt</m:t>
+            </m:r>
+          </m:e>
+        </m:nary>
+        <m:r>
+          <w:rPr>
+            <w:rFonts w:ascii="Cambria Math" w:hAnsi="Cambria Math"/>
+          </w:rPr>
+          <m:t xml:space="preserve"> ≈ </m:t>
+        </m:r>
+        <m:nary>
+          <m:naryPr>
+            <m:chr m:val="∑"/>
+            <m:limLoc m:val="undOvr"/>
+            <m:grow m:val="1"/>
+            <m:ctrlPr>
+              <w:rPr>
+                <w:rFonts w:ascii="Cambria Math" w:hAnsi="Cambria Math"/>
+              </w:rPr>
+            </m:ctrlPr>
+          </m:naryPr>
+          <m:sub>
+            <m:r>
+              <w:rPr>
+                <w:rFonts w:ascii="Cambria Math" w:hAnsi="Cambria Math"/>
+              </w:rPr>
+              <m:t>j=1</m:t>
+            </m:r>
+          </m:sub>
+          <m:sup>
+            <m:r>
+              <w:rPr>
+                <w:rFonts w:ascii="Cambria Math" w:hAnsi="Cambria Math"/>
+              </w:rPr>
+              <m:t>m</m:t>
+            </m:r>
+          </m:sup>
+          <m:e>
+            <m:sSub>
+              <m:sSubPr>
+                <m:ctrlPr>
+                  <w:rPr>
+                    <w:rFonts w:ascii="Cambria Math" w:hAnsi="Cambria Math"/>
+                  </w:rPr>
+                </m:ctrlPr>
+              </m:sSubPr>
+              <m:e>
+                <m:r>
+                  <w:rPr>
+                    <w:rFonts w:ascii="Cambria Math" w:hAnsi="Cambria Math"/>
+                  </w:rPr>
+                  <m:t>w</m:t>
+                </m:r>
+              </m:e>
+              <m:sub>
+                <m:r>
+                  <w:rPr>
+                    <w:rFonts w:ascii="Cambria Math" w:hAnsi="Cambria Math"/>
+                  </w:rPr>
+                  <m:t>j</m:t>
+                </m:r>
+              </m:sub>
+            </m:sSub>
+            <m:r>
+              <w:rPr>
+                <w:rFonts w:ascii="Cambria Math" w:hAnsi="Cambria Math"/>
+              </w:rPr>
+              <m:t>f(</m:t>
+            </m:r>
+            <m:sSub>
+              <m:sSubPr>
+                <m:ctrlPr>
+                  <w:rPr>
+                    <w:rFonts w:ascii="Cambria Math" w:hAnsi="Cambria Math"/>
+                  </w:rPr>
+                </m:ctrlPr>
+              </m:sSubPr>
+              <m:e>
+                <m:r>
+                  <w:rPr>
+                    <w:rFonts w:ascii="Cambria Math" w:hAnsi="Cambria Math"/>
+                  </w:rPr>
+                  <m:t>t</m:t>
+                </m:r>
+              </m:e>
+              <m:sub>
+                <m:r>
+                  <w:rPr>
+                    <w:rFonts w:ascii="Cambria Math" w:hAnsi="Cambria Math"/>
+                  </w:rPr>
+                  <m:t>j</m:t>
+                </m:r>
+              </m:sub>
+            </m:sSub>
+            <m:r>
+              <w:rPr>
+                <w:rFonts w:ascii="Cambria Math" w:hAnsi="Cambria Math"/>
+              </w:rPr>
+              <m:t>)</m:t>
+            </m:r>
+          </m:e>
+        </m:nary>
+      </m:oMath>
+      <w:r>
+        <w:tab/>
+        <w:t xml:space="preserve">(2.15)</w:t>
+      </w:r>
+    </w:p>
+    <w:p>
+      <w:pPr>
+        <w:keepNext/>
+        <w:rPr>
+          <w:lang w:val="ru-RU"/>
+        </w:rPr>
+      </w:pPr>
+      <w:r>
+        <w:rPr>
+          <w:lang w:val="ru-RU"/>
+        </w:rPr>
+        <w:t>Для перехода к произвольному отрезку [</w:t>
+      </w:r>
+      <w:r>
+        <w:t>a</w:t>
+      </w:r>
+      <w:r>
+        <w:rPr>
+          <w:lang w:val="ru-RU"/>
+        </w:rPr>
+        <w:t xml:space="preserve">; </w:t>
+      </w:r>
+      <w:r>
+        <w:t>b</w:t>
+      </w:r>
+      <w:r>
+        <w:rPr>
+          <w:lang w:val="ru-RU"/>
+        </w:rPr>
+        <w:t>] используется линейная замена переменной:</w:t>
+      </w:r>
+    </w:p>
+    <w:p>
+      <w:pPr>
+        <w:keepLines/>
+        <w:tabs>
+          <w:tab w:val="center" w:pos="4678"/>
+          <w:tab w:val="right" w:pos="9355"/>
+        </w:tabs>
+        <w:spacing w:before="200" w:after="200" w:line="240" w:lineRule="auto"/>
+        <w:ind w:firstLine="0"/>
+      </w:pPr>
+      <w:r>
+        <w:tab/>
+      </w:r>
+      <m:oMath>
+        <m:r>
+          <w:rPr>
+            <w:rFonts w:ascii="Cambria Math" w:hAnsi="Cambria Math"/>
+          </w:rPr>
+          <m:t xml:space="preserve">x = </m:t>
+        </m:r>
+        <m:f>
+          <m:fPr>
+            <m:ctrlPr>
+              <w:rPr>
+                <w:rFonts w:ascii="Cambria Math" w:hAnsi="Cambria Math"/>
+              </w:rPr>
+            </m:ctrlPr>
+          </m:fPr>
+          <m:num>
+            <m:r>
+              <w:rPr>
+                <w:rFonts w:ascii="Cambria Math" w:hAnsi="Cambria Math"/>
+              </w:rPr>
+              <m:t>a + b</m:t>
+            </m:r>
+          </m:num>
+          <m:den>
+            <m:r>
+              <w:rPr>
+                <w:rFonts w:ascii="Cambria Math" w:hAnsi="Cambria Math"/>
+              </w:rPr>
+              <m:t>2</m:t>
+            </m:r>
+          </m:den>
+        </m:f>
+        <m:r>
+          <w:rPr>
+            <w:rFonts w:ascii="Cambria Math" w:hAnsi="Cambria Math"/>
+          </w:rPr>
+          <m:t xml:space="preserve"> + </m:t>
+        </m:r>
+        <m:f>
+          <m:fPr>
+            <m:ctrlPr>
+              <w:rPr>
+                <w:rFonts w:ascii="Cambria Math" w:hAnsi="Cambria Math"/>
+              </w:rPr>
+            </m:ctrlPr>
+          </m:fPr>
+          <m:num>
+            <m:r>
+              <w:rPr>
+                <w:rFonts w:ascii="Cambria Math" w:hAnsi="Cambria Math"/>
+              </w:rPr>
+              <m:t>b - a</m:t>
+            </m:r>
+          </m:num>
+          <m:den>
+            <m:r>
+              <w:rPr>
+                <w:rFonts w:ascii="Cambria Math" w:hAnsi="Cambria Math"/>
+              </w:rPr>
+              <m:t>2</m:t>
+            </m:r>
+          </m:den>
+        </m:f>
+        <m:r>
+          <w:rPr>
+            <w:rFonts w:ascii="Cambria Math" w:hAnsi="Cambria Math"/>
+          </w:rPr>
+          <m:t>t</m:t>
+        </m:r>
+      </m:oMath>
+      <w:r>
+        <w:tab/>
+        <w:t xml:space="preserve">(2.16)</w:t>
+      </w:r>
+    </w:p>
+    <w:p>
+      <w:pPr>
+        <w:keepLines/>
+        <w:tabs>
+          <w:tab w:val="center" w:pos="4678"/>
+          <w:tab w:val="right" w:pos="9355"/>
+        </w:tabs>
+        <w:spacing w:before="200" w:after="200" w:line="240" w:lineRule="auto"/>
+        <w:ind w:firstLine="0"/>
+      </w:pPr>
+      <w:r>
+        <w:tab/>
+      </w:r>
+      <m:oMath>
+        <m:r>
+          <w:rPr>
+            <w:rFonts w:ascii="Cambria Math" w:hAnsi="Cambria Math"/>
+          </w:rPr>
+          <m:t xml:space="preserve">F(x) = </m:t>
+        </m:r>
+        <m:nary>
+          <m:naryPr>
+            <m:chr m:val="∑"/>
+            <m:limLoc m:val="undOvr"/>
+            <m:grow m:val="1"/>
+            <m:ctrlPr>
+              <w:rPr>
+                <w:rFonts w:ascii="Cambria Math" w:hAnsi="Cambria Math"/>
+              </w:rPr>
+            </m:ctrlPr>
+          </m:naryPr>
+          <m:sub>
+            <m:r>
+              <w:rPr>
+                <w:rFonts w:ascii="Cambria Math" w:hAnsi="Cambria Math"/>
+              </w:rPr>
+              <m:t xml:space="preserve">k = 0</m:t>
+            </m:r>
+          </m:sub>
+          <m:sup>
+            <m:r>
+              <w:rPr>
+                <w:rFonts w:ascii="Cambria Math" w:hAnsi="Cambria Math"/>
+              </w:rPr>
+              <m:t xml:space="preserve">∞</m:t>
+            </m:r>
+          </m:sup>
+          <m:e>
+            <m:f>
+              <m:fPr>
+                <m:ctrlPr>
+                  <w:rPr>
+                    <w:rFonts w:ascii="Cambria Math" w:hAnsi="Cambria Math"/>
+                  </w:rPr>
+                </m:ctrlPr>
+              </m:fPr>
+              <m:num>
+                <m:r>
+                  <w:rPr>
+                    <w:rFonts w:ascii="Cambria Math" w:hAnsi="Cambria Math"/>
+                  </w:rPr>
+                  <m:t xml:space="preserve">C(2k, k) · </m:t>
+                </m:r>
+                <m:sSup>
+                  <m:sSupPr>
+                    <m:ctrlPr>
+                      <w:rPr>
+                        <w:rFonts w:ascii="Cambria Math" w:hAnsi="Cambria Math"/>
+                      </w:rPr>
+                    </m:ctrlPr>
+                  </m:sSupPr>
+                  <m:e>
+                    <m:r>
+                      <w:rPr>
+                        <w:rFonts w:ascii="Cambria Math" w:hAnsi="Cambria Math"/>
+                      </w:rPr>
+                      <m:t xml:space="preserve">x</m:t>
+                    </m:r>
+                  </m:e>
+                  <m:sup>
+                    <m:r>
+                      <w:rPr>
+                        <w:rFonts w:ascii="Cambria Math" w:hAnsi="Cambria Math"/>
+                      </w:rPr>
+                      <m:t xml:space="preserve">4k + 1</m:t>
+                    </m:r>
+                  </m:sup>
+                </m:sSup>
+              </m:num>
+              <m:den>
+                <m:sSup>
+                  <m:sSupPr>
+                    <m:ctrlPr>
+                      <w:rPr>
+                        <w:rFonts w:ascii="Cambria Math" w:hAnsi="Cambria Math"/>
+                      </w:rPr>
+                    </m:ctrlPr>
+                  </m:sSupPr>
+                  <m:e>
+                    <m:r>
+                      <w:rPr>
+                        <w:rFonts w:ascii="Cambria Math" w:hAnsi="Cambria Math"/>
+                      </w:rPr>
+                      <m:t xml:space="preserve">4</m:t>
+                    </m:r>
+                  </m:e>
+                  <m:sup>
+                    <m:r>
+                      <w:rPr>
+                        <w:rFonts w:ascii="Cambria Math" w:hAnsi="Cambria Math"/>
+                      </w:rPr>
+                      <m:t xml:space="preserve">k</m:t>
+                    </m:r>
+                  </m:sup>
+                </m:sSup>
+                <m:r>
+                  <w:rPr>
+                    <w:rFonts w:ascii="Cambria Math" w:hAnsi="Cambria Math"/>
+                  </w:rPr>
+                  <m:t xml:space="preserve"> · (4k + 1)</m:t>
+                </m:r>
+              </m:den>
+            </m:f>
+          </m:e>
+        </m:nary>
+        <m:r>
+          <w:rPr>
+            <w:rFonts w:ascii="Cambria Math" w:hAnsi="Cambria Math"/>
+          </w:rPr>
+          <m:t xml:space="preserve">,   Iэт = F(b) − F(a)</m:t>
+        </m:r>
+      </m:oMath>
+      <w:r>
+        <w:tab/>
+        <w:t xml:space="preserve">(2.17)</w:t>
+      </w:r>
+    </w:p>
+    <w:p>
+      <w:pPr>
+        <w:rPr>
+          <w:lang w:val="ru-RU"/>
+        </w:rPr>
+      </w:pPr>
+      <w:r>
+        <w:rPr>
+          <w:lang w:val="ru-RU"/>
+        </w:rPr>
+        <w:lastRenderedPageBreak/>
+        <w:t xml:space="preserve">В программе сначала применяется составная формула Гаусса на n₀ = 8 панелях; далее </w:t>
+      </w:r>
+      <w:proofErr w:type="spellStart"/>
+      <w:r>
+        <w:rPr>
+          <w:lang w:val="ru-RU"/>
+        </w:rPr>
+        <w:t/>
+      </w:r>
+      <w:proofErr w:type="spellEnd"/>
+      <w:r>
+        <w:rPr>
+          <w:lang w:val="ru-RU"/>
+        </w:rPr>
+        <w:t xml:space="preserve"> число панелей последовательно удваивается, а оценкой служит модуль разности двух последовательных приближений. Для независимой проверки результата используется эталонный степенной ряд (2.17).</w:t>
       </w:r>
     </w:p>
     <w:p>
@@ -7509,7 +7493,7 @@
         <w:rPr>
           <w:lang w:val="ru-RU"/>
         </w:rPr>
-        <w:t xml:space="preserve"> = 3. Для каждой точки новой сетки использованы четыре ближайших исходных узла. </w:t>
+        <w:t xml:space="preserve"> = 3. Для каждой точки новой сетки использованы четыре соседних исходных узла, середина окна которых ближе всего к этой точке. </w:t>
       </w:r>
       <w:proofErr w:type="spellStart"/>
       <w:r>
@@ -11147,7 +11131,7 @@
         <w:rPr>
           <w:lang w:val="ru-RU"/>
         </w:rPr>
-        <w:t xml:space="preserve">Во второй части применена формула Гаусса – Лежандра порядка 8. Первый расчёт выполнен на одной панели, второй – на двух панелях. </w:t>
+        <w:t xml:space="preserve">Во второй части применена формула Гаусса – Лежандра порядка 8. Первый расчёт выполнен на начальных восьми панелях (n₀ = 8), затем число панелей удваивается. </w:t>
       </w:r>
       <w:proofErr w:type="spellStart"/>
       <w:r>
@@ -11383,7 +11367,7 @@
               <w:rPr>
                 <w:sz w:val="24"/>
               </w:rPr>
-              <w:t>1</w:t>
+              <w:t>8</w:t>
             </w:r>
           </w:p>
         </w:tc>
@@ -11409,7 +11393,7 @@
               <w:rPr>
                 <w:sz w:val="24"/>
               </w:rPr>
-              <w:t>1,5</w:t>
+              <w:t>0,1875</w:t>
             </w:r>
           </w:p>
         </w:tc>
@@ -11435,7 +11419,7 @@
               <w:rPr>
                 <w:sz w:val="24"/>
               </w:rPr>
-              <w:t>1,555175053856</w:t>
+              <w:t>1,5551759744797</w:t>
             </w:r>
           </w:p>
         </w:tc>
@@ -11492,7 +11476,7 @@
               <w:rPr>
                 <w:sz w:val="24"/>
               </w:rPr>
-              <w:t>2</w:t>
+              <w:t>16</w:t>
             </w:r>
           </w:p>
         </w:tc>
@@ -11517,7 +11501,7 @@
               <w:rPr>
                 <w:sz w:val="24"/>
               </w:rPr>
-              <w:t>0,75</w:t>
+              <w:t>0,09375</w:t>
             </w:r>
           </w:p>
         </w:tc>
@@ -11542,7 +11526,7 @@
               <w:rPr>
                 <w:sz w:val="24"/>
               </w:rPr>
-              <w:t>1,5551759698692</w:t>
+              <w:t>1,5551759744797</w:t>
             </w:r>
           </w:p>
         </w:tc>
@@ -11567,7 +11551,7 @@
               <w:rPr>
                 <w:sz w:val="24"/>
               </w:rPr>
-              <w:t>9,16013·10^-7</w:t>
+              <w:t>1,33·10⁻¹⁵</w:t>
             </w:r>
           </w:p>
         </w:tc>
@@ -11667,93 +11651,63 @@
         <w:t xml:space="preserve"> − 7. Полином Ньютона третьей степени должен точно восстановить эту функцию и производные</w:t>
       </w:r>
     </w:p>
-    <w:tbl>
-      <w:tblPr>
-        <w:tblW w:w="0" w:type="auto"/>
-        <w:tblLayout w:type="fixed"/>
-        <w:tblLook w:val="04A0" w:firstRow="1" w:lastRow="0" w:firstColumn="1" w:lastColumn="0" w:noHBand="0" w:noVBand="1"/>
-      </w:tblPr>
-      <w:tblGrid>
-        <w:gridCol w:w="8220"/>
-        <w:gridCol w:w="1134"/>
-      </w:tblGrid>
-      <w:tr>
-        <w:trPr>
-          <w:cantSplit/>
-        </w:trPr>
-        <w:tc>
-          <w:tcPr>
-            <w:tcW w:w="8220" w:type="dxa"/>
-          </w:tcPr>
-          <w:p>
-            <w:pPr>
-              <w:keepLines/>
-              <w:spacing w:before="200" w:after="200" w:line="240" w:lineRule="auto"/>
-              <w:ind w:firstLine="0"/>
-            </w:pPr>
-            <m:oMathPara>
-              <m:oMathParaPr>
-                <m:jc m:val="center"/>
-              </m:oMathParaPr>
-              <m:oMath>
-                <m:r>
-                  <w:rPr>
-                    <w:rFonts w:ascii="Cambria Math" w:hAnsi="Cambria Math"/>
-                  </w:rPr>
-                  <m:t>f'(x) = 6</m:t>
-                </m:r>
-                <m:sSup>
-                  <m:sSupPr>
-                    <m:ctrlPr>
-                      <w:rPr>
-                        <w:rFonts w:ascii="Cambria Math" w:hAnsi="Cambria Math"/>
-                      </w:rPr>
-                    </m:ctrlPr>
-                  </m:sSupPr>
-                  <m:e>
-                    <m:r>
-                      <w:rPr>
-                        <w:rFonts w:ascii="Cambria Math" w:hAnsi="Cambria Math"/>
-                      </w:rPr>
-                      <m:t>x</m:t>
-                    </m:r>
-                  </m:e>
-                  <m:sup>
-                    <m:r>
-                      <w:rPr>
-                        <w:rFonts w:ascii="Cambria Math" w:hAnsi="Cambria Math"/>
-                      </w:rPr>
-                      <m:t>2</m:t>
-                    </m:r>
-                  </m:sup>
-                </m:sSup>
-                <m:r>
-                  <w:rPr>
-                    <w:rFonts w:ascii="Cambria Math" w:hAnsi="Cambria Math"/>
-                  </w:rPr>
-                  <m:t xml:space="preserve"> - 6x + 4;   f″(x) = 12x - 6</m:t>
-                </m:r>
-              </m:oMath>
-            </m:oMathPara>
-          </w:p>
-        </w:tc>
-        <w:tc>
-          <w:tcPr>
-            <w:tcW w:w="1134" w:type="dxa"/>
-            <w:vAlign w:val="center"/>
-          </w:tcPr>
-          <w:p>
-            <w:pPr>
-              <w:ind w:firstLine="0"/>
-              <w:jc w:val="right"/>
-            </w:pPr>
-            <w:r>
-              <w:t>(4.1)</w:t>
-            </w:r>
-          </w:p>
-        </w:tc>
-      </w:tr>
-    </w:tbl>
+    <w:p>
+      <w:pPr>
+        <w:keepLines/>
+        <w:tabs>
+          <w:tab w:val="center" w:pos="4678"/>
+          <w:tab w:val="right" w:pos="9355"/>
+        </w:tabs>
+        <w:spacing w:before="200" w:after="200" w:line="240" w:lineRule="auto"/>
+        <w:ind w:firstLine="0"/>
+      </w:pPr>
+      <w:r>
+        <w:tab/>
+      </w:r>
+      <m:oMath>
+        <m:r>
+          <w:rPr>
+            <w:rFonts w:ascii="Cambria Math" w:hAnsi="Cambria Math"/>
+          </w:rPr>
+          <m:t>f'(x) = 6</m:t>
+        </m:r>
+        <m:sSup>
+          <m:sSupPr>
+            <m:ctrlPr>
+              <w:rPr>
+                <w:rFonts w:ascii="Cambria Math" w:hAnsi="Cambria Math"/>
+              </w:rPr>
+            </m:ctrlPr>
+          </m:sSupPr>
+          <m:e>
+            <m:r>
+              <w:rPr>
+                <w:rFonts w:ascii="Cambria Math" w:hAnsi="Cambria Math"/>
+              </w:rPr>
+              <m:t>x</m:t>
+            </m:r>
+          </m:e>
+          <m:sup>
+            <m:r>
+              <w:rPr>
+                <w:rFonts w:ascii="Cambria Math" w:hAnsi="Cambria Math"/>
+              </w:rPr>
+              <m:t>2</m:t>
+            </m:r>
+          </m:sup>
+        </m:sSup>
+        <m:r>
+          <w:rPr>
+            <w:rFonts w:ascii="Cambria Math" w:hAnsi="Cambria Math"/>
+          </w:rPr>
+          <m:t xml:space="preserve"> - 6x + 4;   f″(x) = 12x - 6</m:t>
+        </m:r>
+      </m:oMath>
+      <w:r>
+        <w:tab/>
+        <w:t xml:space="preserve">(4.1)</w:t>
+      </w:r>
+    </w:p>
     <w:p>
       <w:pPr>
         <w:rPr>
@@ -11886,7 +11840,7 @@
         <w:rPr>
           <w:lang w:val="ru-RU"/>
         </w:rPr>
-        <w:t>Интеграл функции варианта вычислен составной формулой Симпсона и формулой Гаусса – Лежандра восьмого порядка. При точности 10⁻⁶ формула Симпсона потребовала 64 интервала, а формула Гаусса – две панели. Сравнение с независимым эталоном и автоматические тесты подтвердили правильность реализации. Таким образом, поставленные задачи выполнены полностью.</w:t>
+        <w:t>Интеграл функции варианта вычислен составной формулой Симпсона и формулой Гаусса – Лежандра восьмого порядка. При точности 10⁻⁶ формула Симпсона потребовала 64 интервала, а формула Гаусса – 16 панелей (начиная с n₀ = 8). Сравнение с независимым эталоном и автоматические тесты подтвердили правильность реализации. Таким образом, поставленные задачи выполнены полностью.</w:t>
       </w:r>
     </w:p>
     <w:p>
@@ -11924,30 +11878,30 @@
         <w:rPr>
           <w:lang w:val="ru-RU"/>
         </w:rPr>
-        <w:t>1. Вычислительная математика: методические указания к контрольной и лабораторным работам. Томск: ТУСУР, 2019. 117 с.</w:t>
-      </w:r>
-    </w:p>
-    <w:p>
-      <w:pPr>
-        <w:rPr>
-          <w:lang w:val="ru-RU"/>
-        </w:rPr>
-      </w:pPr>
-      <w:r>
-        <w:rPr>
-          <w:lang w:val="ru-RU"/>
-        </w:rPr>
-        <w:t>2. Вычислительные методы: учебное пособие. Томск: ТУСУР. 198 с.</w:t>
-      </w:r>
-    </w:p>
-    <w:p>
-      <w:pPr>
-        <w:rPr>
-          <w:lang w:val="ru-RU"/>
-        </w:rPr>
-      </w:pPr>
-      <w:r>
-        <w:t>3. The Go Programming Language Documentation [</w:t>
+        <w:t>1. Мицель А.А., Романенко В.В. Вычислительная математика: методические указания по выполнению контрольной и лабораторных работ. Томск: ФДО, ТУСУР, 2019. 117 с.</w:t>
+      </w:r>
+    </w:p>
+    <w:p>
+      <w:pPr>
+        <w:rPr>
+          <w:lang w:val="ru-RU"/>
+        </w:rPr>
+      </w:pPr>
+      <w:r>
+        <w:rPr>
+          <w:lang w:val="ru-RU"/>
+        </w:rPr>
+        <w:t>2. Мицель А.А. Вычислительные методы: учебное пособие. Томск: Эль Контент, 2013. 198 с.</w:t>
+      </w:r>
+    </w:p>
+    <w:p>
+      <w:pPr>
+        <w:rPr>
+          <w:lang w:val="ru-RU"/>
+        </w:rPr>
+      </w:pPr>
+      <w:r>
+        <w:t>3. Go Authors. The Go Programming Language Documentation [</w:t>
       </w:r>
       <w:proofErr w:type="spellStart"/>
       <w:r>
@@ -12018,7 +11972,7 @@
         <w:rPr>
           <w:lang w:val="ru-RU"/>
         </w:rPr>
-        <w:t>4. ОС ТУСУР 01-2021. Работы студенческие по направлениям подготовки и специальностям технического профиля. Общие требования и правила оформления. Томск: ТУСУР, 2021. 52 с.</w:t>
+        <w:t>4. ОС ТУСУР 01-2021. Работы студенческие по направлениям подготовки и специальностям технического профиля. Общие требования и правила оформления [Электронный ресурс]. URL: https://regulations.tusur.ru/documents/70 (дата обращения: 15.09.2026).</w:t>
       </w:r>
     </w:p>
     <w:p>
@@ -12232,15 +12186,6 @@
         <w:pStyle w:val="Code"/>
       </w:pPr>
       <w:r>
-        <w:tab/>
-        <w:t>"sort"</w:t>
-      </w:r>
-    </w:p>
-    <w:p>
-      <w:pPr>
-        <w:pStyle w:val="Code"/>
-      </w:pPr>
-      <w:r>
         <w:t>)</w:t>
       </w:r>
     </w:p>
@@ -13744,244 +13689,236 @@
         <w:pStyle w:val="Code"/>
       </w:pPr>
       <w:r>
-        <w:t xml:space="preserve">// Select degree+1 nearest </w:t>
-      </w:r>
-      <w:proofErr w:type="gramStart"/>
-      <w:r>
-        <w:t>nodes</w:t>
-      </w:r>
-      <w:proofErr w:type="gramEnd"/>
-      <w:r>
-        <w:t>, retaining their natural order. In one</w:t>
-      </w:r>
-    </w:p>
-    <w:p>
-      <w:pPr>
-        <w:pStyle w:val="Code"/>
-      </w:pPr>
-      <w:r>
-        <w:t>// dimension these form a contiguous window. Ties choose the left node.</w:t>
-      </w:r>
-    </w:p>
-    <w:p>
-      <w:pPr>
-        <w:pStyle w:val="Code"/>
-      </w:pPr>
-      <w:proofErr w:type="spellStart"/>
-      <w:r>
-        <w:t>func</w:t>
-      </w:r>
-      <w:proofErr w:type="spellEnd"/>
+        <w:t xml:space="preserve">// Select degree+1 consecutive nodes forming a contiguous window whose</w:t>
+      </w:r>
+    </w:p>
+    <w:p>
+      <w:pPr>
+        <w:pStyle w:val="Code"/>
+      </w:pPr>
+      <w:r>
+        <w:t xml:space="preserve">// midpoint is closest to x. On an exact tie (or a difference within the</w:t>
+      </w:r>
+    </w:p>
+    <w:p>
+      <w:pPr>
+        <w:pStyle w:val="Code"/>
+      </w:pPr>
+      <w:r>
+        <w:t xml:space="preserve">// floating-point tolerance of the comparison) the window with the larger</w:t>
+      </w:r>
+    </w:p>
+    <w:p>
+      <w:pPr>
+        <w:pStyle w:val="Code"/>
+      </w:pPr>
+      <w:r>
+        <w:t xml:space="preserve">// start index wins, which keeps the windows regular and symmetric when</w:t>
+      </w:r>
+    </w:p>
+    <w:p>
+      <w:pPr>
+        <w:pStyle w:val="Code"/>
+      </w:pPr>
+      <w:r>
+        <w:t xml:space="preserve">// the new grid lands on original nodes or midpoints.</w:t>
+      </w:r>
+    </w:p>
+    <w:p>
+      <w:pPr>
+        <w:pStyle w:val="Code"/>
+      </w:pPr>
+      <w:r>
+        <w:t xml:space="preserve">func window(nodes []Point, x float64, degree int) int {</w:t>
+      </w:r>
+    </w:p>
+    <w:p>
+      <w:pPr>
+        <w:pStyle w:val="Code"/>
+      </w:pPr>
+      <w:r>
+        <w:tab/>
+      </w:r>
+      <w:r>
+        <w:t xml:space="preserve">tolerance := 1e-12 * (1 + math.Abs(x))</w:t>
+      </w:r>
+    </w:p>
+    <w:p>
+      <w:pPr>
+        <w:pStyle w:val="Code"/>
+      </w:pPr>
+      <w:r>
+        <w:tab/>
+      </w:r>
+      <w:r>
+        <w:t xml:space="preserve">best, bestDistance := 0, math.Inf(1)</w:t>
+      </w:r>
+    </w:p>
+    <w:p>
+      <w:pPr>
+        <w:pStyle w:val="Code"/>
+      </w:pPr>
+      <w:r>
+        <w:tab/>
+      </w:r>
+      <w:r>
+        <w:t xml:space="preserve">for s := 0; s+degree &lt; len(nodes); s++ {</w:t>
+      </w:r>
+    </w:p>
+    <w:p>
+      <w:pPr>
+        <w:pStyle w:val="Code"/>
+      </w:pPr>
+      <w:r>
+        <w:tab/>
+      </w:r>
+      <w:r>
+        <w:tab/>
+      </w:r>
+      <w:r>
+        <w:t xml:space="preserve">mid := (nodes[s].X + nodes[s+degree].X) / 2</w:t>
+      </w:r>
+    </w:p>
+    <w:p>
+      <w:pPr>
+        <w:pStyle w:val="Code"/>
+      </w:pPr>
+      <w:r>
+        <w:tab/>
+      </w:r>
+      <w:r>
+        <w:tab/>
+      </w:r>
+      <w:r>
+        <w:t xml:space="preserve">d := math.Abs(x - mid)</w:t>
+      </w:r>
+    </w:p>
+    <w:p>
+      <w:pPr>
+        <w:pStyle w:val="Code"/>
+      </w:pPr>
+      <w:r>
+        <w:tab/>
+      </w:r>
+      <w:r>
+        <w:tab/>
+      </w:r>
+      <w:r>
+        <w:t xml:space="preserve">switch {</w:t>
+      </w:r>
+    </w:p>
+    <w:p>
+      <w:pPr>
+        <w:pStyle w:val="Code"/>
+      </w:pPr>
+      <w:r>
+        <w:tab/>
+      </w:r>
+      <w:r>
+        <w:tab/>
+      </w:r>
+      <w:r>
+        <w:t xml:space="preserve">case d &lt; bestDistance-tolerance:</w:t>
+      </w:r>
+    </w:p>
+    <w:p>
+      <w:pPr>
+        <w:pStyle w:val="Code"/>
+      </w:pPr>
+      <w:r>
+        <w:tab/>
+      </w:r>
+      <w:r>
+        <w:tab/>
+      </w:r>
+      <w:r>
+        <w:tab/>
+      </w:r>
+      <w:r>
+        <w:t xml:space="preserve">best, bestDistance = s, d</w:t>
+      </w:r>
+    </w:p>
+    <w:p>
+      <w:pPr>
+        <w:pStyle w:val="Code"/>
+      </w:pPr>
+      <w:r>
+        <w:tab/>
+      </w:r>
+      <w:r>
+        <w:tab/>
+      </w:r>
+      <w:r>
+        <w:t xml:space="preserve">case d &lt;= bestDistance+tolerance &amp;&amp; s &gt; best:</w:t>
+      </w:r>
+    </w:p>
+    <w:p>
+      <w:pPr>
+        <w:pStyle w:val="Code"/>
+      </w:pPr>
+      <w:r>
+        <w:tab/>
+      </w:r>
+      <w:r>
+        <w:tab/>
+      </w:r>
+      <w:r>
+        <w:tab/>
+      </w:r>
+      <w:r>
+        <w:t xml:space="preserve">best, bestDistance = s, d</w:t>
+      </w:r>
+    </w:p>
+    <w:p>
+      <w:pPr>
+        <w:pStyle w:val="Code"/>
+      </w:pPr>
+      <w:r>
+        <w:tab/>
+      </w:r>
+      <w:r>
+        <w:tab/>
+      </w:r>
+      <w:r>
+        <w:t xml:space="preserve">}</w:t>
+      </w:r>
+    </w:p>
+    <w:p>
+      <w:pPr>
+        <w:pStyle w:val="Code"/>
+      </w:pPr>
+      <w:r>
+        <w:tab/>
+      </w:r>
+      <w:r>
+        <w:t xml:space="preserve">}</w:t>
+      </w:r>
+    </w:p>
+    <w:p>
+      <w:pPr>
+        <w:pStyle w:val="Code"/>
+      </w:pPr>
+      <w:r>
+        <w:tab/>
+      </w:r>
+      <w:r>
+        <w:t xml:space="preserve">return best</w:t>
+      </w:r>
+    </w:p>
+    <w:p>
+      <w:pPr>
+        <w:pStyle w:val="Code"/>
+      </w:pPr>
+      <w:r>
+        <w:t xml:space="preserve">}</w:t>
+      </w:r>
+    </w:p>
+    <w:p>
+      <w:pPr>
+        <w:pStyle w:val="Code"/>
+      </w:pPr>
       <w:r>
         <w:t xml:space="preserve"> </w:t>
-      </w:r>
-      <w:proofErr w:type="gramStart"/>
-      <w:r>
-        <w:t>window(</w:t>
-      </w:r>
-      <w:proofErr w:type="gramEnd"/>
-      <w:r>
-        <w:t>nodes []Point, x float64, degree int) int {</w:t>
-      </w:r>
-    </w:p>
-    <w:p>
-      <w:pPr>
-        <w:pStyle w:val="Code"/>
-      </w:pPr>
-      <w:r>
-        <w:tab/>
-      </w:r>
-      <w:proofErr w:type="gramStart"/>
-      <w:r>
-        <w:t>r :</w:t>
-      </w:r>
-      <w:proofErr w:type="gramEnd"/>
-      <w:r>
-        <w:t xml:space="preserve">= </w:t>
-      </w:r>
-      <w:proofErr w:type="spellStart"/>
-      <w:r>
-        <w:t>sort.Search</w:t>
-      </w:r>
-      <w:proofErr w:type="spellEnd"/>
-      <w:r>
-        <w:t>(</w:t>
-      </w:r>
-      <w:proofErr w:type="spellStart"/>
-      <w:r>
-        <w:t>len</w:t>
-      </w:r>
-      <w:proofErr w:type="spellEnd"/>
-      <w:r>
-        <w:t xml:space="preserve">(nodes), </w:t>
-      </w:r>
-      <w:proofErr w:type="spellStart"/>
-      <w:r>
-        <w:t>func</w:t>
-      </w:r>
-      <w:proofErr w:type="spellEnd"/>
-      <w:r>
-        <w:t>(i int) bool { return nodes[i].X &gt;= x })</w:t>
-      </w:r>
-    </w:p>
-    <w:p>
-      <w:pPr>
-        <w:pStyle w:val="Code"/>
-      </w:pPr>
-      <w:r>
-        <w:tab/>
-      </w:r>
-      <w:proofErr w:type="gramStart"/>
-      <w:r>
-        <w:t>l :</w:t>
-      </w:r>
-      <w:proofErr w:type="gramEnd"/>
-      <w:r>
-        <w:t>= r - 1</w:t>
-      </w:r>
-    </w:p>
-    <w:p>
-      <w:pPr>
-        <w:pStyle w:val="Code"/>
-      </w:pPr>
-      <w:r>
-        <w:tab/>
-        <w:t xml:space="preserve">for </w:t>
-      </w:r>
-      <w:proofErr w:type="gramStart"/>
-      <w:r>
-        <w:t>i :</w:t>
-      </w:r>
-      <w:proofErr w:type="gramEnd"/>
-      <w:r>
-        <w:t>= 0; i &lt;= degree; i++ {</w:t>
-      </w:r>
-    </w:p>
-    <w:p>
-      <w:pPr>
-        <w:pStyle w:val="Code"/>
-      </w:pPr>
-      <w:r>
-        <w:tab/>
-      </w:r>
-      <w:r>
-        <w:tab/>
-        <w:t>if l &lt; 0 {</w:t>
-      </w:r>
-    </w:p>
-    <w:p>
-      <w:pPr>
-        <w:pStyle w:val="Code"/>
-      </w:pPr>
-      <w:r>
-        <w:tab/>
-      </w:r>
-      <w:r>
-        <w:tab/>
-      </w:r>
-      <w:r>
-        <w:tab/>
-        <w:t>r++</w:t>
-      </w:r>
-    </w:p>
-    <w:p>
-      <w:pPr>
-        <w:pStyle w:val="Code"/>
-      </w:pPr>
-      <w:r>
-        <w:tab/>
-      </w:r>
-      <w:r>
-        <w:tab/>
-        <w:t xml:space="preserve">} else if r &gt;= </w:t>
-      </w:r>
-      <w:proofErr w:type="spellStart"/>
-      <w:r>
-        <w:t>len</w:t>
-      </w:r>
-      <w:proofErr w:type="spellEnd"/>
-      <w:r>
-        <w:t>(nodes) || x-nodes[l].X &lt;= nodes[r].X-x {</w:t>
-      </w:r>
-    </w:p>
-    <w:p>
-      <w:pPr>
-        <w:pStyle w:val="Code"/>
-      </w:pPr>
-      <w:r>
-        <w:tab/>
-      </w:r>
-      <w:r>
-        <w:tab/>
-      </w:r>
-      <w:r>
-        <w:tab/>
-        <w:t>l--</w:t>
-      </w:r>
-    </w:p>
-    <w:p>
-      <w:pPr>
-        <w:pStyle w:val="Code"/>
-      </w:pPr>
-      <w:r>
-        <w:tab/>
-      </w:r>
-      <w:r>
-        <w:tab/>
-        <w:t>} else {</w:t>
-      </w:r>
-    </w:p>
-    <w:p>
-      <w:pPr>
-        <w:pStyle w:val="Code"/>
-      </w:pPr>
-      <w:r>
-        <w:tab/>
-      </w:r>
-      <w:r>
-        <w:tab/>
-      </w:r>
-      <w:r>
-        <w:tab/>
-        <w:t>r++</w:t>
-      </w:r>
-    </w:p>
-    <w:p>
-      <w:pPr>
-        <w:pStyle w:val="Code"/>
-      </w:pPr>
-      <w:r>
-        <w:tab/>
-      </w:r>
-      <w:r>
-        <w:tab/>
-        <w:t>}</w:t>
-      </w:r>
-    </w:p>
-    <w:p>
-      <w:pPr>
-        <w:pStyle w:val="Code"/>
-      </w:pPr>
-      <w:r>
-        <w:tab/>
-        <w:t>}</w:t>
-      </w:r>
-    </w:p>
-    <w:p>
-      <w:pPr>
-        <w:pStyle w:val="Code"/>
-      </w:pPr>
-      <w:r>
-        <w:tab/>
-        <w:t>return l + 1</w:t>
-      </w:r>
-    </w:p>
-    <w:p>
-      <w:pPr>
-        <w:pStyle w:val="Code"/>
-      </w:pPr>
-      <w:r>
-        <w:t>}</w:t>
       </w:r>
     </w:p>
     <w:p>
@@ -20620,46 +20557,6 @@
         <w:t>in.N</w:t>
       </w:r>
       <w:proofErr w:type="spellEnd"/>
-    </w:p>
-    <w:p>
-      <w:pPr>
-        <w:pStyle w:val="Code"/>
-      </w:pPr>
-      <w:r>
-        <w:tab/>
-        <w:t xml:space="preserve">if </w:t>
-      </w:r>
-      <w:proofErr w:type="spellStart"/>
-      <w:proofErr w:type="gramStart"/>
-      <w:r>
-        <w:t>in.Method</w:t>
-      </w:r>
-      <w:proofErr w:type="spellEnd"/>
-      <w:proofErr w:type="gramEnd"/>
-      <w:r>
-        <w:t xml:space="preserve"> == "gauss" {</w:t>
-      </w:r>
-    </w:p>
-    <w:p>
-      <w:pPr>
-        <w:pStyle w:val="Code"/>
-      </w:pPr>
-      <w:r>
-        <w:tab/>
-      </w:r>
-      <w:r>
-        <w:tab/>
-        <w:t>n = 1</w:t>
-      </w:r>
-    </w:p>
-    <w:p>
-      <w:pPr>
-        <w:pStyle w:val="Code"/>
-      </w:pPr>
-      <w:r>
-        <w:tab/>
-        <w:t>}</w:t>
-      </w:r>
     </w:p>
     <w:p>
       <w:pPr>
@@ -22279,13 +22176,13 @@
         <w:rPr>
           <w:lang w:val="ru-RU"/>
         </w:rPr>
-        <w:t xml:space="preserve">картинки работы </w:t>
-      </w:r>
-      <w:r>
-        <w:rPr>
-          <w:lang w:val="ru-RU"/>
-        </w:rPr>
-        <w:t>заданий 6.3–6.5.</w:t>
+        <w:t xml:space="preserve">результаты работы программы по </w:t>
+      </w:r>
+      <w:r>
+        <w:rPr>
+          <w:lang w:val="ru-RU"/>
+        </w:rPr>
+        <w:t>заданиям 6.3–6.5.</w:t>
       </w:r>
     </w:p>
     <w:p>
@@ -22311,7 +22208,7 @@
           <w:noProof/>
           <w:lang w:val="ru-RU"/>
         </w:rPr>
-        <w:t>Изображения приведены на следующих страницах</w:t>
+        <w:t>На рисунках Б.1 и Б.2 приведены результаты интерполяции (задание 6.3), на рисунках Б.3 и Б.4 – результаты численного дифференцирования (задание 6.4), на рисунках Б.5 и Б.6 – сходимость квадратурных формул (задание 6.5)</w:t>
       </w:r>
       <w:r>
         <w:rPr>
@@ -22322,6 +22219,396 @@
       </w:r>
       <w:bookmarkStart w:id="26" w:name="_GoBack"/>
       <w:bookmarkEnd w:id="26"/>
+    </w:p>
+    <w:p>
+      <w:pPr>
+        <w:keepNext/>
+        <w:spacing w:before="240" w:line="240" w:lineRule="auto"/>
+        <w:ind w:firstLine="0"/>
+        <w:jc w:val="center"/>
+      </w:pPr>
+      <w:r>
+        <w:rPr>
+          <w:noProof/>
+        </w:rPr>
+        <w:drawing>
+          <wp:inline distT="0" distB="0" distL="0" distR="0">
+            <wp:extent cx="4860000" cy="2860000"/>
+            <wp:effectExtent l="0" t="0" r="0" b="0"/>
+            <wp:docPr id="100" name="Picture 100"/>
+            <wp:cNvGraphicFramePr>
+              <a:graphicFrameLocks xmlns:a="http://schemas.openxmlformats.org/drawingml/2006/main" noChangeAspect="1"/>
+            </wp:cNvGraphicFramePr>
+            <a:graphic xmlns:a="http://schemas.openxmlformats.org/drawingml/2006/main">
+              <a:graphicData uri="http://schemas.openxmlformats.org/drawingml/2006/picture">
+                <pic:pic xmlns:pic="http://schemas.openxmlformats.org/drawingml/2006/picture">
+                  <pic:nvPicPr>
+                    <pic:cNvPr id="100" name="appendix_B1.png"/>
+                    <pic:cNvPicPr/>
+                  </pic:nvPicPr>
+                  <pic:blipFill>
+                    <a:blip r:embed="rId18"/>
+                    <a:stretch>
+                      <a:fillRect/>
+                    </a:stretch>
+                  </pic:blipFill>
+                  <pic:spPr>
+                    <a:xfrm>
+                      <a:off x="0" y="0"/>
+                      <a:ext cx="4860000" cy="2860000"/>
+                    </a:xfrm>
+                    <a:prstGeom prst="rect">
+                      <a:avLst/>
+                    </a:prstGeom>
+                  </pic:spPr>
+                </pic:pic>
+              </a:graphicData>
+            </a:graphic>
+          </wp:inline>
+        </w:drawing>
+      </w:r>
+    </w:p>
+    <w:p>
+      <w:pPr>
+        <w:keepLines/>
+        <w:spacing w:before="120" w:after="420" w:line="240" w:lineRule="auto"/>
+        <w:ind w:firstLine="0"/>
+        <w:jc w:val="center"/>
+        <w:rPr>
+          <w:lang w:val="ru-RU"/>
+        </w:rPr>
+      </w:pPr>
+      <w:r>
+        <w:rPr>
+          <w:lang w:val="ru-RU"/>
+        </w:rPr>
+        <w:t>Рисунок Б.1 – Интерполяция функции f(x) = √x + 1 полиномом Ньютона третьей степени</w:t>
+      </w:r>
+    </w:p>
+    <w:p>
+      <w:pPr>
+        <w:keepNext/>
+        <w:spacing w:before="240" w:line="240" w:lineRule="auto"/>
+        <w:ind w:firstLine="0"/>
+        <w:jc w:val="center"/>
+      </w:pPr>
+      <w:r>
+        <w:rPr>
+          <w:noProof/>
+        </w:rPr>
+        <w:drawing>
+          <wp:inline distT="0" distB="0" distL="0" distR="0">
+            <wp:extent cx="4860000" cy="2860000"/>
+            <wp:effectExtent l="0" t="0" r="0" b="0"/>
+            <wp:docPr id="101" name="Picture 101"/>
+            <wp:cNvGraphicFramePr>
+              <a:graphicFrameLocks xmlns:a="http://schemas.openxmlformats.org/drawingml/2006/main" noChangeAspect="1"/>
+            </wp:cNvGraphicFramePr>
+            <a:graphic xmlns:a="http://schemas.openxmlformats.org/drawingml/2006/main">
+              <a:graphicData uri="http://schemas.openxmlformats.org/drawingml/2006/picture">
+                <pic:pic xmlns:pic="http://schemas.openxmlformats.org/drawingml/2006/picture">
+                  <pic:nvPicPr>
+                    <pic:cNvPr id="101" name="appendix_B2.png"/>
+                    <pic:cNvPicPr/>
+                  </pic:nvPicPr>
+                  <pic:blipFill>
+                    <a:blip r:embed="rId19"/>
+                    <a:stretch>
+                      <a:fillRect/>
+                    </a:stretch>
+                  </pic:blipFill>
+                  <pic:spPr>
+                    <a:xfrm>
+                      <a:off x="0" y="0"/>
+                      <a:ext cx="4860000" cy="2860000"/>
+                    </a:xfrm>
+                    <a:prstGeom prst="rect">
+                      <a:avLst/>
+                    </a:prstGeom>
+                  </pic:spPr>
+                </pic:pic>
+              </a:graphicData>
+            </a:graphic>
+          </wp:inline>
+        </w:drawing>
+      </w:r>
+    </w:p>
+    <w:p>
+      <w:pPr>
+        <w:keepLines/>
+        <w:spacing w:before="120" w:after="420" w:line="240" w:lineRule="auto"/>
+        <w:ind w:firstLine="0"/>
+        <w:jc w:val="center"/>
+        <w:rPr>
+          <w:lang w:val="ru-RU"/>
+        </w:rPr>
+      </w:pPr>
+      <w:r>
+        <w:rPr>
+          <w:lang w:val="ru-RU"/>
+        </w:rPr>
+        <w:t>Рисунок Б.2 – Абсолютная погрешность интерполяции на новой сетке</w:t>
+      </w:r>
+    </w:p>
+    <w:p>
+      <w:pPr>
+        <w:keepNext/>
+        <w:spacing w:before="240" w:line="240" w:lineRule="auto"/>
+        <w:ind w:firstLine="0"/>
+        <w:jc w:val="center"/>
+      </w:pPr>
+      <w:r>
+        <w:rPr>
+          <w:noProof/>
+        </w:rPr>
+        <w:drawing>
+          <wp:inline distT="0" distB="0" distL="0" distR="0">
+            <wp:extent cx="4860000" cy="2860000"/>
+            <wp:effectExtent l="0" t="0" r="0" b="0"/>
+            <wp:docPr id="102" name="Picture 102"/>
+            <wp:cNvGraphicFramePr>
+              <a:graphicFrameLocks xmlns:a="http://schemas.openxmlformats.org/drawingml/2006/main" noChangeAspect="1"/>
+            </wp:cNvGraphicFramePr>
+            <a:graphic xmlns:a="http://schemas.openxmlformats.org/drawingml/2006/main">
+              <a:graphicData uri="http://schemas.openxmlformats.org/drawingml/2006/picture">
+                <pic:pic xmlns:pic="http://schemas.openxmlformats.org/drawingml/2006/picture">
+                  <pic:nvPicPr>
+                    <pic:cNvPr id="102" name="appendix_B3.png"/>
+                    <pic:cNvPicPr/>
+                  </pic:nvPicPr>
+                  <pic:blipFill>
+                    <a:blip r:embed="rId20"/>
+                    <a:stretch>
+                      <a:fillRect/>
+                    </a:stretch>
+                  </pic:blipFill>
+                  <pic:spPr>
+                    <a:xfrm>
+                      <a:off x="0" y="0"/>
+                      <a:ext cx="4860000" cy="2860000"/>
+                    </a:xfrm>
+                    <a:prstGeom prst="rect">
+                      <a:avLst/>
+                    </a:prstGeom>
+                  </pic:spPr>
+                </pic:pic>
+              </a:graphicData>
+            </a:graphic>
+          </wp:inline>
+        </w:drawing>
+      </w:r>
+    </w:p>
+    <w:p>
+      <w:pPr>
+        <w:keepLines/>
+        <w:spacing w:before="120" w:after="420" w:line="240" w:lineRule="auto"/>
+        <w:ind w:firstLine="0"/>
+        <w:jc w:val="center"/>
+        <w:rPr>
+          <w:lang w:val="ru-RU"/>
+        </w:rPr>
+      </w:pPr>
+      <w:r>
+        <w:rPr>
+          <w:lang w:val="ru-RU"/>
+        </w:rPr>
+        <w:t>Рисунок Б.3 – Первая производная интерполяционного полинома и исходной функции</w:t>
+      </w:r>
+    </w:p>
+    <w:p>
+      <w:pPr>
+        <w:keepNext/>
+        <w:spacing w:before="240" w:line="240" w:lineRule="auto"/>
+        <w:ind w:firstLine="0"/>
+        <w:jc w:val="center"/>
+      </w:pPr>
+      <w:r>
+        <w:rPr>
+          <w:noProof/>
+        </w:rPr>
+        <w:drawing>
+          <wp:inline distT="0" distB="0" distL="0" distR="0">
+            <wp:extent cx="4860000" cy="2860000"/>
+            <wp:effectExtent l="0" t="0" r="0" b="0"/>
+            <wp:docPr id="103" name="Picture 103"/>
+            <wp:cNvGraphicFramePr>
+              <a:graphicFrameLocks xmlns:a="http://schemas.openxmlformats.org/drawingml/2006/main" noChangeAspect="1"/>
+            </wp:cNvGraphicFramePr>
+            <a:graphic xmlns:a="http://schemas.openxmlformats.org/drawingml/2006/main">
+              <a:graphicData uri="http://schemas.openxmlformats.org/drawingml/2006/picture">
+                <pic:pic xmlns:pic="http://schemas.openxmlformats.org/drawingml/2006/picture">
+                  <pic:nvPicPr>
+                    <pic:cNvPr id="103" name="appendix_B4.png"/>
+                    <pic:cNvPicPr/>
+                  </pic:nvPicPr>
+                  <pic:blipFill>
+                    <a:blip r:embed="rId21"/>
+                    <a:stretch>
+                      <a:fillRect/>
+                    </a:stretch>
+                  </pic:blipFill>
+                  <pic:spPr>
+                    <a:xfrm>
+                      <a:off x="0" y="0"/>
+                      <a:ext cx="4860000" cy="2860000"/>
+                    </a:xfrm>
+                    <a:prstGeom prst="rect">
+                      <a:avLst/>
+                    </a:prstGeom>
+                  </pic:spPr>
+                </pic:pic>
+              </a:graphicData>
+            </a:graphic>
+          </wp:inline>
+        </w:drawing>
+      </w:r>
+    </w:p>
+    <w:p>
+      <w:pPr>
+        <w:keepLines/>
+        <w:spacing w:before="120" w:after="420" w:line="240" w:lineRule="auto"/>
+        <w:ind w:firstLine="0"/>
+        <w:jc w:val="center"/>
+        <w:rPr>
+          <w:lang w:val="ru-RU"/>
+        </w:rPr>
+      </w:pPr>
+      <w:r>
+        <w:rPr>
+          <w:lang w:val="ru-RU"/>
+        </w:rPr>
+        <w:t>Рисунок Б.4 – Вторая производная интерполяционного полинома и исходной функции</w:t>
+      </w:r>
+    </w:p>
+    <w:p>
+      <w:pPr>
+        <w:keepNext/>
+        <w:spacing w:before="240" w:line="240" w:lineRule="auto"/>
+        <w:ind w:firstLine="0"/>
+        <w:jc w:val="center"/>
+      </w:pPr>
+      <w:r>
+        <w:rPr>
+          <w:noProof/>
+        </w:rPr>
+        <w:drawing>
+          <wp:inline distT="0" distB="0" distL="0" distR="0">
+            <wp:extent cx="4860000" cy="2860000"/>
+            <wp:effectExtent l="0" t="0" r="0" b="0"/>
+            <wp:docPr id="104" name="Picture 104"/>
+            <wp:cNvGraphicFramePr>
+              <a:graphicFrameLocks xmlns:a="http://schemas.openxmlformats.org/drawingml/2006/main" noChangeAspect="1"/>
+            </wp:cNvGraphicFramePr>
+            <a:graphic xmlns:a="http://schemas.openxmlformats.org/drawingml/2006/main">
+              <a:graphicData uri="http://schemas.openxmlformats.org/drawingml/2006/picture">
+                <pic:pic xmlns:pic="http://schemas.openxmlformats.org/drawingml/2006/picture">
+                  <pic:nvPicPr>
+                    <pic:cNvPr id="104" name="appendix_B5.png"/>
+                    <pic:cNvPicPr/>
+                  </pic:nvPicPr>
+                  <pic:blipFill>
+                    <a:blip r:embed="rId22"/>
+                    <a:stretch>
+                      <a:fillRect/>
+                    </a:stretch>
+                  </pic:blipFill>
+                  <pic:spPr>
+                    <a:xfrm>
+                      <a:off x="0" y="0"/>
+                      <a:ext cx="4860000" cy="2860000"/>
+                    </a:xfrm>
+                    <a:prstGeom prst="rect">
+                      <a:avLst/>
+                    </a:prstGeom>
+                  </pic:spPr>
+                </pic:pic>
+              </a:graphicData>
+            </a:graphic>
+          </wp:inline>
+        </w:drawing>
+      </w:r>
+    </w:p>
+    <w:p>
+      <w:pPr>
+        <w:keepLines/>
+        <w:spacing w:before="120" w:after="420" w:line="240" w:lineRule="auto"/>
+        <w:ind w:firstLine="0"/>
+        <w:jc w:val="center"/>
+        <w:rPr>
+          <w:lang w:val="ru-RU"/>
+        </w:rPr>
+      </w:pPr>
+      <w:r>
+        <w:rPr>
+          <w:lang w:val="ru-RU"/>
+        </w:rPr>
+        <w:t>Рисунок Б.5 – Сходимость составной формулы Симпсона</w:t>
+      </w:r>
+    </w:p>
+    <w:p>
+      <w:pPr>
+        <w:keepNext/>
+        <w:spacing w:before="240" w:line="240" w:lineRule="auto"/>
+        <w:ind w:firstLine="0"/>
+        <w:jc w:val="center"/>
+      </w:pPr>
+      <w:r>
+        <w:rPr>
+          <w:noProof/>
+        </w:rPr>
+        <w:drawing>
+          <wp:inline distT="0" distB="0" distL="0" distR="0">
+            <wp:extent cx="4860000" cy="2860000"/>
+            <wp:effectExtent l="0" t="0" r="0" b="0"/>
+            <wp:docPr id="105" name="Picture 105"/>
+            <wp:cNvGraphicFramePr>
+              <a:graphicFrameLocks xmlns:a="http://schemas.openxmlformats.org/drawingml/2006/main" noChangeAspect="1"/>
+            </wp:cNvGraphicFramePr>
+            <a:graphic xmlns:a="http://schemas.openxmlformats.org/drawingml/2006/main">
+              <a:graphicData uri="http://schemas.openxmlformats.org/drawingml/2006/picture">
+                <pic:pic xmlns:pic="http://schemas.openxmlformats.org/drawingml/2006/picture">
+                  <pic:nvPicPr>
+                    <pic:cNvPr id="105" name="appendix_B6.png"/>
+                    <pic:cNvPicPr/>
+                  </pic:nvPicPr>
+                  <pic:blipFill>
+                    <a:blip r:embed="rId23"/>
+                    <a:stretch>
+                      <a:fillRect/>
+                    </a:stretch>
+                  </pic:blipFill>
+                  <pic:spPr>
+                    <a:xfrm>
+                      <a:off x="0" y="0"/>
+                      <a:ext cx="4860000" cy="2860000"/>
+                    </a:xfrm>
+                    <a:prstGeom prst="rect">
+                      <a:avLst/>
+                    </a:prstGeom>
+                  </pic:spPr>
+                </pic:pic>
+              </a:graphicData>
+            </a:graphic>
+          </wp:inline>
+        </w:drawing>
+      </w:r>
+    </w:p>
+    <w:p>
+      <w:pPr>
+        <w:keepLines/>
+        <w:spacing w:before="120" w:after="420" w:line="240" w:lineRule="auto"/>
+        <w:ind w:firstLine="0"/>
+        <w:jc w:val="center"/>
+        <w:rPr>
+          <w:lang w:val="ru-RU"/>
+        </w:rPr>
+      </w:pPr>
+      <w:r>
+        <w:rPr>
+          <w:lang w:val="ru-RU"/>
+        </w:rPr>
+        <w:t>Рисунок Б.6 – Сходимость составной формулы Гаусса – Лежандра</w:t>
+      </w:r>
     </w:p>
     <w:sectPr>
       <w:footerReference w:type="default" r:id="rId14"/>
